--- a/docs/CICD-New-Bench-Prompt.docx
+++ b/docs/CICD-New-Bench-Prompt.docx
@@ -566,6 +566,162 @@
           <w:rFonts w:ascii="Consolas" w:hAnsi="Consolas"/>
           <w:sz w:val="17"/>
         </w:rPr>
+        <w:t>=== WHO DOES WHAT ===</w:t>
+      </w:r>
+      <w:r>
+        <w:br/>
+      </w:r>
+      <w:r>
+        <w:rPr>
+          <w:rFonts w:ascii="Consolas" w:hAnsi="Consolas"/>
+          <w:sz w:val="17"/>
+        </w:rPr>
+      </w:r>
+      <w:r>
+        <w:br/>
+      </w:r>
+      <w:r>
+        <w:rPr>
+          <w:rFonts w:ascii="Consolas" w:hAnsi="Consolas"/>
+          <w:sz w:val="17"/>
+        </w:rPr>
+        <w:t>YOU do, through the dokploy MCP - I am not creating anything by hand:</w:t>
+      </w:r>
+      <w:r>
+        <w:br/>
+      </w:r>
+      <w:r>
+        <w:rPr>
+          <w:rFonts w:ascii="Consolas" w:hAnsi="Consolas"/>
+          <w:sz w:val="17"/>
+        </w:rPr>
+        <w:t xml:space="preserve">  project-create, compose-create, compose-update (the compose file),</w:t>
+      </w:r>
+      <w:r>
+        <w:br/>
+      </w:r>
+      <w:r>
+        <w:rPr>
+          <w:rFonts w:ascii="Consolas" w:hAnsi="Consolas"/>
+          <w:sz w:val="17"/>
+        </w:rPr>
+        <w:t xml:space="preserve">  compose-saveEnvironment (the env vars), domain-create, compose-deploy.</w:t>
+      </w:r>
+      <w:r>
+        <w:br/>
+      </w:r>
+      <w:r>
+        <w:rPr>
+          <w:rFonts w:ascii="Consolas" w:hAnsi="Consolas"/>
+          <w:sz w:val="17"/>
+        </w:rPr>
+      </w:r>
+      <w:r>
+        <w:br/>
+      </w:r>
+      <w:r>
+        <w:rPr>
+          <w:rFonts w:ascii="Consolas" w:hAnsi="Consolas"/>
+          <w:sz w:val="17"/>
+        </w:rPr>
+        <w:t>I do, because you cannot:</w:t>
+      </w:r>
+      <w:r>
+        <w:br/>
+      </w:r>
+      <w:r>
+        <w:rPr>
+          <w:rFonts w:ascii="Consolas" w:hAnsi="Consolas"/>
+          <w:sz w:val="17"/>
+        </w:rPr>
+        <w:t xml:space="preserve">  - point the DNS A record at the server (before you deploy anything)</w:t>
+      </w:r>
+      <w:r>
+        <w:br/>
+      </w:r>
+      <w:r>
+        <w:rPr>
+          <w:rFonts w:ascii="Consolas" w:hAnsi="Consolas"/>
+          <w:sz w:val="17"/>
+        </w:rPr>
+        <w:t xml:space="preserve">  - grant 360ithubdev read access to any private repo that lacks it</w:t>
+      </w:r>
+      <w:r>
+        <w:br/>
+      </w:r>
+      <w:r>
+        <w:rPr>
+          <w:rFonts w:ascii="Consolas" w:hAnsi="Consolas"/>
+          <w:sz w:val="17"/>
+        </w:rPr>
+        <w:t xml:space="preserve">  - complete the ERPNext setup wizard at the end</w:t>
+      </w:r>
+      <w:r>
+        <w:br/>
+      </w:r>
+      <w:r>
+        <w:rPr>
+          <w:rFonts w:ascii="Consolas" w:hAnsi="Consolas"/>
+          <w:sz w:val="17"/>
+        </w:rPr>
+        <w:t xml:space="preserve">  - copy GIT_SSH_KEY_B64 across from an existing bench, if you need me to:</w:t>
+      </w:r>
+      <w:r>
+        <w:br/>
+      </w:r>
+      <w:r>
+        <w:rPr>
+          <w:rFonts w:ascii="Consolas" w:hAnsi="Consolas"/>
+          <w:sz w:val="17"/>
+        </w:rPr>
+        <w:t xml:space="preserve">    Dokploy -&gt; the tncv2-bench compose -&gt; Environment -&gt; copy that value.</w:t>
+      </w:r>
+      <w:r>
+        <w:br/>
+      </w:r>
+      <w:r>
+        <w:rPr>
+          <w:rFonts w:ascii="Consolas" w:hAnsi="Consolas"/>
+          <w:sz w:val="17"/>
+        </w:rPr>
+        <w:t xml:space="preserve">    The MCP redacts it, so you cannot read it yourself.</w:t>
+      </w:r>
+      <w:r>
+        <w:br/>
+      </w:r>
+      <w:r>
+        <w:rPr>
+          <w:rFonts w:ascii="Consolas" w:hAnsi="Consolas"/>
+          <w:sz w:val="17"/>
+        </w:rPr>
+      </w:r>
+      <w:r>
+        <w:br/>
+      </w:r>
+      <w:r>
+        <w:rPr>
+          <w:rFonts w:ascii="Consolas" w:hAnsi="Consolas"/>
+          <w:sz w:val="17"/>
+        </w:rPr>
+        <w:t>Ask me for anything on my list at the moment you need it, not all at the start.</w:t>
+      </w:r>
+      <w:r>
+        <w:br/>
+      </w:r>
+      <w:r>
+        <w:rPr>
+          <w:rFonts w:ascii="Consolas" w:hAnsi="Consolas"/>
+          <w:sz w:val="17"/>
+        </w:rPr>
+      </w:r>
+      <w:r>
+        <w:br/>
+      </w:r>
+      <w:r>
+        <w:rPr>
+          <w:rFonts w:ascii="Consolas" w:hAnsi="Consolas"/>
+          <w:sz w:val="17"/>
+        </w:rPr>
         <w:t>=== STEP 2: CREATE THE PROJECT AND COMPOSE ===</w:t>
       </w:r>
       <w:r>
@@ -624,7 +780,7 @@
           <w:rFonts w:ascii="Consolas" w:hAnsi="Consolas"/>
           <w:sz w:val="17"/>
         </w:rPr>
-        <w:t>Give me the env vars I must set in Dokploy, and tell me which I must generate:</w:t>
+        <w:t>Set these env vars yourself with compose-saveEnvironment:</w:t>
       </w:r>
       <w:r>
         <w:br/>
@@ -663,7 +819,7 @@
           <w:rFonts w:ascii="Consolas" w:hAnsi="Consolas"/>
           <w:sz w:val="17"/>
         </w:rPr>
-        <w:t>GIT_SSH_KEY_B64 is the base64 of the private deploy key registered on</w:t>
+        <w:t>Generate DB_ROOT_PASSWORD and ADMIN_PASSWORD yourself - long and random. Do NOT</w:t>
       </w:r>
       <w:r>
         <w:br/>
@@ -673,7 +829,27 @@
           <w:rFonts w:ascii="Consolas" w:hAnsi="Consolas"/>
           <w:sz w:val="17"/>
         </w:rPr>
-        <w:t>`360ithubdev`. Tell me the exact command to produce it. Never print the key.</w:t>
+        <w:t>print them in the chat. Tell me instead that I can read them in Dokploy under</w:t>
+      </w:r>
+      <w:r>
+        <w:br/>
+      </w:r>
+      <w:r>
+        <w:rPr>
+          <w:rFonts w:ascii="Consolas" w:hAnsi="Consolas"/>
+          <w:sz w:val="17"/>
+        </w:rPr>
+        <w:t>the compose service's Environment tab, and that I will need ADMIN_PASSWORD to</w:t>
+      </w:r>
+      <w:r>
+        <w:br/>
+      </w:r>
+      <w:r>
+        <w:rPr>
+          <w:rFonts w:ascii="Consolas" w:hAnsi="Consolas"/>
+          <w:sz w:val="17"/>
+        </w:rPr>
+        <w:t>log in as Administrator at the end.</w:t>
       </w:r>
       <w:r>
         <w:br/>

--- a/docs/CICD-New-Bench-Prompt.docx
+++ b/docs/CICD-New-Bench-Prompt.docx
@@ -16,7 +16,7 @@
         <w:ind w:left="0"/>
       </w:pPr>
       <w:r>
-        <w:t xml:space="preserve">Use this when you want a </w:t>
+        <w:t xml:space="preserve">Use this for a </w:t>
       </w:r>
       <w:r>
         <w:rPr>
@@ -25,18 +25,16 @@
         <w:t>brand new Dokploy project</w:t>
       </w:r>
       <w:r>
-        <w:t xml:space="preserve"> — a new company, its own site, its own apps. Once the bench is live, use </w:t>
-      </w:r>
-      <w:r>
-        <w:rPr>
-          <w:rFonts w:ascii="Consolas" w:hAnsi="Consolas"/>
-          <w:color w:val="A3115E"/>
-          <w:sz w:val="19"/>
-        </w:rPr>
-        <w:t>CLAUDE-PROMPT.md</w:t>
-      </w:r>
-      <w:r>
-        <w:t xml:space="preserve"> to put CI/CD on each custom app.</w:t>
+        <w:t xml:space="preserve"> — new company, its own site, its own apps. Works on </w:t>
+      </w:r>
+      <w:r>
+        <w:rPr>
+          <w:b/>
+        </w:rPr>
+        <w:t>any</w:t>
+      </w:r>
+      <w:r>
+        <w:t xml:space="preserve"> Dokploy server: the compose file is included in full, so nothing has to already exist.</w:t>
       </w:r>
     </w:p>
     <w:p>
@@ -45,12 +43,31 @@
         <w:ind w:left="0"/>
       </w:pPr>
       <w:r>
-        <w:t>Edit the input block, paste the whole thing into Claude Code.</w:t>
+        <w:t xml:space="preserve">Once the bench is live, use </w:t>
+      </w:r>
+      <w:r>
+        <w:rPr>
+          <w:rFonts w:ascii="Consolas" w:hAnsi="Consolas"/>
+          <w:color w:val="A3115E"/>
+          <w:sz w:val="19"/>
+        </w:rPr>
+        <w:t>CLAUDE-PROMPT.md</w:t>
+      </w:r>
+      <w:r>
+        <w:t xml:space="preserve"> to put CI/CD on each custom app.</w:t>
       </w:r>
     </w:p>
     <w:p>
       <w:pPr>
-        <w:keepLines/>
+        <w:spacing w:after="120"/>
+        <w:ind w:left="0"/>
+      </w:pPr>
+      <w:r>
+        <w:t>Edit the input block at the top, paste the whole thing into Claude Code.</w:t>
+      </w:r>
+    </w:p>
+    <w:p>
+      <w:pPr>
         <w:spacing w:before="120" w:after="160" w:line="240" w:lineRule="auto"/>
         <w:ind w:left="259" w:right="144"/>
         <w:shd w:val="clear" w:color="auto" w:fill="F2F2F2"/>
@@ -60,7 +77,7 @@
           <w:rFonts w:ascii="Consolas" w:hAnsi="Consolas"/>
           <w:sz w:val="17"/>
         </w:rPr>
-        <w:t>Create a new Frappe/ERPNext v15 bench on our Dokploy server for a new client,</w:t>
+        <w:t>Create a new Frappe/ERPNext v15 bench on a Dokploy server for a new client,</w:t>
       </w:r>
       <w:r>
         <w:br/>
@@ -138,17 +155,47 @@
           <w:rFonts w:ascii="Consolas" w:hAnsi="Consolas"/>
           <w:sz w:val="17"/>
         </w:rPr>
-        <w:t>Standard apps:            &lt;&lt;erpnext, hrms, india_compliance&gt;&gt;</w:t>
-      </w:r>
-      <w:r>
-        <w:br/>
-      </w:r>
-      <w:r>
-        <w:rPr>
-          <w:rFonts w:ascii="Consolas" w:hAnsi="Consolas"/>
-          <w:sz w:val="17"/>
-        </w:rPr>
-        <w:t>Custom apps, one per line as  name|git url|branch :</w:t>
+        <w:t>Dokploy server IP:        &lt;&lt;194.146.12.226&gt;&gt;</w:t>
+      </w:r>
+      <w:r>
+        <w:br/>
+      </w:r>
+      <w:r>
+        <w:rPr>
+          <w:rFonts w:ascii="Consolas" w:hAnsi="Consolas"/>
+          <w:sz w:val="17"/>
+        </w:rPr>
+        <w:t>Apps to install, in order, as  name|git url|branch :</w:t>
+      </w:r>
+      <w:r>
+        <w:br/>
+      </w:r>
+      <w:r>
+        <w:rPr>
+          <w:rFonts w:ascii="Consolas" w:hAnsi="Consolas"/>
+          <w:sz w:val="17"/>
+        </w:rPr>
+        <w:t xml:space="preserve">  &lt;&lt;erpnext|https://github.com/frappe/erpnext.git|version-15&gt;&gt;</w:t>
+      </w:r>
+      <w:r>
+        <w:br/>
+      </w:r>
+      <w:r>
+        <w:rPr>
+          <w:rFonts w:ascii="Consolas" w:hAnsi="Consolas"/>
+          <w:sz w:val="17"/>
+        </w:rPr>
+        <w:t xml:space="preserve">  &lt;&lt;hrms|https://github.com/frappe/hrms.git|version-15&gt;&gt;</w:t>
+      </w:r>
+      <w:r>
+        <w:br/>
+      </w:r>
+      <w:r>
+        <w:rPr>
+          <w:rFonts w:ascii="Consolas" w:hAnsi="Consolas"/>
+          <w:sz w:val="17"/>
+        </w:rPr>
+        <w:t xml:space="preserve">  &lt;&lt;india_compliance|https://github.com/resilient-tech/india-compliance.git|version-15&gt;&gt;</w:t>
       </w:r>
       <w:r>
         <w:br/>
@@ -168,192 +215,261 @@
           <w:rFonts w:ascii="Consolas" w:hAnsi="Consolas"/>
           <w:sz w:val="17"/>
         </w:rPr>
-        <w:t xml:space="preserve">  &lt;&lt;clarity_360ithub|git@github.com:360ITHUBPVTLTD/clarity_360ithub.git|tnc_v2&gt;&gt;</w:t>
-      </w:r>
-      <w:r>
-        <w:br/>
-      </w:r>
-      <w:r>
-        <w:rPr>
-          <w:rFonts w:ascii="Consolas" w:hAnsi="Consolas"/>
-          <w:sz w:val="17"/>
-        </w:rPr>
-      </w:r>
-      <w:r>
-        <w:br/>
-      </w:r>
-      <w:r>
-        <w:rPr>
-          <w:rFonts w:ascii="Consolas" w:hAnsi="Consolas"/>
-          <w:sz w:val="17"/>
-        </w:rPr>
-        <w:t>Dokploy server:  194.146.12.226</w:t>
-      </w:r>
-      <w:r>
-        <w:br/>
-      </w:r>
-      <w:r>
-        <w:rPr>
-          <w:rFonts w:ascii="Consolas" w:hAnsi="Consolas"/>
-          <w:sz w:val="17"/>
-        </w:rPr>
-      </w:r>
-      <w:r>
-        <w:br/>
-      </w:r>
-      <w:r>
-        <w:rPr>
-          <w:rFonts w:ascii="Consolas" w:hAnsi="Consolas"/>
-          <w:sz w:val="17"/>
-        </w:rPr>
-        <w:t>=== COPY THE WORKING ONE. DO NOT INVENT A COMPOSE FILE. ===</w:t>
-      </w:r>
-      <w:r>
-        <w:br/>
-      </w:r>
-      <w:r>
-        <w:rPr>
-          <w:rFonts w:ascii="Consolas" w:hAnsi="Consolas"/>
-          <w:sz w:val="17"/>
-        </w:rPr>
-      </w:r>
-      <w:r>
-        <w:br/>
-      </w:r>
-      <w:r>
-        <w:rPr>
-          <w:rFonts w:ascii="Consolas" w:hAnsi="Consolas"/>
-          <w:sz w:val="17"/>
-        </w:rPr>
-        <w:t>There is a working reference bench already running:</w:t>
-      </w:r>
-      <w:r>
-        <w:br/>
-      </w:r>
-      <w:r>
-        <w:rPr>
-          <w:rFonts w:ascii="Consolas" w:hAnsi="Consolas"/>
-          <w:sz w:val="17"/>
-        </w:rPr>
-        <w:t xml:space="preserve">  project   "TEST DEMO"   projectId JC_puT3hZAItVL0Sxg73Q</w:t>
-      </w:r>
-      <w:r>
-        <w:br/>
-      </w:r>
-      <w:r>
-        <w:rPr>
-          <w:rFonts w:ascii="Consolas" w:hAnsi="Consolas"/>
-          <w:sz w:val="17"/>
-        </w:rPr>
-        <w:t xml:space="preserve">  compose   "tncv2-bench" composeId XseUn4r7G6aZ50wjsYH_I</w:t>
-      </w:r>
-      <w:r>
-        <w:br/>
-      </w:r>
-      <w:r>
-        <w:rPr>
-          <w:rFonts w:ascii="Consolas" w:hAnsi="Consolas"/>
-          <w:sz w:val="17"/>
-        </w:rPr>
-      </w:r>
-      <w:r>
-        <w:br/>
-      </w:r>
-      <w:r>
-        <w:rPr>
-          <w:rFonts w:ascii="Consolas" w:hAnsi="Consolas"/>
-          <w:sz w:val="17"/>
-        </w:rPr>
-        <w:t>Read it with the dokploy MCP (compose-getConvertedCompose) and adapt it. Every</w:t>
-      </w:r>
-      <w:r>
-        <w:br/>
-      </w:r>
-      <w:r>
-        <w:rPr>
-          <w:rFonts w:ascii="Consolas" w:hAnsi="Consolas"/>
-          <w:sz w:val="17"/>
-        </w:rPr>
-        <w:t>trap listed at the bottom of this prompt is already solved in that file. Writing</w:t>
-      </w:r>
-      <w:r>
-        <w:br/>
-      </w:r>
-      <w:r>
-        <w:rPr>
-          <w:rFonts w:ascii="Consolas" w:hAnsi="Consolas"/>
-          <w:sz w:val="17"/>
-        </w:rPr>
-        <w:t>a fresh compose from the public Frappe docker docs will reintroduce all of them.</w:t>
-      </w:r>
-      <w:r>
-        <w:br/>
-      </w:r>
-      <w:r>
-        <w:rPr>
-          <w:rFonts w:ascii="Consolas" w:hAnsi="Consolas"/>
-          <w:sz w:val="17"/>
-        </w:rPr>
-      </w:r>
-      <w:r>
-        <w:br/>
-      </w:r>
-      <w:r>
-        <w:rPr>
-          <w:rFonts w:ascii="Consolas" w:hAnsi="Consolas"/>
-          <w:sz w:val="17"/>
-        </w:rPr>
-        <w:t>Change only:</w:t>
-      </w:r>
-      <w:r>
-        <w:br/>
-      </w:r>
-      <w:r>
-        <w:rPr>
-          <w:rFonts w:ascii="Consolas" w:hAnsi="Consolas"/>
-          <w:sz w:val="17"/>
-        </w:rPr>
-        <w:t xml:space="preserve">  - the APPS=( ) list, from my input above</w:t>
-      </w:r>
-      <w:r>
-        <w:br/>
-      </w:r>
-      <w:r>
-        <w:rPr>
-          <w:rFonts w:ascii="Consolas" w:hAnsi="Consolas"/>
-          <w:sz w:val="17"/>
-        </w:rPr>
-        <w:t xml:space="preserve">  - SITE_NAME</w:t>
-      </w:r>
-      <w:r>
-        <w:br/>
-      </w:r>
-      <w:r>
-        <w:rPr>
-          <w:rFonts w:ascii="Consolas" w:hAnsi="Consolas"/>
-          <w:sz w:val="17"/>
-        </w:rPr>
-        <w:t xml:space="preserve">  - the Traefik host rules</w:t>
-      </w:r>
-      <w:r>
-        <w:br/>
-      </w:r>
-      <w:r>
-        <w:rPr>
-          <w:rFonts w:ascii="Consolas" w:hAnsi="Consolas"/>
-          <w:sz w:val="17"/>
-        </w:rPr>
-        <w:t xml:space="preserve">  - passwords</w:t>
-      </w:r>
-      <w:r>
-        <w:br/>
-      </w:r>
-      <w:r>
-        <w:rPr>
-          <w:rFonts w:ascii="Consolas" w:hAnsi="Consolas"/>
-          <w:sz w:val="17"/>
-        </w:rPr>
-        <w:t>Keep everything else byte for byte unless you can tell me why it must change.</w:t>
+      </w:r>
+      <w:r>
+        <w:br/>
+      </w:r>
+      <w:r>
+        <w:rPr>
+          <w:rFonts w:ascii="Consolas" w:hAnsi="Consolas"/>
+          <w:sz w:val="17"/>
+        </w:rPr>
+        <w:t>Git identity for commits made inside the container:</w:t>
+      </w:r>
+      <w:r>
+        <w:br/>
+      </w:r>
+      <w:r>
+        <w:rPr>
+          <w:rFonts w:ascii="Consolas" w:hAnsi="Consolas"/>
+          <w:sz w:val="17"/>
+        </w:rPr>
+        <w:t xml:space="preserve">  name:  &lt;&lt;360ITHub Dev&gt;&gt;</w:t>
+      </w:r>
+      <w:r>
+        <w:br/>
+      </w:r>
+      <w:r>
+        <w:rPr>
+          <w:rFonts w:ascii="Consolas" w:hAnsi="Consolas"/>
+          <w:sz w:val="17"/>
+        </w:rPr>
+        <w:t xml:space="preserve">  email: &lt;&lt;dev@360ithub.com&gt;&gt;</w:t>
+      </w:r>
+      <w:r>
+        <w:br/>
+      </w:r>
+      <w:r>
+        <w:rPr>
+          <w:rFonts w:ascii="Consolas" w:hAnsi="Consolas"/>
+          <w:sz w:val="17"/>
+        </w:rPr>
+      </w:r>
+      <w:r>
+        <w:br/>
+      </w:r>
+      <w:r>
+        <w:rPr>
+          <w:rFonts w:ascii="Consolas" w:hAnsi="Consolas"/>
+          <w:sz w:val="17"/>
+        </w:rPr>
+        <w:t>=== WHO DOES WHAT ===</w:t>
+      </w:r>
+      <w:r>
+        <w:br/>
+      </w:r>
+      <w:r>
+        <w:rPr>
+          <w:rFonts w:ascii="Consolas" w:hAnsi="Consolas"/>
+          <w:sz w:val="17"/>
+        </w:rPr>
+      </w:r>
+      <w:r>
+        <w:br/>
+      </w:r>
+      <w:r>
+        <w:rPr>
+          <w:rFonts w:ascii="Consolas" w:hAnsi="Consolas"/>
+          <w:sz w:val="17"/>
+        </w:rPr>
+        <w:t>YOU do, through the dokploy MCP - I am not creating anything by hand:</w:t>
+      </w:r>
+      <w:r>
+        <w:br/>
+      </w:r>
+      <w:r>
+        <w:rPr>
+          <w:rFonts w:ascii="Consolas" w:hAnsi="Consolas"/>
+          <w:sz w:val="17"/>
+        </w:rPr>
+        <w:t xml:space="preserve">  project-create, compose-create, compose-update (the compose file),</w:t>
+      </w:r>
+      <w:r>
+        <w:br/>
+      </w:r>
+      <w:r>
+        <w:rPr>
+          <w:rFonts w:ascii="Consolas" w:hAnsi="Consolas"/>
+          <w:sz w:val="17"/>
+        </w:rPr>
+        <w:t xml:space="preserve">  compose-saveEnvironment (the env vars), domain-create, compose-deploy.</w:t>
+      </w:r>
+      <w:r>
+        <w:br/>
+      </w:r>
+      <w:r>
+        <w:rPr>
+          <w:rFonts w:ascii="Consolas" w:hAnsi="Consolas"/>
+          <w:sz w:val="17"/>
+        </w:rPr>
+      </w:r>
+      <w:r>
+        <w:br/>
+      </w:r>
+      <w:r>
+        <w:rPr>
+          <w:rFonts w:ascii="Consolas" w:hAnsi="Consolas"/>
+          <w:sz w:val="17"/>
+        </w:rPr>
+        <w:t>I do, because you cannot:</w:t>
+      </w:r>
+      <w:r>
+        <w:br/>
+      </w:r>
+      <w:r>
+        <w:rPr>
+          <w:rFonts w:ascii="Consolas" w:hAnsi="Consolas"/>
+          <w:sz w:val="17"/>
+        </w:rPr>
+        <w:t xml:space="preserve">  - point the DNS A record at the server, BEFORE you deploy anything</w:t>
+      </w:r>
+      <w:r>
+        <w:br/>
+      </w:r>
+      <w:r>
+        <w:rPr>
+          <w:rFonts w:ascii="Consolas" w:hAnsi="Consolas"/>
+          <w:sz w:val="17"/>
+        </w:rPr>
+        <w:t xml:space="preserve">  - grant the deploy-key GitHub account read access to any private repo</w:t>
+      </w:r>
+      <w:r>
+        <w:br/>
+      </w:r>
+      <w:r>
+        <w:rPr>
+          <w:rFonts w:ascii="Consolas" w:hAnsi="Consolas"/>
+          <w:sz w:val="17"/>
+        </w:rPr>
+        <w:t xml:space="preserve">  - give you GIT_SSH_KEY_B64 (see below)</w:t>
+      </w:r>
+      <w:r>
+        <w:br/>
+      </w:r>
+      <w:r>
+        <w:rPr>
+          <w:rFonts w:ascii="Consolas" w:hAnsi="Consolas"/>
+          <w:sz w:val="17"/>
+        </w:rPr>
+        <w:t xml:space="preserve">  - complete the ERPNext setup wizard at the end</w:t>
+      </w:r>
+      <w:r>
+        <w:br/>
+      </w:r>
+      <w:r>
+        <w:rPr>
+          <w:rFonts w:ascii="Consolas" w:hAnsi="Consolas"/>
+          <w:sz w:val="17"/>
+        </w:rPr>
+      </w:r>
+      <w:r>
+        <w:br/>
+      </w:r>
+      <w:r>
+        <w:rPr>
+          <w:rFonts w:ascii="Consolas" w:hAnsi="Consolas"/>
+          <w:sz w:val="17"/>
+        </w:rPr>
+        <w:t>Ask me for each of these at the moment you need it, not all at the start.</w:t>
+      </w:r>
+      <w:r>
+        <w:br/>
+      </w:r>
+      <w:r>
+        <w:rPr>
+          <w:rFonts w:ascii="Consolas" w:hAnsi="Consolas"/>
+          <w:sz w:val="17"/>
+        </w:rPr>
+      </w:r>
+      <w:r>
+        <w:br/>
+      </w:r>
+      <w:r>
+        <w:rPr>
+          <w:rFonts w:ascii="Consolas" w:hAnsi="Consolas"/>
+          <w:sz w:val="17"/>
+        </w:rPr>
+        <w:t>GIT_SSH_KEY_B64 is the base64 of a private ed25519 deploy key whose public</w:t>
+      </w:r>
+      <w:r>
+        <w:br/>
+      </w:r>
+      <w:r>
+        <w:rPr>
+          <w:rFonts w:ascii="Consolas" w:hAnsi="Consolas"/>
+          <w:sz w:val="17"/>
+        </w:rPr>
+        <w:t>half is registered on a GitHub account that can read our private repos. If a</w:t>
+      </w:r>
+      <w:r>
+        <w:br/>
+      </w:r>
+      <w:r>
+        <w:rPr>
+          <w:rFonts w:ascii="Consolas" w:hAnsi="Consolas"/>
+          <w:sz w:val="17"/>
+        </w:rPr>
+        <w:t>bench already exists on this server, tell me to copy the value from its</w:t>
+      </w:r>
+      <w:r>
+        <w:br/>
+      </w:r>
+      <w:r>
+        <w:rPr>
+          <w:rFonts w:ascii="Consolas" w:hAnsi="Consolas"/>
+          <w:sz w:val="17"/>
+        </w:rPr>
+        <w:t>compose service's Environment tab - the MCP redacts env values so you cannot</w:t>
+      </w:r>
+      <w:r>
+        <w:br/>
+      </w:r>
+      <w:r>
+        <w:rPr>
+          <w:rFonts w:ascii="Consolas" w:hAnsi="Consolas"/>
+          <w:sz w:val="17"/>
+        </w:rPr>
+        <w:t>read it yourself. If this is a brand new server, tell me to run, on my laptop:</w:t>
+      </w:r>
+      <w:r>
+        <w:br/>
+      </w:r>
+      <w:r>
+        <w:rPr>
+          <w:rFonts w:ascii="Consolas" w:hAnsi="Consolas"/>
+          <w:sz w:val="17"/>
+        </w:rPr>
+        <w:t xml:space="preserve">    ssh-keygen -t ed25519 -f ~/bench_deploy_key -N "" -C "bench@&lt;client&gt;"</w:t>
+      </w:r>
+      <w:r>
+        <w:br/>
+      </w:r>
+      <w:r>
+        <w:rPr>
+          <w:rFonts w:ascii="Consolas" w:hAnsi="Consolas"/>
+          <w:sz w:val="17"/>
+        </w:rPr>
+        <w:t xml:space="preserve">    base64 -w0 ~/bench_deploy_key</w:t>
+      </w:r>
+      <w:r>
+        <w:br/>
+      </w:r>
+      <w:r>
+        <w:rPr>
+          <w:rFonts w:ascii="Consolas" w:hAnsi="Consolas"/>
+          <w:sz w:val="17"/>
+        </w:rPr>
+        <w:t>and to add ~/bench_deploy_key.pub to the GitHub account as an SSH key.</w:t>
       </w:r>
       <w:r>
         <w:br/>
@@ -391,144 +507,144 @@
           <w:rFonts w:ascii="Consolas" w:hAnsi="Consolas"/>
           <w:sz w:val="17"/>
         </w:rPr>
-        <w:t>a) Confirm the DNS A record for the domain already points at 194.146.12.226.</w:t>
-      </w:r>
-      <w:r>
-        <w:br/>
-      </w:r>
-      <w:r>
-        <w:rPr>
-          <w:rFonts w:ascii="Consolas" w:hAnsi="Consolas"/>
-          <w:sz w:val="17"/>
-        </w:rPr>
-        <w:t xml:space="preserve">   Let's Encrypt validates over HTTP, so if DNS is not live first the</w:t>
-      </w:r>
-      <w:r>
-        <w:br/>
-      </w:r>
-      <w:r>
-        <w:rPr>
-          <w:rFonts w:ascii="Consolas" w:hAnsi="Consolas"/>
-          <w:sz w:val="17"/>
-        </w:rPr>
-        <w:t xml:space="preserve">   certificate fails and the site is stuck on plain HTTP. Tell me to fix DNS and</w:t>
-      </w:r>
-      <w:r>
-        <w:br/>
-      </w:r>
-      <w:r>
-        <w:rPr>
-          <w:rFonts w:ascii="Consolas" w:hAnsi="Consolas"/>
-          <w:sz w:val="17"/>
-        </w:rPr>
-        <w:t xml:space="preserve">   WAIT if it is not resolving yet.</w:t>
-      </w:r>
-      <w:r>
-        <w:br/>
-      </w:r>
-      <w:r>
-        <w:rPr>
-          <w:rFonts w:ascii="Consolas" w:hAnsi="Consolas"/>
-          <w:sz w:val="17"/>
-        </w:rPr>
-      </w:r>
-      <w:r>
-        <w:br/>
-      </w:r>
-      <w:r>
-        <w:rPr>
-          <w:rFonts w:ascii="Consolas" w:hAnsi="Consolas"/>
-          <w:sz w:val="17"/>
-        </w:rPr>
-        <w:t>b) List existing Dokploy projects (project-all) and confirm the name and site do</w:t>
-      </w:r>
-      <w:r>
-        <w:br/>
-      </w:r>
-      <w:r>
-        <w:rPr>
-          <w:rFonts w:ascii="Consolas" w:hAnsi="Consolas"/>
-          <w:sz w:val="17"/>
-        </w:rPr>
-        <w:t xml:space="preserve">   not collide with one already there.</w:t>
-      </w:r>
-      <w:r>
-        <w:br/>
-      </w:r>
-      <w:r>
-        <w:rPr>
-          <w:rFonts w:ascii="Consolas" w:hAnsi="Consolas"/>
-          <w:sz w:val="17"/>
-        </w:rPr>
-      </w:r>
-      <w:r>
-        <w:br/>
-      </w:r>
-      <w:r>
-        <w:rPr>
-          <w:rFonts w:ascii="Consolas" w:hAnsi="Consolas"/>
-          <w:sz w:val="17"/>
-        </w:rPr>
-        <w:t>c) For each private custom app repo, confirm the GitHub account `360ithubdev`</w:t>
-      </w:r>
-      <w:r>
-        <w:br/>
-      </w:r>
-      <w:r>
-        <w:rPr>
-          <w:rFonts w:ascii="Consolas" w:hAnsi="Consolas"/>
-          <w:sz w:val="17"/>
-        </w:rPr>
-        <w:t xml:space="preserve">   can read it - that is the account the in-container deploy key belongs to. If</w:t>
-      </w:r>
-      <w:r>
-        <w:br/>
-      </w:r>
-      <w:r>
-        <w:rPr>
-          <w:rFonts w:ascii="Consolas" w:hAnsi="Consolas"/>
-          <w:sz w:val="17"/>
-        </w:rPr>
-        <w:t xml:space="preserve">   not, tell me to grant access before we start, or the clone fails mid-build.</w:t>
-      </w:r>
-      <w:r>
-        <w:br/>
-      </w:r>
-      <w:r>
-        <w:rPr>
-          <w:rFonts w:ascii="Consolas" w:hAnsi="Consolas"/>
-          <w:sz w:val="17"/>
-        </w:rPr>
-      </w:r>
-      <w:r>
-        <w:br/>
-      </w:r>
-      <w:r>
-        <w:rPr>
-          <w:rFonts w:ascii="Consolas" w:hAnsi="Consolas"/>
-          <w:sz w:val="17"/>
-        </w:rPr>
-        <w:t>d) Check whether any custom app declares `required_apps` in its hooks.py. Frappe</w:t>
-      </w:r>
-      <w:r>
-        <w:br/>
-      </w:r>
-      <w:r>
-        <w:rPr>
-          <w:rFonts w:ascii="Consolas" w:hAnsi="Consolas"/>
-          <w:sz w:val="17"/>
-        </w:rPr>
-        <w:t xml:space="preserve">   hard-fails the install if one is missing, and it is easy to leave out of the</w:t>
-      </w:r>
-      <w:r>
-        <w:br/>
-      </w:r>
-      <w:r>
-        <w:rPr>
-          <w:rFonts w:ascii="Consolas" w:hAnsi="Consolas"/>
-          <w:sz w:val="17"/>
-        </w:rPr>
-        <w:t xml:space="preserve">   APPS list. tnc_v2_360ithub requires erpnext, hrms AND india_compliance.</w:t>
+        <w:t>a) Confirm the DNS A record for the site domain already resolves to the</w:t>
+      </w:r>
+      <w:r>
+        <w:br/>
+      </w:r>
+      <w:r>
+        <w:rPr>
+          <w:rFonts w:ascii="Consolas" w:hAnsi="Consolas"/>
+          <w:sz w:val="17"/>
+        </w:rPr>
+        <w:t xml:space="preserve">   server IP. Let's Encrypt validates over HTTP, so if DNS is not live first</w:t>
+      </w:r>
+      <w:r>
+        <w:br/>
+      </w:r>
+      <w:r>
+        <w:rPr>
+          <w:rFonts w:ascii="Consolas" w:hAnsi="Consolas"/>
+          <w:sz w:val="17"/>
+        </w:rPr>
+        <w:t xml:space="preserve">   the certificate fails and the site is stuck on plain HTTP. If it does not</w:t>
+      </w:r>
+      <w:r>
+        <w:br/>
+      </w:r>
+      <w:r>
+        <w:rPr>
+          <w:rFonts w:ascii="Consolas" w:hAnsi="Consolas"/>
+          <w:sz w:val="17"/>
+        </w:rPr>
+        <w:t xml:space="preserve">   resolve, tell me and WAIT.</w:t>
+      </w:r>
+      <w:r>
+        <w:br/>
+      </w:r>
+      <w:r>
+        <w:rPr>
+          <w:rFonts w:ascii="Consolas" w:hAnsi="Consolas"/>
+          <w:sz w:val="17"/>
+        </w:rPr>
+      </w:r>
+      <w:r>
+        <w:br/>
+      </w:r>
+      <w:r>
+        <w:rPr>
+          <w:rFonts w:ascii="Consolas" w:hAnsi="Consolas"/>
+          <w:sz w:val="17"/>
+        </w:rPr>
+        <w:t>b) project-all, and confirm the project name and site do not collide with</w:t>
+      </w:r>
+      <w:r>
+        <w:br/>
+      </w:r>
+      <w:r>
+        <w:rPr>
+          <w:rFonts w:ascii="Consolas" w:hAnsi="Consolas"/>
+          <w:sz w:val="17"/>
+        </w:rPr>
+        <w:t xml:space="preserve">   something already on this server.</w:t>
+      </w:r>
+      <w:r>
+        <w:br/>
+      </w:r>
+      <w:r>
+        <w:rPr>
+          <w:rFonts w:ascii="Consolas" w:hAnsi="Consolas"/>
+          <w:sz w:val="17"/>
+        </w:rPr>
+      </w:r>
+      <w:r>
+        <w:br/>
+      </w:r>
+      <w:r>
+        <w:rPr>
+          <w:rFonts w:ascii="Consolas" w:hAnsi="Consolas"/>
+          <w:sz w:val="17"/>
+        </w:rPr>
+        <w:t>c) For every private repo in my list, confirm the deploy-key account can read</w:t>
+      </w:r>
+      <w:r>
+        <w:br/>
+      </w:r>
+      <w:r>
+        <w:rPr>
+          <w:rFonts w:ascii="Consolas" w:hAnsi="Consolas"/>
+          <w:sz w:val="17"/>
+        </w:rPr>
+        <w:t xml:space="preserve">   it. If not, tell me to grant access before we start - otherwise the clone</w:t>
+      </w:r>
+      <w:r>
+        <w:br/>
+      </w:r>
+      <w:r>
+        <w:rPr>
+          <w:rFonts w:ascii="Consolas" w:hAnsi="Consolas"/>
+          <w:sz w:val="17"/>
+        </w:rPr>
+        <w:t xml:space="preserve">   fails several minutes into the build.</w:t>
+      </w:r>
+      <w:r>
+        <w:br/>
+      </w:r>
+      <w:r>
+        <w:rPr>
+          <w:rFonts w:ascii="Consolas" w:hAnsi="Consolas"/>
+          <w:sz w:val="17"/>
+        </w:rPr>
+      </w:r>
+      <w:r>
+        <w:br/>
+      </w:r>
+      <w:r>
+        <w:rPr>
+          <w:rFonts w:ascii="Consolas" w:hAnsi="Consolas"/>
+          <w:sz w:val="17"/>
+        </w:rPr>
+        <w:t>d) Read each custom app's hooks.py and check `required_apps`. Frappe hard-</w:t>
+      </w:r>
+      <w:r>
+        <w:br/>
+      </w:r>
+      <w:r>
+        <w:rPr>
+          <w:rFonts w:ascii="Consolas" w:hAnsi="Consolas"/>
+          <w:sz w:val="17"/>
+        </w:rPr>
+        <w:t xml:space="preserve">   fails the install if one is missing and it is easy to leave out of my</w:t>
+      </w:r>
+      <w:r>
+        <w:br/>
+      </w:r>
+      <w:r>
+        <w:rPr>
+          <w:rFonts w:ascii="Consolas" w:hAnsi="Consolas"/>
+          <w:sz w:val="17"/>
+        </w:rPr>
+        <w:t xml:space="preserve">   list. Tell me what to add.</w:t>
       </w:r>
       <w:r>
         <w:br/>
@@ -566,221 +682,65 @@
           <w:rFonts w:ascii="Consolas" w:hAnsi="Consolas"/>
           <w:sz w:val="17"/>
         </w:rPr>
-        <w:t>=== WHO DOES WHAT ===</w:t>
-      </w:r>
-      <w:r>
-        <w:br/>
-      </w:r>
-      <w:r>
-        <w:rPr>
-          <w:rFonts w:ascii="Consolas" w:hAnsi="Consolas"/>
-          <w:sz w:val="17"/>
-        </w:rPr>
-      </w:r>
-      <w:r>
-        <w:br/>
-      </w:r>
-      <w:r>
-        <w:rPr>
-          <w:rFonts w:ascii="Consolas" w:hAnsi="Consolas"/>
-          <w:sz w:val="17"/>
-        </w:rPr>
-        <w:t>YOU do, through the dokploy MCP - I am not creating anything by hand:</w:t>
-      </w:r>
-      <w:r>
-        <w:br/>
-      </w:r>
-      <w:r>
-        <w:rPr>
-          <w:rFonts w:ascii="Consolas" w:hAnsi="Consolas"/>
-          <w:sz w:val="17"/>
-        </w:rPr>
-        <w:t xml:space="preserve">  project-create, compose-create, compose-update (the compose file),</w:t>
-      </w:r>
-      <w:r>
-        <w:br/>
-      </w:r>
-      <w:r>
-        <w:rPr>
-          <w:rFonts w:ascii="Consolas" w:hAnsi="Consolas"/>
-          <w:sz w:val="17"/>
-        </w:rPr>
-        <w:t xml:space="preserve">  compose-saveEnvironment (the env vars), domain-create, compose-deploy.</w:t>
-      </w:r>
-      <w:r>
-        <w:br/>
-      </w:r>
-      <w:r>
-        <w:rPr>
-          <w:rFonts w:ascii="Consolas" w:hAnsi="Consolas"/>
-          <w:sz w:val="17"/>
-        </w:rPr>
-      </w:r>
-      <w:r>
-        <w:br/>
-      </w:r>
-      <w:r>
-        <w:rPr>
-          <w:rFonts w:ascii="Consolas" w:hAnsi="Consolas"/>
-          <w:sz w:val="17"/>
-        </w:rPr>
-        <w:t>I do, because you cannot:</w:t>
-      </w:r>
-      <w:r>
-        <w:br/>
-      </w:r>
-      <w:r>
-        <w:rPr>
-          <w:rFonts w:ascii="Consolas" w:hAnsi="Consolas"/>
-          <w:sz w:val="17"/>
-        </w:rPr>
-        <w:t xml:space="preserve">  - point the DNS A record at the server (before you deploy anything)</w:t>
-      </w:r>
-      <w:r>
-        <w:br/>
-      </w:r>
-      <w:r>
-        <w:rPr>
-          <w:rFonts w:ascii="Consolas" w:hAnsi="Consolas"/>
-          <w:sz w:val="17"/>
-        </w:rPr>
-        <w:t xml:space="preserve">  - grant 360ithubdev read access to any private repo that lacks it</w:t>
-      </w:r>
-      <w:r>
-        <w:br/>
-      </w:r>
-      <w:r>
-        <w:rPr>
-          <w:rFonts w:ascii="Consolas" w:hAnsi="Consolas"/>
-          <w:sz w:val="17"/>
-        </w:rPr>
-        <w:t xml:space="preserve">  - complete the ERPNext setup wizard at the end</w:t>
-      </w:r>
-      <w:r>
-        <w:br/>
-      </w:r>
-      <w:r>
-        <w:rPr>
-          <w:rFonts w:ascii="Consolas" w:hAnsi="Consolas"/>
-          <w:sz w:val="17"/>
-        </w:rPr>
-        <w:t xml:space="preserve">  - copy GIT_SSH_KEY_B64 across from an existing bench, if you need me to:</w:t>
-      </w:r>
-      <w:r>
-        <w:br/>
-      </w:r>
-      <w:r>
-        <w:rPr>
-          <w:rFonts w:ascii="Consolas" w:hAnsi="Consolas"/>
-          <w:sz w:val="17"/>
-        </w:rPr>
-        <w:t xml:space="preserve">    Dokploy -&gt; the tncv2-bench compose -&gt; Environment -&gt; copy that value.</w:t>
-      </w:r>
-      <w:r>
-        <w:br/>
-      </w:r>
-      <w:r>
-        <w:rPr>
-          <w:rFonts w:ascii="Consolas" w:hAnsi="Consolas"/>
-          <w:sz w:val="17"/>
-        </w:rPr>
-        <w:t xml:space="preserve">    The MCP redacts it, so you cannot read it yourself.</w:t>
-      </w:r>
-      <w:r>
-        <w:br/>
-      </w:r>
-      <w:r>
-        <w:rPr>
-          <w:rFonts w:ascii="Consolas" w:hAnsi="Consolas"/>
-          <w:sz w:val="17"/>
-        </w:rPr>
-      </w:r>
-      <w:r>
-        <w:br/>
-      </w:r>
-      <w:r>
-        <w:rPr>
-          <w:rFonts w:ascii="Consolas" w:hAnsi="Consolas"/>
-          <w:sz w:val="17"/>
-        </w:rPr>
-        <w:t>Ask me for anything on my list at the moment you need it, not all at the start.</w:t>
-      </w:r>
-      <w:r>
-        <w:br/>
-      </w:r>
-      <w:r>
-        <w:rPr>
-          <w:rFonts w:ascii="Consolas" w:hAnsi="Consolas"/>
-          <w:sz w:val="17"/>
-        </w:rPr>
-      </w:r>
-      <w:r>
-        <w:br/>
-      </w:r>
-      <w:r>
-        <w:rPr>
-          <w:rFonts w:ascii="Consolas" w:hAnsi="Consolas"/>
-          <w:sz w:val="17"/>
-        </w:rPr>
-        <w:t>=== STEP 2: CREATE THE PROJECT AND COMPOSE ===</w:t>
-      </w:r>
-      <w:r>
-        <w:br/>
-      </w:r>
-      <w:r>
-        <w:rPr>
-          <w:rFonts w:ascii="Consolas" w:hAnsi="Consolas"/>
-          <w:sz w:val="17"/>
-        </w:rPr>
-      </w:r>
-      <w:r>
-        <w:br/>
-      </w:r>
-      <w:r>
-        <w:rPr>
-          <w:rFonts w:ascii="Consolas" w:hAnsi="Consolas"/>
-          <w:sz w:val="17"/>
-        </w:rPr>
-        <w:t>Create the Dokploy project, then a compose service of type "raw" with the</w:t>
-      </w:r>
-      <w:r>
-        <w:br/>
-      </w:r>
-      <w:r>
-        <w:rPr>
-          <w:rFonts w:ascii="Consolas" w:hAnsi="Consolas"/>
-          <w:sz w:val="17"/>
-        </w:rPr>
-        <w:t>adapted compose file. Order the APPS list so dependencies come before the apps</w:t>
-      </w:r>
-      <w:r>
-        <w:br/>
-      </w:r>
-      <w:r>
-        <w:rPr>
-          <w:rFonts w:ascii="Consolas" w:hAnsi="Consolas"/>
-          <w:sz w:val="17"/>
-        </w:rPr>
-        <w:t>that need them: erpnext, hrms, india_compliance, then our custom apps.</w:t>
-      </w:r>
-      <w:r>
-        <w:br/>
-      </w:r>
-      <w:r>
-        <w:rPr>
-          <w:rFonts w:ascii="Consolas" w:hAnsi="Consolas"/>
-          <w:sz w:val="17"/>
-        </w:rPr>
-      </w:r>
-      <w:r>
-        <w:br/>
-      </w:r>
-      <w:r>
-        <w:rPr>
-          <w:rFonts w:ascii="Consolas" w:hAnsi="Consolas"/>
-          <w:sz w:val="17"/>
-        </w:rPr>
-        <w:t>Set these env vars yourself with compose-saveEnvironment:</w:t>
+        <w:t>=== STEP 2: CREATE THE PROJECT, COMPOSE AND ENV ===</w:t>
+      </w:r>
+      <w:r>
+        <w:br/>
+      </w:r>
+      <w:r>
+        <w:rPr>
+          <w:rFonts w:ascii="Consolas" w:hAnsi="Consolas"/>
+          <w:sz w:val="17"/>
+        </w:rPr>
+      </w:r>
+      <w:r>
+        <w:br/>
+      </w:r>
+      <w:r>
+        <w:rPr>
+          <w:rFonts w:ascii="Consolas" w:hAnsi="Consolas"/>
+          <w:sz w:val="17"/>
+        </w:rPr>
+        <w:t>Create the Dokploy project, then a compose service of sourceType "raw", and</w:t>
+      </w:r>
+      <w:r>
+        <w:br/>
+      </w:r>
+      <w:r>
+        <w:rPr>
+          <w:rFonts w:ascii="Consolas" w:hAnsi="Consolas"/>
+          <w:sz w:val="17"/>
+        </w:rPr>
+        <w:t>put the compose file below into it verbatim except for the APPS list, which</w:t>
+      </w:r>
+      <w:r>
+        <w:br/>
+      </w:r>
+      <w:r>
+        <w:rPr>
+          <w:rFonts w:ascii="Consolas" w:hAnsi="Consolas"/>
+          <w:sz w:val="17"/>
+        </w:rPr>
+        <w:t>you fill in from my input. Keep the app order I gave: dependencies first.</w:t>
+      </w:r>
+      <w:r>
+        <w:br/>
+      </w:r>
+      <w:r>
+        <w:rPr>
+          <w:rFonts w:ascii="Consolas" w:hAnsi="Consolas"/>
+          <w:sz w:val="17"/>
+        </w:rPr>
+      </w:r>
+      <w:r>
+        <w:br/>
+      </w:r>
+      <w:r>
+        <w:rPr>
+          <w:rFonts w:ascii="Consolas" w:hAnsi="Consolas"/>
+          <w:sz w:val="17"/>
+        </w:rPr>
+        <w:t>Then set these with compose-saveEnvironment:</w:t>
       </w:r>
       <w:r>
         <w:br/>
@@ -819,37 +779,3079 @@
           <w:rFonts w:ascii="Consolas" w:hAnsi="Consolas"/>
           <w:sz w:val="17"/>
         </w:rPr>
-        <w:t>Generate DB_ROOT_PASSWORD and ADMIN_PASSWORD yourself - long and random. Do NOT</w:t>
-      </w:r>
-      <w:r>
-        <w:br/>
-      </w:r>
-      <w:r>
-        <w:rPr>
-          <w:rFonts w:ascii="Consolas" w:hAnsi="Consolas"/>
-          <w:sz w:val="17"/>
-        </w:rPr>
-        <w:t>print them in the chat. Tell me instead that I can read them in Dokploy under</w:t>
-      </w:r>
-      <w:r>
-        <w:br/>
-      </w:r>
-      <w:r>
-        <w:rPr>
-          <w:rFonts w:ascii="Consolas" w:hAnsi="Consolas"/>
-          <w:sz w:val="17"/>
-        </w:rPr>
-        <w:t>the compose service's Environment tab, and that I will need ADMIN_PASSWORD to</w:t>
-      </w:r>
-      <w:r>
-        <w:br/>
-      </w:r>
-      <w:r>
-        <w:rPr>
-          <w:rFonts w:ascii="Consolas" w:hAnsi="Consolas"/>
-          <w:sz w:val="17"/>
-        </w:rPr>
-        <w:t>log in as Administrator at the end.</w:t>
+        <w:t>Generate DB_ROOT_PASSWORD and ADMIN_PASSWORD yourself, long and random. Do</w:t>
+      </w:r>
+      <w:r>
+        <w:br/>
+      </w:r>
+      <w:r>
+        <w:rPr>
+          <w:rFonts w:ascii="Consolas" w:hAnsi="Consolas"/>
+          <w:sz w:val="17"/>
+        </w:rPr>
+        <w:t>NOT print them in the chat. Tell me I can read them in Dokploy under the</w:t>
+      </w:r>
+      <w:r>
+        <w:br/>
+      </w:r>
+      <w:r>
+        <w:rPr>
+          <w:rFonts w:ascii="Consolas" w:hAnsi="Consolas"/>
+          <w:sz w:val="17"/>
+        </w:rPr>
+        <w:t>compose service's Environment tab, and that I need ADMIN_PASSWORD to log in</w:t>
+      </w:r>
+      <w:r>
+        <w:br/>
+      </w:r>
+      <w:r>
+        <w:rPr>
+          <w:rFonts w:ascii="Consolas" w:hAnsi="Consolas"/>
+          <w:sz w:val="17"/>
+        </w:rPr>
+        <w:t>as Administrator at the end.</w:t>
+      </w:r>
+      <w:r>
+        <w:br/>
+      </w:r>
+      <w:r>
+        <w:rPr>
+          <w:rFonts w:ascii="Consolas" w:hAnsi="Consolas"/>
+          <w:sz w:val="17"/>
+        </w:rPr>
+      </w:r>
+      <w:r>
+        <w:br/>
+      </w:r>
+      <w:r>
+        <w:rPr>
+          <w:rFonts w:ascii="Consolas" w:hAnsi="Consolas"/>
+          <w:sz w:val="17"/>
+        </w:rPr>
+        <w:t>----- BEGIN COMPOSE FILE -----</w:t>
+      </w:r>
+      <w:r>
+        <w:br/>
+      </w:r>
+      <w:r>
+        <w:rPr>
+          <w:rFonts w:ascii="Consolas" w:hAnsi="Consolas"/>
+          <w:sz w:val="17"/>
+        </w:rPr>
+      </w:r>
+      <w:r>
+        <w:br/>
+      </w:r>
+      <w:r>
+        <w:rPr>
+          <w:rFonts w:ascii="Consolas" w:hAnsi="Consolas"/>
+          <w:sz w:val="17"/>
+        </w:rPr>
+        <w:t>x-bench: &amp;bench</w:t>
+      </w:r>
+      <w:r>
+        <w:br/>
+      </w:r>
+      <w:r>
+        <w:rPr>
+          <w:rFonts w:ascii="Consolas" w:hAnsi="Consolas"/>
+          <w:sz w:val="17"/>
+        </w:rPr>
+        <w:t xml:space="preserve">  image: frappe/bench:v5.31.0</w:t>
+      </w:r>
+      <w:r>
+        <w:br/>
+      </w:r>
+      <w:r>
+        <w:rPr>
+          <w:rFonts w:ascii="Consolas" w:hAnsi="Consolas"/>
+          <w:sz w:val="17"/>
+        </w:rPr>
+        <w:t xml:space="preserve">  restart: unless-stopped</w:t>
+      </w:r>
+      <w:r>
+        <w:br/>
+      </w:r>
+      <w:r>
+        <w:rPr>
+          <w:rFonts w:ascii="Consolas" w:hAnsi="Consolas"/>
+          <w:sz w:val="17"/>
+        </w:rPr>
+        <w:t xml:space="preserve">  working_dir: /home/frappe/frappe-bench</w:t>
+      </w:r>
+      <w:r>
+        <w:br/>
+      </w:r>
+      <w:r>
+        <w:rPr>
+          <w:rFonts w:ascii="Consolas" w:hAnsi="Consolas"/>
+          <w:sz w:val="17"/>
+        </w:rPr>
+        <w:t xml:space="preserve">  depends_on:</w:t>
+      </w:r>
+      <w:r>
+        <w:br/>
+      </w:r>
+      <w:r>
+        <w:rPr>
+          <w:rFonts w:ascii="Consolas" w:hAnsi="Consolas"/>
+          <w:sz w:val="17"/>
+        </w:rPr>
+        <w:t xml:space="preserve">    init-perms:</w:t>
+      </w:r>
+      <w:r>
+        <w:br/>
+      </w:r>
+      <w:r>
+        <w:rPr>
+          <w:rFonts w:ascii="Consolas" w:hAnsi="Consolas"/>
+          <w:sz w:val="17"/>
+        </w:rPr>
+        <w:t xml:space="preserve">      condition: service_completed_successfully</w:t>
+      </w:r>
+      <w:r>
+        <w:br/>
+      </w:r>
+      <w:r>
+        <w:rPr>
+          <w:rFonts w:ascii="Consolas" w:hAnsi="Consolas"/>
+          <w:sz w:val="17"/>
+        </w:rPr>
+        <w:t xml:space="preserve">  environment:</w:t>
+      </w:r>
+      <w:r>
+        <w:br/>
+      </w:r>
+      <w:r>
+        <w:rPr>
+          <w:rFonts w:ascii="Consolas" w:hAnsi="Consolas"/>
+          <w:sz w:val="17"/>
+        </w:rPr>
+        <w:t xml:space="preserve">    # Pinned deliberately. The image defaults are python 3.14 and node 24,</w:t>
+      </w:r>
+      <w:r>
+        <w:br/>
+      </w:r>
+      <w:r>
+        <w:rPr>
+          <w:rFonts w:ascii="Consolas" w:hAnsi="Consolas"/>
+          <w:sz w:val="17"/>
+        </w:rPr>
+        <w:t xml:space="preserve">    # both too new for Frappe v15. pyenv 3.12.14 and nvm v22.23.2 ship in the</w:t>
+      </w:r>
+      <w:r>
+        <w:br/>
+      </w:r>
+      <w:r>
+        <w:rPr>
+          <w:rFonts w:ascii="Consolas" w:hAnsi="Consolas"/>
+          <w:sz w:val="17"/>
+        </w:rPr>
+        <w:t xml:space="preserve">    # image; node must come FIRST on PATH.</w:t>
+      </w:r>
+      <w:r>
+        <w:br/>
+      </w:r>
+      <w:r>
+        <w:rPr>
+          <w:rFonts w:ascii="Consolas" w:hAnsi="Consolas"/>
+          <w:sz w:val="17"/>
+        </w:rPr>
+        <w:t xml:space="preserve">    PYENV_VERSION: 3.12.14</w:t>
+      </w:r>
+      <w:r>
+        <w:br/>
+      </w:r>
+      <w:r>
+        <w:rPr>
+          <w:rFonts w:ascii="Consolas" w:hAnsi="Consolas"/>
+          <w:sz w:val="17"/>
+        </w:rPr>
+        <w:t xml:space="preserve">    PATH: /home/frappe/.nvm/versions/node/v22.23.2/bin:/home/frappe/.pyenv/shims:/home/frappe/.local/bin:/home/frappe/.pyenv/bin:/usr/local/bin:/usr/bin:/bin</w:t>
+      </w:r>
+      <w:r>
+        <w:br/>
+      </w:r>
+      <w:r>
+        <w:rPr>
+          <w:rFonts w:ascii="Consolas" w:hAnsi="Consolas"/>
+          <w:sz w:val="17"/>
+        </w:rPr>
+        <w:t xml:space="preserve">    SITE_NAME: ${SITE_NAME}</w:t>
+      </w:r>
+      <w:r>
+        <w:br/>
+      </w:r>
+      <w:r>
+        <w:rPr>
+          <w:rFonts w:ascii="Consolas" w:hAnsi="Consolas"/>
+          <w:sz w:val="17"/>
+        </w:rPr>
+        <w:t xml:space="preserve">    DB_ROOT_PASSWORD: ${DB_ROOT_PASSWORD}</w:t>
+      </w:r>
+      <w:r>
+        <w:br/>
+      </w:r>
+      <w:r>
+        <w:rPr>
+          <w:rFonts w:ascii="Consolas" w:hAnsi="Consolas"/>
+          <w:sz w:val="17"/>
+        </w:rPr>
+        <w:t xml:space="preserve">    ADMIN_PASSWORD: ${ADMIN_PASSWORD}</w:t>
+      </w:r>
+      <w:r>
+        <w:br/>
+      </w:r>
+      <w:r>
+        <w:rPr>
+          <w:rFonts w:ascii="Consolas" w:hAnsi="Consolas"/>
+          <w:sz w:val="17"/>
+        </w:rPr>
+        <w:t xml:space="preserve">    GIT_SSH_KEY_B64: ${GIT_SSH_KEY_B64}</w:t>
+      </w:r>
+      <w:r>
+        <w:br/>
+      </w:r>
+      <w:r>
+        <w:rPr>
+          <w:rFonts w:ascii="Consolas" w:hAnsi="Consolas"/>
+          <w:sz w:val="17"/>
+        </w:rPr>
+        <w:t xml:space="preserve">    GIT_AUTHOR_NAME: ${GIT_AUTHOR_NAME}</w:t>
+      </w:r>
+      <w:r>
+        <w:br/>
+      </w:r>
+      <w:r>
+        <w:rPr>
+          <w:rFonts w:ascii="Consolas" w:hAnsi="Consolas"/>
+          <w:sz w:val="17"/>
+        </w:rPr>
+        <w:t xml:space="preserve">    GIT_AUTHOR_EMAIL: ${GIT_AUTHOR_EMAIL}</w:t>
+      </w:r>
+      <w:r>
+        <w:br/>
+      </w:r>
+      <w:r>
+        <w:rPr>
+          <w:rFonts w:ascii="Consolas" w:hAnsi="Consolas"/>
+          <w:sz w:val="17"/>
+        </w:rPr>
+        <w:t xml:space="preserve">    GIT_COMMITTER_NAME: ${GIT_AUTHOR_NAME}</w:t>
+      </w:r>
+      <w:r>
+        <w:br/>
+      </w:r>
+      <w:r>
+        <w:rPr>
+          <w:rFonts w:ascii="Consolas" w:hAnsi="Consolas"/>
+          <w:sz w:val="17"/>
+        </w:rPr>
+        <w:t xml:space="preserve">    GIT_COMMITTER_EMAIL: ${GIT_AUTHOR_EMAIL}</w:t>
+      </w:r>
+      <w:r>
+        <w:br/>
+      </w:r>
+      <w:r>
+        <w:rPr>
+          <w:rFonts w:ascii="Consolas" w:hAnsi="Consolas"/>
+          <w:sz w:val="17"/>
+        </w:rPr>
+        <w:t xml:space="preserve">  volumes:</w:t>
+      </w:r>
+      <w:r>
+        <w:br/>
+      </w:r>
+      <w:r>
+        <w:rPr>
+          <w:rFonts w:ascii="Consolas" w:hAnsi="Consolas"/>
+          <w:sz w:val="17"/>
+        </w:rPr>
+        <w:t xml:space="preserve">    - bench-data:/home/frappe/frappe-bench</w:t>
+      </w:r>
+      <w:r>
+        <w:br/>
+      </w:r>
+      <w:r>
+        <w:rPr>
+          <w:rFonts w:ascii="Consolas" w:hAnsi="Consolas"/>
+          <w:sz w:val="17"/>
+        </w:rPr>
+        <w:t xml:space="preserve">    - ssh-data:/home/frappe/.ssh</w:t>
+      </w:r>
+      <w:r>
+        <w:br/>
+      </w:r>
+      <w:r>
+        <w:rPr>
+          <w:rFonts w:ascii="Consolas" w:hAnsi="Consolas"/>
+          <w:sz w:val="17"/>
+        </w:rPr>
+      </w:r>
+      <w:r>
+        <w:br/>
+      </w:r>
+      <w:r>
+        <w:rPr>
+          <w:rFonts w:ascii="Consolas" w:hAnsi="Consolas"/>
+          <w:sz w:val="17"/>
+        </w:rPr>
+        <w:t>services:</w:t>
+      </w:r>
+      <w:r>
+        <w:br/>
+      </w:r>
+      <w:r>
+        <w:rPr>
+          <w:rFonts w:ascii="Consolas" w:hAnsi="Consolas"/>
+          <w:sz w:val="17"/>
+        </w:rPr>
+        <w:t xml:space="preserve">  # Docker creates named volumes root-owned, but the image runs as frappe</w:t>
+      </w:r>
+      <w:r>
+        <w:br/>
+      </w:r>
+      <w:r>
+        <w:rPr>
+          <w:rFonts w:ascii="Consolas" w:hAnsi="Consolas"/>
+          <w:sz w:val="17"/>
+        </w:rPr>
+        <w:t xml:space="preserve">  # (uid 1000). Fix ownership before anything else touches them.</w:t>
+      </w:r>
+      <w:r>
+        <w:br/>
+      </w:r>
+      <w:r>
+        <w:rPr>
+          <w:rFonts w:ascii="Consolas" w:hAnsi="Consolas"/>
+          <w:sz w:val="17"/>
+        </w:rPr>
+        <w:t xml:space="preserve">  init-perms:</w:t>
+      </w:r>
+      <w:r>
+        <w:br/>
+      </w:r>
+      <w:r>
+        <w:rPr>
+          <w:rFonts w:ascii="Consolas" w:hAnsi="Consolas"/>
+          <w:sz w:val="17"/>
+        </w:rPr>
+        <w:t xml:space="preserve">    image: frappe/bench:v5.31.0</w:t>
+      </w:r>
+      <w:r>
+        <w:br/>
+      </w:r>
+      <w:r>
+        <w:rPr>
+          <w:rFonts w:ascii="Consolas" w:hAnsi="Consolas"/>
+          <w:sz w:val="17"/>
+        </w:rPr>
+        <w:t xml:space="preserve">    user: 0:0</w:t>
+      </w:r>
+      <w:r>
+        <w:br/>
+      </w:r>
+      <w:r>
+        <w:rPr>
+          <w:rFonts w:ascii="Consolas" w:hAnsi="Consolas"/>
+          <w:sz w:val="17"/>
+        </w:rPr>
+        <w:t xml:space="preserve">    restart: no</w:t>
+      </w:r>
+      <w:r>
+        <w:br/>
+      </w:r>
+      <w:r>
+        <w:rPr>
+          <w:rFonts w:ascii="Consolas" w:hAnsi="Consolas"/>
+          <w:sz w:val="17"/>
+        </w:rPr>
+        <w:t xml:space="preserve">    volumes:</w:t>
+      </w:r>
+      <w:r>
+        <w:br/>
+      </w:r>
+      <w:r>
+        <w:rPr>
+          <w:rFonts w:ascii="Consolas" w:hAnsi="Consolas"/>
+          <w:sz w:val="17"/>
+        </w:rPr>
+        <w:t xml:space="preserve">      - bench-data:/home/frappe/frappe-bench</w:t>
+      </w:r>
+      <w:r>
+        <w:br/>
+      </w:r>
+      <w:r>
+        <w:rPr>
+          <w:rFonts w:ascii="Consolas" w:hAnsi="Consolas"/>
+          <w:sz w:val="17"/>
+        </w:rPr>
+        <w:t xml:space="preserve">      - ssh-data:/home/frappe/.ssh</w:t>
+      </w:r>
+      <w:r>
+        <w:br/>
+      </w:r>
+      <w:r>
+        <w:rPr>
+          <w:rFonts w:ascii="Consolas" w:hAnsi="Consolas"/>
+          <w:sz w:val="17"/>
+        </w:rPr>
+        <w:t xml:space="preserve">    entrypoint: ["bash", "-c"]</w:t>
+      </w:r>
+      <w:r>
+        <w:br/>
+      </w:r>
+      <w:r>
+        <w:rPr>
+          <w:rFonts w:ascii="Consolas" w:hAnsi="Consolas"/>
+          <w:sz w:val="17"/>
+        </w:rPr>
+        <w:t xml:space="preserve">    command:</w:t>
+      </w:r>
+      <w:r>
+        <w:br/>
+      </w:r>
+      <w:r>
+        <w:rPr>
+          <w:rFonts w:ascii="Consolas" w:hAnsi="Consolas"/>
+          <w:sz w:val="17"/>
+        </w:rPr>
+        <w:t xml:space="preserve">      - |</w:t>
+      </w:r>
+      <w:r>
+        <w:br/>
+      </w:r>
+      <w:r>
+        <w:rPr>
+          <w:rFonts w:ascii="Consolas" w:hAnsi="Consolas"/>
+          <w:sz w:val="17"/>
+        </w:rPr>
+        <w:t xml:space="preserve">        chown 1000:1000 /home/frappe/frappe-bench /home/frappe/.ssh</w:t>
+      </w:r>
+      <w:r>
+        <w:br/>
+      </w:r>
+      <w:r>
+        <w:rPr>
+          <w:rFonts w:ascii="Consolas" w:hAnsi="Consolas"/>
+          <w:sz w:val="17"/>
+        </w:rPr>
+        <w:t xml:space="preserve">        chmod 700 /home/frappe/.ssh</w:t>
+      </w:r>
+      <w:r>
+        <w:br/>
+      </w:r>
+      <w:r>
+        <w:rPr>
+          <w:rFonts w:ascii="Consolas" w:hAnsi="Consolas"/>
+          <w:sz w:val="17"/>
+        </w:rPr>
+        <w:t xml:space="preserve">        echo "permissions ok"</w:t>
+      </w:r>
+      <w:r>
+        <w:br/>
+      </w:r>
+      <w:r>
+        <w:rPr>
+          <w:rFonts w:ascii="Consolas" w:hAnsi="Consolas"/>
+          <w:sz w:val="17"/>
+        </w:rPr>
+      </w:r>
+      <w:r>
+        <w:br/>
+      </w:r>
+      <w:r>
+        <w:rPr>
+          <w:rFonts w:ascii="Consolas" w:hAnsi="Consolas"/>
+          <w:sz w:val="17"/>
+        </w:rPr>
+        <w:t xml:space="preserve">  db:</w:t>
+      </w:r>
+      <w:r>
+        <w:br/>
+      </w:r>
+      <w:r>
+        <w:rPr>
+          <w:rFonts w:ascii="Consolas" w:hAnsi="Consolas"/>
+          <w:sz w:val="17"/>
+        </w:rPr>
+        <w:t xml:space="preserve">    image: mariadb:10.6</w:t>
+      </w:r>
+      <w:r>
+        <w:br/>
+      </w:r>
+      <w:r>
+        <w:rPr>
+          <w:rFonts w:ascii="Consolas" w:hAnsi="Consolas"/>
+          <w:sz w:val="17"/>
+        </w:rPr>
+        <w:t xml:space="preserve">    restart: unless-stopped</w:t>
+      </w:r>
+      <w:r>
+        <w:br/>
+      </w:r>
+      <w:r>
+        <w:rPr>
+          <w:rFonts w:ascii="Consolas" w:hAnsi="Consolas"/>
+          <w:sz w:val="17"/>
+        </w:rPr>
+        <w:t xml:space="preserve">    command:</w:t>
+      </w:r>
+      <w:r>
+        <w:br/>
+      </w:r>
+      <w:r>
+        <w:rPr>
+          <w:rFonts w:ascii="Consolas" w:hAnsi="Consolas"/>
+          <w:sz w:val="17"/>
+        </w:rPr>
+        <w:t xml:space="preserve">      - --character-set-server=utf8mb4</w:t>
+      </w:r>
+      <w:r>
+        <w:br/>
+      </w:r>
+      <w:r>
+        <w:rPr>
+          <w:rFonts w:ascii="Consolas" w:hAnsi="Consolas"/>
+          <w:sz w:val="17"/>
+        </w:rPr>
+        <w:t xml:space="preserve">      - --collation-server=utf8mb4_unicode_ci</w:t>
+      </w:r>
+      <w:r>
+        <w:br/>
+      </w:r>
+      <w:r>
+        <w:rPr>
+          <w:rFonts w:ascii="Consolas" w:hAnsi="Consolas"/>
+          <w:sz w:val="17"/>
+        </w:rPr>
+        <w:t xml:space="preserve">      - --skip-character-set-client-handshake</w:t>
+      </w:r>
+      <w:r>
+        <w:br/>
+      </w:r>
+      <w:r>
+        <w:rPr>
+          <w:rFonts w:ascii="Consolas" w:hAnsi="Consolas"/>
+          <w:sz w:val="17"/>
+        </w:rPr>
+        <w:t xml:space="preserve">      - --skip-innodb-read-only-compressed</w:t>
+      </w:r>
+      <w:r>
+        <w:br/>
+      </w:r>
+      <w:r>
+        <w:rPr>
+          <w:rFonts w:ascii="Consolas" w:hAnsi="Consolas"/>
+          <w:sz w:val="17"/>
+        </w:rPr>
+        <w:t xml:space="preserve">    environment:</w:t>
+      </w:r>
+      <w:r>
+        <w:br/>
+      </w:r>
+      <w:r>
+        <w:rPr>
+          <w:rFonts w:ascii="Consolas" w:hAnsi="Consolas"/>
+          <w:sz w:val="17"/>
+        </w:rPr>
+        <w:t xml:space="preserve">      MARIADB_ROOT_PASSWORD: ${DB_ROOT_PASSWORD}</w:t>
+      </w:r>
+      <w:r>
+        <w:br/>
+      </w:r>
+      <w:r>
+        <w:rPr>
+          <w:rFonts w:ascii="Consolas" w:hAnsi="Consolas"/>
+          <w:sz w:val="17"/>
+        </w:rPr>
+        <w:t xml:space="preserve">      MARIADB_ROOT_HOST: "%"</w:t>
+      </w:r>
+      <w:r>
+        <w:br/>
+      </w:r>
+      <w:r>
+        <w:rPr>
+          <w:rFonts w:ascii="Consolas" w:hAnsi="Consolas"/>
+          <w:sz w:val="17"/>
+        </w:rPr>
+        <w:t xml:space="preserve">    volumes:</w:t>
+      </w:r>
+      <w:r>
+        <w:br/>
+      </w:r>
+      <w:r>
+        <w:rPr>
+          <w:rFonts w:ascii="Consolas" w:hAnsi="Consolas"/>
+          <w:sz w:val="17"/>
+        </w:rPr>
+        <w:t xml:space="preserve">      - db-data:/var/lib/mysql</w:t>
+      </w:r>
+      <w:r>
+        <w:br/>
+      </w:r>
+      <w:r>
+        <w:rPr>
+          <w:rFonts w:ascii="Consolas" w:hAnsi="Consolas"/>
+          <w:sz w:val="17"/>
+        </w:rPr>
+        <w:t xml:space="preserve">    healthcheck:</w:t>
+      </w:r>
+      <w:r>
+        <w:br/>
+      </w:r>
+      <w:r>
+        <w:rPr>
+          <w:rFonts w:ascii="Consolas" w:hAnsi="Consolas"/>
+          <w:sz w:val="17"/>
+        </w:rPr>
+        <w:t xml:space="preserve">      test: ["CMD", "healthcheck.sh", "--connect", "--innodb_initialized"]</w:t>
+      </w:r>
+      <w:r>
+        <w:br/>
+      </w:r>
+      <w:r>
+        <w:rPr>
+          <w:rFonts w:ascii="Consolas" w:hAnsi="Consolas"/>
+          <w:sz w:val="17"/>
+        </w:rPr>
+        <w:t xml:space="preserve">      interval: 10s</w:t>
+      </w:r>
+      <w:r>
+        <w:br/>
+      </w:r>
+      <w:r>
+        <w:rPr>
+          <w:rFonts w:ascii="Consolas" w:hAnsi="Consolas"/>
+          <w:sz w:val="17"/>
+        </w:rPr>
+        <w:t xml:space="preserve">      timeout: 5s</w:t>
+      </w:r>
+      <w:r>
+        <w:br/>
+      </w:r>
+      <w:r>
+        <w:rPr>
+          <w:rFonts w:ascii="Consolas" w:hAnsi="Consolas"/>
+          <w:sz w:val="17"/>
+        </w:rPr>
+        <w:t xml:space="preserve">      retries: 20</w:t>
+      </w:r>
+      <w:r>
+        <w:br/>
+      </w:r>
+      <w:r>
+        <w:rPr>
+          <w:rFonts w:ascii="Consolas" w:hAnsi="Consolas"/>
+          <w:sz w:val="17"/>
+        </w:rPr>
+      </w:r>
+      <w:r>
+        <w:br/>
+      </w:r>
+      <w:r>
+        <w:rPr>
+          <w:rFonts w:ascii="Consolas" w:hAnsi="Consolas"/>
+          <w:sz w:val="17"/>
+        </w:rPr>
+        <w:t xml:space="preserve">  redis-cache:</w:t>
+      </w:r>
+      <w:r>
+        <w:br/>
+      </w:r>
+      <w:r>
+        <w:rPr>
+          <w:rFonts w:ascii="Consolas" w:hAnsi="Consolas"/>
+          <w:sz w:val="17"/>
+        </w:rPr>
+        <w:t xml:space="preserve">    image: redis:6.2-alpine</w:t>
+      </w:r>
+      <w:r>
+        <w:br/>
+      </w:r>
+      <w:r>
+        <w:rPr>
+          <w:rFonts w:ascii="Consolas" w:hAnsi="Consolas"/>
+          <w:sz w:val="17"/>
+        </w:rPr>
+        <w:t xml:space="preserve">    restart: unless-stopped</w:t>
+      </w:r>
+      <w:r>
+        <w:br/>
+      </w:r>
+      <w:r>
+        <w:rPr>
+          <w:rFonts w:ascii="Consolas" w:hAnsi="Consolas"/>
+          <w:sz w:val="17"/>
+        </w:rPr>
+        <w:t xml:space="preserve">    volumes:</w:t>
+      </w:r>
+      <w:r>
+        <w:br/>
+      </w:r>
+      <w:r>
+        <w:rPr>
+          <w:rFonts w:ascii="Consolas" w:hAnsi="Consolas"/>
+          <w:sz w:val="17"/>
+        </w:rPr>
+        <w:t xml:space="preserve">      - redis-cache-data:/data</w:t>
+      </w:r>
+      <w:r>
+        <w:br/>
+      </w:r>
+      <w:r>
+        <w:rPr>
+          <w:rFonts w:ascii="Consolas" w:hAnsi="Consolas"/>
+          <w:sz w:val="17"/>
+        </w:rPr>
+      </w:r>
+      <w:r>
+        <w:br/>
+      </w:r>
+      <w:r>
+        <w:rPr>
+          <w:rFonts w:ascii="Consolas" w:hAnsi="Consolas"/>
+          <w:sz w:val="17"/>
+        </w:rPr>
+        <w:t xml:space="preserve">  redis-queue:</w:t>
+      </w:r>
+      <w:r>
+        <w:br/>
+      </w:r>
+      <w:r>
+        <w:rPr>
+          <w:rFonts w:ascii="Consolas" w:hAnsi="Consolas"/>
+          <w:sz w:val="17"/>
+        </w:rPr>
+        <w:t xml:space="preserve">    image: redis:6.2-alpine</w:t>
+      </w:r>
+      <w:r>
+        <w:br/>
+      </w:r>
+      <w:r>
+        <w:rPr>
+          <w:rFonts w:ascii="Consolas" w:hAnsi="Consolas"/>
+          <w:sz w:val="17"/>
+        </w:rPr>
+        <w:t xml:space="preserve">    restart: unless-stopped</w:t>
+      </w:r>
+      <w:r>
+        <w:br/>
+      </w:r>
+      <w:r>
+        <w:rPr>
+          <w:rFonts w:ascii="Consolas" w:hAnsi="Consolas"/>
+          <w:sz w:val="17"/>
+        </w:rPr>
+        <w:t xml:space="preserve">    volumes:</w:t>
+      </w:r>
+      <w:r>
+        <w:br/>
+      </w:r>
+      <w:r>
+        <w:rPr>
+          <w:rFonts w:ascii="Consolas" w:hAnsi="Consolas"/>
+          <w:sz w:val="17"/>
+        </w:rPr>
+        <w:t xml:space="preserve">      - redis-queue-data:/data</w:t>
+      </w:r>
+      <w:r>
+        <w:br/>
+      </w:r>
+      <w:r>
+        <w:rPr>
+          <w:rFonts w:ascii="Consolas" w:hAnsi="Consolas"/>
+          <w:sz w:val="17"/>
+        </w:rPr>
+      </w:r>
+      <w:r>
+        <w:br/>
+      </w:r>
+      <w:r>
+        <w:rPr>
+          <w:rFonts w:ascii="Consolas" w:hAnsi="Consolas"/>
+          <w:sz w:val="17"/>
+        </w:rPr>
+        <w:t xml:space="preserve">  web:</w:t>
+      </w:r>
+      <w:r>
+        <w:br/>
+      </w:r>
+      <w:r>
+        <w:rPr>
+          <w:rFonts w:ascii="Consolas" w:hAnsi="Consolas"/>
+          <w:sz w:val="17"/>
+        </w:rPr>
+        <w:t xml:space="preserve">    &lt;&lt;: *bench</w:t>
+      </w:r>
+      <w:r>
+        <w:br/>
+      </w:r>
+      <w:r>
+        <w:rPr>
+          <w:rFonts w:ascii="Consolas" w:hAnsi="Consolas"/>
+          <w:sz w:val="17"/>
+        </w:rPr>
+        <w:t xml:space="preserve">    entrypoint: ["bash", "-c"]</w:t>
+      </w:r>
+      <w:r>
+        <w:br/>
+      </w:r>
+      <w:r>
+        <w:rPr>
+          <w:rFonts w:ascii="Consolas" w:hAnsi="Consolas"/>
+          <w:sz w:val="17"/>
+        </w:rPr>
+        <w:t xml:space="preserve">    command:</w:t>
+      </w:r>
+      <w:r>
+        <w:br/>
+      </w:r>
+      <w:r>
+        <w:rPr>
+          <w:rFonts w:ascii="Consolas" w:hAnsi="Consolas"/>
+          <w:sz w:val="17"/>
+        </w:rPr>
+        <w:t xml:space="preserve">      - |</w:t>
+      </w:r>
+      <w:r>
+        <w:br/>
+      </w:r>
+      <w:r>
+        <w:rPr>
+          <w:rFonts w:ascii="Consolas" w:hAnsi="Consolas"/>
+          <w:sz w:val="17"/>
+        </w:rPr>
+        <w:t xml:space="preserve">        # -----------------------------------------------------------------</w:t>
+      </w:r>
+      <w:r>
+        <w:br/>
+      </w:r>
+      <w:r>
+        <w:rPr>
+          <w:rFonts w:ascii="Consolas" w:hAnsi="Consolas"/>
+          <w:sz w:val="17"/>
+        </w:rPr>
+        <w:t xml:space="preserve">        # Bench bootstrap. Runs as the entrypoint of the `web` service.</w:t>
+      </w:r>
+      <w:r>
+        <w:br/>
+      </w:r>
+      <w:r>
+        <w:rPr>
+          <w:rFonts w:ascii="Consolas" w:hAnsi="Consolas"/>
+          <w:sz w:val="17"/>
+        </w:rPr>
+        <w:t xml:space="preserve">        # Every other bench service waits for the sentinel written at the end.</w:t>
+      </w:r>
+      <w:r>
+        <w:br/>
+      </w:r>
+      <w:r>
+        <w:rPr>
+          <w:rFonts w:ascii="Consolas" w:hAnsi="Consolas"/>
+          <w:sz w:val="17"/>
+        </w:rPr>
+        <w:t xml:space="preserve">        # Safe to re-run: each step is guarded, so a redeploy is a no-op once</w:t>
+      </w:r>
+      <w:r>
+        <w:br/>
+      </w:r>
+      <w:r>
+        <w:rPr>
+          <w:rFonts w:ascii="Consolas" w:hAnsi="Consolas"/>
+          <w:sz w:val="17"/>
+        </w:rPr>
+        <w:t xml:space="preserve">        # built.</w:t>
+      </w:r>
+      <w:r>
+        <w:br/>
+      </w:r>
+      <w:r>
+        <w:rPr>
+          <w:rFonts w:ascii="Consolas" w:hAnsi="Consolas"/>
+          <w:sz w:val="17"/>
+        </w:rPr>
+        <w:t xml:space="preserve">        #</w:t>
+      </w:r>
+      <w:r>
+        <w:br/>
+      </w:r>
+      <w:r>
+        <w:rPr>
+          <w:rFonts w:ascii="Consolas" w:hAnsi="Consolas"/>
+          <w:sz w:val="17"/>
+        </w:rPr>
+        <w:t xml:space="preserve">        # To add an app later: add a line to APPS and redeploy, THEN run</w:t>
+      </w:r>
+      <w:r>
+        <w:br/>
+      </w:r>
+      <w:r>
+        <w:rPr>
+          <w:rFonts w:ascii="Consolas" w:hAnsi="Consolas"/>
+          <w:sz w:val="17"/>
+        </w:rPr>
+        <w:t xml:space="preserve">        # `bench --site &lt;site&gt; install-app &lt;app&gt;` by hand - the install loop</w:t>
+      </w:r>
+      <w:r>
+        <w:br/>
+      </w:r>
+      <w:r>
+        <w:rPr>
+          <w:rFonts w:ascii="Consolas" w:hAnsi="Consolas"/>
+          <w:sz w:val="17"/>
+        </w:rPr>
+        <w:t xml:space="preserve">        # below is behind the sentinel and will be skipped.</w:t>
+      </w:r>
+      <w:r>
+        <w:br/>
+      </w:r>
+      <w:r>
+        <w:rPr>
+          <w:rFonts w:ascii="Consolas" w:hAnsi="Consolas"/>
+          <w:sz w:val="17"/>
+        </w:rPr>
+        <w:t xml:space="preserve">        # To force a full asset rebuild: delete sites/.bootstrap-complete.</w:t>
+      </w:r>
+      <w:r>
+        <w:br/>
+      </w:r>
+      <w:r>
+        <w:rPr>
+          <w:rFonts w:ascii="Consolas" w:hAnsi="Consolas"/>
+          <w:sz w:val="17"/>
+        </w:rPr>
+        <w:t xml:space="preserve">        # -----------------------------------------------------------------</w:t>
+      </w:r>
+      <w:r>
+        <w:br/>
+      </w:r>
+      <w:r>
+        <w:rPr>
+          <w:rFonts w:ascii="Consolas" w:hAnsi="Consolas"/>
+          <w:sz w:val="17"/>
+        </w:rPr>
+        <w:t xml:space="preserve">        set -euo pipefail</w:t>
+      </w:r>
+      <w:r>
+        <w:br/>
+      </w:r>
+      <w:r>
+        <w:rPr>
+          <w:rFonts w:ascii="Consolas" w:hAnsi="Consolas"/>
+          <w:sz w:val="17"/>
+        </w:rPr>
+      </w:r>
+      <w:r>
+        <w:br/>
+      </w:r>
+      <w:r>
+        <w:rPr>
+          <w:rFonts w:ascii="Consolas" w:hAnsi="Consolas"/>
+          <w:sz w:val="17"/>
+        </w:rPr>
+        <w:t xml:space="preserve">        BENCH=/home/frappe/frappe-bench</w:t>
+      </w:r>
+      <w:r>
+        <w:br/>
+      </w:r>
+      <w:r>
+        <w:rPr>
+          <w:rFonts w:ascii="Consolas" w:hAnsi="Consolas"/>
+          <w:sz w:val="17"/>
+        </w:rPr>
+        <w:t xml:space="preserve">        SENTINEL="$$BENCH/sites/.bootstrap-complete"</w:t>
+      </w:r>
+      <w:r>
+        <w:br/>
+      </w:r>
+      <w:r>
+        <w:rPr>
+          <w:rFonts w:ascii="Consolas" w:hAnsi="Consolas"/>
+          <w:sz w:val="17"/>
+        </w:rPr>
+      </w:r>
+      <w:r>
+        <w:br/>
+      </w:r>
+      <w:r>
+        <w:rPr>
+          <w:rFonts w:ascii="Consolas" w:hAnsi="Consolas"/>
+          <w:sz w:val="17"/>
+        </w:rPr>
+        <w:t xml:space="preserve">        # name | git url | branch</w:t>
+      </w:r>
+      <w:r>
+        <w:br/>
+      </w:r>
+      <w:r>
+        <w:rPr>
+          <w:rFonts w:ascii="Consolas" w:hAnsi="Consolas"/>
+          <w:sz w:val="17"/>
+        </w:rPr>
+        <w:t xml:space="preserve">        # Use git@github.com: for our own repos so `git push` works from</w:t>
+      </w:r>
+      <w:r>
+        <w:br/>
+      </w:r>
+      <w:r>
+        <w:rPr>
+          <w:rFonts w:ascii="Consolas" w:hAnsi="Consolas"/>
+          <w:sz w:val="17"/>
+        </w:rPr>
+        <w:t xml:space="preserve">        # inside the container. Dependencies first.</w:t>
+      </w:r>
+      <w:r>
+        <w:br/>
+      </w:r>
+      <w:r>
+        <w:rPr>
+          <w:rFonts w:ascii="Consolas" w:hAnsi="Consolas"/>
+          <w:sz w:val="17"/>
+        </w:rPr>
+        <w:t xml:space="preserve">        APPS=(</w:t>
+      </w:r>
+      <w:r>
+        <w:br/>
+      </w:r>
+      <w:r>
+        <w:rPr>
+          <w:rFonts w:ascii="Consolas" w:hAnsi="Consolas"/>
+          <w:sz w:val="17"/>
+        </w:rPr>
+        <w:t xml:space="preserve">          "erpnext|https://github.com/frappe/erpnext.git|version-15"</w:t>
+      </w:r>
+      <w:r>
+        <w:br/>
+      </w:r>
+      <w:r>
+        <w:rPr>
+          <w:rFonts w:ascii="Consolas" w:hAnsi="Consolas"/>
+          <w:sz w:val="17"/>
+        </w:rPr>
+        <w:t xml:space="preserve">          "hrms|https://github.com/frappe/hrms.git|version-15"</w:t>
+      </w:r>
+      <w:r>
+        <w:br/>
+      </w:r>
+      <w:r>
+        <w:rPr>
+          <w:rFonts w:ascii="Consolas" w:hAnsi="Consolas"/>
+          <w:sz w:val="17"/>
+        </w:rPr>
+        <w:t xml:space="preserve">          "india_compliance|https://github.com/resilient-tech/india-compliance.git|version-15"</w:t>
+      </w:r>
+      <w:r>
+        <w:br/>
+      </w:r>
+      <w:r>
+        <w:rPr>
+          <w:rFonts w:ascii="Consolas" w:hAnsi="Consolas"/>
+          <w:sz w:val="17"/>
+        </w:rPr>
+        <w:t xml:space="preserve">          "REPLACE_ME|git@github.com:ORG/REPO.git|BRANCH"</w:t>
+      </w:r>
+      <w:r>
+        <w:br/>
+      </w:r>
+      <w:r>
+        <w:rPr>
+          <w:rFonts w:ascii="Consolas" w:hAnsi="Consolas"/>
+          <w:sz w:val="17"/>
+        </w:rPr>
+        <w:t xml:space="preserve">        )</w:t>
+      </w:r>
+      <w:r>
+        <w:br/>
+      </w:r>
+      <w:r>
+        <w:rPr>
+          <w:rFonts w:ascii="Consolas" w:hAnsi="Consolas"/>
+          <w:sz w:val="17"/>
+        </w:rPr>
+      </w:r>
+      <w:r>
+        <w:br/>
+      </w:r>
+      <w:r>
+        <w:rPr>
+          <w:rFonts w:ascii="Consolas" w:hAnsi="Consolas"/>
+          <w:sz w:val="17"/>
+        </w:rPr>
+        <w:t xml:space="preserve">        log() { echo "==&gt; [bootstrap $$(date -u +%H:%M:%S)] $$*"; }</w:t>
+      </w:r>
+      <w:r>
+        <w:br/>
+      </w:r>
+      <w:r>
+        <w:rPr>
+          <w:rFonts w:ascii="Consolas" w:hAnsi="Consolas"/>
+          <w:sz w:val="17"/>
+        </w:rPr>
+      </w:r>
+      <w:r>
+        <w:br/>
+      </w:r>
+      <w:r>
+        <w:rPr>
+          <w:rFonts w:ascii="Consolas" w:hAnsi="Consolas"/>
+          <w:sz w:val="17"/>
+        </w:rPr>
+        <w:t xml:space="preserve">        # --- git over ssh, so private repos clone, pull and push ----------</w:t>
+      </w:r>
+      <w:r>
+        <w:br/>
+      </w:r>
+      <w:r>
+        <w:rPr>
+          <w:rFonts w:ascii="Consolas" w:hAnsi="Consolas"/>
+          <w:sz w:val="17"/>
+        </w:rPr>
+        <w:t xml:space="preserve">        log "configuring git ssh access"</w:t>
+      </w:r>
+      <w:r>
+        <w:br/>
+      </w:r>
+      <w:r>
+        <w:rPr>
+          <w:rFonts w:ascii="Consolas" w:hAnsi="Consolas"/>
+          <w:sz w:val="17"/>
+        </w:rPr>
+        <w:t xml:space="preserve">        mkdir -p "$$HOME/.ssh"</w:t>
+      </w:r>
+      <w:r>
+        <w:br/>
+      </w:r>
+      <w:r>
+        <w:rPr>
+          <w:rFonts w:ascii="Consolas" w:hAnsi="Consolas"/>
+          <w:sz w:val="17"/>
+        </w:rPr>
+        <w:t xml:space="preserve">        chmod 700 "$$HOME/.ssh"</w:t>
+      </w:r>
+      <w:r>
+        <w:br/>
+      </w:r>
+      <w:r>
+        <w:rPr>
+          <w:rFonts w:ascii="Consolas" w:hAnsi="Consolas"/>
+          <w:sz w:val="17"/>
+        </w:rPr>
+        <w:t xml:space="preserve">        if [ -n "$${GIT_SSH_KEY_B64:-}" ]; then</w:t>
+      </w:r>
+      <w:r>
+        <w:br/>
+      </w:r>
+      <w:r>
+        <w:rPr>
+          <w:rFonts w:ascii="Consolas" w:hAnsi="Consolas"/>
+          <w:sz w:val="17"/>
+        </w:rPr>
+        <w:t xml:space="preserve">          printf '%s' "$$GIT_SSH_KEY_B64" | base64 -d &gt; "$$HOME/.ssh/id_ed25519"</w:t>
+      </w:r>
+      <w:r>
+        <w:br/>
+      </w:r>
+      <w:r>
+        <w:rPr>
+          <w:rFonts w:ascii="Consolas" w:hAnsi="Consolas"/>
+          <w:sz w:val="17"/>
+        </w:rPr>
+        <w:t xml:space="preserve">          chmod 600 "$$HOME/.ssh/id_ed25519"</w:t>
+      </w:r>
+      <w:r>
+        <w:br/>
+      </w:r>
+      <w:r>
+        <w:rPr>
+          <w:rFonts w:ascii="Consolas" w:hAnsi="Consolas"/>
+          <w:sz w:val="17"/>
+        </w:rPr>
+        <w:t xml:space="preserve">        fi</w:t>
+      </w:r>
+      <w:r>
+        <w:br/>
+      </w:r>
+      <w:r>
+        <w:rPr>
+          <w:rFonts w:ascii="Consolas" w:hAnsi="Consolas"/>
+          <w:sz w:val="17"/>
+        </w:rPr>
+        <w:t xml:space="preserve">        cat &gt; "$$HOME/.ssh/config" &lt;&lt;'SSHCFG'</w:t>
+      </w:r>
+      <w:r>
+        <w:br/>
+      </w:r>
+      <w:r>
+        <w:rPr>
+          <w:rFonts w:ascii="Consolas" w:hAnsi="Consolas"/>
+          <w:sz w:val="17"/>
+        </w:rPr>
+        <w:t xml:space="preserve">        Host github.com</w:t>
+      </w:r>
+      <w:r>
+        <w:br/>
+      </w:r>
+      <w:r>
+        <w:rPr>
+          <w:rFonts w:ascii="Consolas" w:hAnsi="Consolas"/>
+          <w:sz w:val="17"/>
+        </w:rPr>
+        <w:t xml:space="preserve">          HostName github.com</w:t>
+      </w:r>
+      <w:r>
+        <w:br/>
+      </w:r>
+      <w:r>
+        <w:rPr>
+          <w:rFonts w:ascii="Consolas" w:hAnsi="Consolas"/>
+          <w:sz w:val="17"/>
+        </w:rPr>
+        <w:t xml:space="preserve">          User git</w:t>
+      </w:r>
+      <w:r>
+        <w:br/>
+      </w:r>
+      <w:r>
+        <w:rPr>
+          <w:rFonts w:ascii="Consolas" w:hAnsi="Consolas"/>
+          <w:sz w:val="17"/>
+        </w:rPr>
+        <w:t xml:space="preserve">          IdentityFile ~/.ssh/id_ed25519</w:t>
+      </w:r>
+      <w:r>
+        <w:br/>
+      </w:r>
+      <w:r>
+        <w:rPr>
+          <w:rFonts w:ascii="Consolas" w:hAnsi="Consolas"/>
+          <w:sz w:val="17"/>
+        </w:rPr>
+        <w:t xml:space="preserve">          IdentitiesOnly yes</w:t>
+      </w:r>
+      <w:r>
+        <w:br/>
+      </w:r>
+      <w:r>
+        <w:rPr>
+          <w:rFonts w:ascii="Consolas" w:hAnsi="Consolas"/>
+          <w:sz w:val="17"/>
+        </w:rPr>
+        <w:t xml:space="preserve">          StrictHostKeyChecking accept-new</w:t>
+      </w:r>
+      <w:r>
+        <w:br/>
+      </w:r>
+      <w:r>
+        <w:rPr>
+          <w:rFonts w:ascii="Consolas" w:hAnsi="Consolas"/>
+          <w:sz w:val="17"/>
+        </w:rPr>
+        <w:t xml:space="preserve">        SSHCFG</w:t>
+      </w:r>
+      <w:r>
+        <w:br/>
+      </w:r>
+      <w:r>
+        <w:rPr>
+          <w:rFonts w:ascii="Consolas" w:hAnsi="Consolas"/>
+          <w:sz w:val="17"/>
+        </w:rPr>
+        <w:t xml:space="preserve">        chmod 600 "$$HOME/.ssh/config"</w:t>
+      </w:r>
+      <w:r>
+        <w:br/>
+      </w:r>
+      <w:r>
+        <w:rPr>
+          <w:rFonts w:ascii="Consolas" w:hAnsi="Consolas"/>
+          <w:sz w:val="17"/>
+        </w:rPr>
+      </w:r>
+      <w:r>
+        <w:br/>
+      </w:r>
+      <w:r>
+        <w:rPr>
+          <w:rFonts w:ascii="Consolas" w:hAnsi="Consolas"/>
+          <w:sz w:val="17"/>
+        </w:rPr>
+        <w:t xml:space="preserve">        # --- wait for datastores ------------------------------------------</w:t>
+      </w:r>
+      <w:r>
+        <w:br/>
+      </w:r>
+      <w:r>
+        <w:rPr>
+          <w:rFonts w:ascii="Consolas" w:hAnsi="Consolas"/>
+          <w:sz w:val="17"/>
+        </w:rPr>
+        <w:t xml:space="preserve">        wait_tcp() {</w:t>
+      </w:r>
+      <w:r>
+        <w:br/>
+      </w:r>
+      <w:r>
+        <w:rPr>
+          <w:rFonts w:ascii="Consolas" w:hAnsi="Consolas"/>
+          <w:sz w:val="17"/>
+        </w:rPr>
+        <w:t xml:space="preserve">          local host=$$1 port=$$2 tries=0</w:t>
+      </w:r>
+      <w:r>
+        <w:br/>
+      </w:r>
+      <w:r>
+        <w:rPr>
+          <w:rFonts w:ascii="Consolas" w:hAnsi="Consolas"/>
+          <w:sz w:val="17"/>
+        </w:rPr>
+        <w:t xml:space="preserve">          until (exec 3&lt;&gt;"/dev/tcp/$$host/$$port") 2&gt;/dev/null; do</w:t>
+      </w:r>
+      <w:r>
+        <w:br/>
+      </w:r>
+      <w:r>
+        <w:rPr>
+          <w:rFonts w:ascii="Consolas" w:hAnsi="Consolas"/>
+          <w:sz w:val="17"/>
+        </w:rPr>
+        <w:t xml:space="preserve">            tries=$$((tries + 1))</w:t>
+      </w:r>
+      <w:r>
+        <w:br/>
+      </w:r>
+      <w:r>
+        <w:rPr>
+          <w:rFonts w:ascii="Consolas" w:hAnsi="Consolas"/>
+          <w:sz w:val="17"/>
+        </w:rPr>
+        <w:t xml:space="preserve">            if [ "$$tries" -gt 150 ]; then log "FATAL: $$host:$$port never came up"; exit 1; fi</w:t>
+      </w:r>
+      <w:r>
+        <w:br/>
+      </w:r>
+      <w:r>
+        <w:rPr>
+          <w:rFonts w:ascii="Consolas" w:hAnsi="Consolas"/>
+          <w:sz w:val="17"/>
+        </w:rPr>
+        <w:t xml:space="preserve">            sleep 2</w:t>
+      </w:r>
+      <w:r>
+        <w:br/>
+      </w:r>
+      <w:r>
+        <w:rPr>
+          <w:rFonts w:ascii="Consolas" w:hAnsi="Consolas"/>
+          <w:sz w:val="17"/>
+        </w:rPr>
+        <w:t xml:space="preserve">          done</w:t>
+      </w:r>
+      <w:r>
+        <w:br/>
+      </w:r>
+      <w:r>
+        <w:rPr>
+          <w:rFonts w:ascii="Consolas" w:hAnsi="Consolas"/>
+          <w:sz w:val="17"/>
+        </w:rPr>
+        <w:t xml:space="preserve">          log "$$host:$$port is up"</w:t>
+      </w:r>
+      <w:r>
+        <w:br/>
+      </w:r>
+      <w:r>
+        <w:rPr>
+          <w:rFonts w:ascii="Consolas" w:hAnsi="Consolas"/>
+          <w:sz w:val="17"/>
+        </w:rPr>
+        <w:t xml:space="preserve">        }</w:t>
+      </w:r>
+      <w:r>
+        <w:br/>
+      </w:r>
+      <w:r>
+        <w:rPr>
+          <w:rFonts w:ascii="Consolas" w:hAnsi="Consolas"/>
+          <w:sz w:val="17"/>
+        </w:rPr>
+        <w:t xml:space="preserve">        wait_tcp db 3306</w:t>
+      </w:r>
+      <w:r>
+        <w:br/>
+      </w:r>
+      <w:r>
+        <w:rPr>
+          <w:rFonts w:ascii="Consolas" w:hAnsi="Consolas"/>
+          <w:sz w:val="17"/>
+        </w:rPr>
+        <w:t xml:space="preserve">        wait_tcp redis-cache 6379</w:t>
+      </w:r>
+      <w:r>
+        <w:br/>
+      </w:r>
+      <w:r>
+        <w:rPr>
+          <w:rFonts w:ascii="Consolas" w:hAnsi="Consolas"/>
+          <w:sz w:val="17"/>
+        </w:rPr>
+        <w:t xml:space="preserve">        wait_tcp redis-queue 6379</w:t>
+      </w:r>
+      <w:r>
+        <w:br/>
+      </w:r>
+      <w:r>
+        <w:rPr>
+          <w:rFonts w:ascii="Consolas" w:hAnsi="Consolas"/>
+          <w:sz w:val="17"/>
+        </w:rPr>
+      </w:r>
+      <w:r>
+        <w:br/>
+      </w:r>
+      <w:r>
+        <w:rPr>
+          <w:rFonts w:ascii="Consolas" w:hAnsi="Consolas"/>
+          <w:sz w:val="17"/>
+        </w:rPr>
+        <w:t xml:space="preserve">        # --- bench itself --------------------------------------------------</w:t>
+      </w:r>
+      <w:r>
+        <w:br/>
+      </w:r>
+      <w:r>
+        <w:rPr>
+          <w:rFonts w:ascii="Consolas" w:hAnsi="Consolas"/>
+          <w:sz w:val="17"/>
+        </w:rPr>
+        <w:t xml:space="preserve">        # --ignore-exist because the mounted volume already exists and</w:t>
+      </w:r>
+      <w:r>
+        <w:br/>
+      </w:r>
+      <w:r>
+        <w:rPr>
+          <w:rFonts w:ascii="Consolas" w:hAnsi="Consolas"/>
+          <w:sz w:val="17"/>
+        </w:rPr>
+        <w:t xml:space="preserve">        # bench init refuses a non-empty path.</w:t>
+      </w:r>
+      <w:r>
+        <w:br/>
+      </w:r>
+      <w:r>
+        <w:rPr>
+          <w:rFonts w:ascii="Consolas" w:hAnsi="Consolas"/>
+          <w:sz w:val="17"/>
+        </w:rPr>
+        <w:t xml:space="preserve">        if [ ! -d "$$BENCH/env" ]; then</w:t>
+      </w:r>
+      <w:r>
+        <w:br/>
+      </w:r>
+      <w:r>
+        <w:rPr>
+          <w:rFonts w:ascii="Consolas" w:hAnsi="Consolas"/>
+          <w:sz w:val="17"/>
+        </w:rPr>
+        <w:t xml:space="preserve">          log "initialising bench (first run, takes a few minutes)"</w:t>
+      </w:r>
+      <w:r>
+        <w:br/>
+      </w:r>
+      <w:r>
+        <w:rPr>
+          <w:rFonts w:ascii="Consolas" w:hAnsi="Consolas"/>
+          <w:sz w:val="17"/>
+        </w:rPr>
+        <w:t xml:space="preserve">          cd /home/frappe</w:t>
+      </w:r>
+      <w:r>
+        <w:br/>
+      </w:r>
+      <w:r>
+        <w:rPr>
+          <w:rFonts w:ascii="Consolas" w:hAnsi="Consolas"/>
+          <w:sz w:val="17"/>
+        </w:rPr>
+        <w:t xml:space="preserve">          bench init --ignore-exist --skip-redis-config-generation --no-backups \</w:t>
+      </w:r>
+      <w:r>
+        <w:br/>
+      </w:r>
+      <w:r>
+        <w:rPr>
+          <w:rFonts w:ascii="Consolas" w:hAnsi="Consolas"/>
+          <w:sz w:val="17"/>
+        </w:rPr>
+        <w:t xml:space="preserve">                     --frappe-branch version-15 --verbose frappe-bench</w:t>
+      </w:r>
+      <w:r>
+        <w:br/>
+      </w:r>
+      <w:r>
+        <w:rPr>
+          <w:rFonts w:ascii="Consolas" w:hAnsi="Consolas"/>
+          <w:sz w:val="17"/>
+        </w:rPr>
+        <w:t xml:space="preserve">        fi</w:t>
+      </w:r>
+      <w:r>
+        <w:br/>
+      </w:r>
+      <w:r>
+        <w:rPr>
+          <w:rFonts w:ascii="Consolas" w:hAnsi="Consolas"/>
+          <w:sz w:val="17"/>
+        </w:rPr>
+        <w:t xml:space="preserve">        cd "$$BENCH"</w:t>
+      </w:r>
+      <w:r>
+        <w:br/>
+      </w:r>
+      <w:r>
+        <w:rPr>
+          <w:rFonts w:ascii="Consolas" w:hAnsi="Consolas"/>
+          <w:sz w:val="17"/>
+        </w:rPr>
+      </w:r>
+      <w:r>
+        <w:br/>
+      </w:r>
+      <w:r>
+        <w:rPr>
+          <w:rFonts w:ascii="Consolas" w:hAnsi="Consolas"/>
+          <w:sz w:val="17"/>
+        </w:rPr>
+        <w:t xml:space="preserve">        # --- point bench at the sibling containers -------------------------</w:t>
+      </w:r>
+      <w:r>
+        <w:br/>
+      </w:r>
+      <w:r>
+        <w:rPr>
+          <w:rFonts w:ascii="Consolas" w:hAnsi="Consolas"/>
+          <w:sz w:val="17"/>
+        </w:rPr>
+        <w:t xml:space="preserve">        # developer_mode enables doctype export to app folders, which is what</w:t>
+      </w:r>
+      <w:r>
+        <w:br/>
+      </w:r>
+      <w:r>
+        <w:rPr>
+          <w:rFonts w:ascii="Consolas" w:hAnsi="Consolas"/>
+          <w:sz w:val="17"/>
+        </w:rPr>
+        <w:t xml:space="preserve">        # makes the git workflow useful. It is NOT the same as DEV_SERVER,</w:t>
+      </w:r>
+      <w:r>
+        <w:br/>
+      </w:r>
+      <w:r>
+        <w:rPr>
+          <w:rFonts w:ascii="Consolas" w:hAnsi="Consolas"/>
+          <w:sz w:val="17"/>
+        </w:rPr>
+        <w:t xml:space="preserve">        # which `bench start` sets and which would make the socket.io client</w:t>
+      </w:r>
+      <w:r>
+        <w:br/>
+      </w:r>
+      <w:r>
+        <w:rPr>
+          <w:rFonts w:ascii="Consolas" w:hAnsi="Consolas"/>
+          <w:sz w:val="17"/>
+        </w:rPr>
+        <w:t xml:space="preserve">        # dial :9000 directly and break realtime behind Traefik. That is why</w:t>
+      </w:r>
+      <w:r>
+        <w:br/>
+      </w:r>
+      <w:r>
+        <w:rPr>
+          <w:rFonts w:ascii="Consolas" w:hAnsi="Consolas"/>
+          <w:sz w:val="17"/>
+        </w:rPr>
+        <w:t xml:space="preserve">        # we never call `bench start`.</w:t>
+      </w:r>
+      <w:r>
+        <w:br/>
+      </w:r>
+      <w:r>
+        <w:rPr>
+          <w:rFonts w:ascii="Consolas" w:hAnsi="Consolas"/>
+          <w:sz w:val="17"/>
+        </w:rPr>
+        <w:t xml:space="preserve">        #</w:t>
+      </w:r>
+      <w:r>
+        <w:br/>
+      </w:r>
+      <w:r>
+        <w:rPr>
+          <w:rFonts w:ascii="Consolas" w:hAnsi="Consolas"/>
+          <w:sz w:val="17"/>
+        </w:rPr>
+        <w:t xml:space="preserve">        # webserver_port is deliberately NOT set. frappe's get_url() appends</w:t>
+      </w:r>
+      <w:r>
+        <w:br/>
+      </w:r>
+      <w:r>
+        <w:rPr>
+          <w:rFonts w:ascii="Consolas" w:hAnsi="Consolas"/>
+          <w:sz w:val="17"/>
+        </w:rPr>
+        <w:t xml:space="preserve">        # `:&lt;webserver_port&gt;` to every generated link, which would put ":8000"</w:t>
+      </w:r>
+      <w:r>
+        <w:br/>
+      </w:r>
+      <w:r>
+        <w:rPr>
+          <w:rFonts w:ascii="Consolas" w:hAnsi="Consolas"/>
+          <w:sz w:val="17"/>
+        </w:rPr>
+        <w:t xml:space="preserve">        # into emails, PDFs and redirects. `bench serve` takes its port from</w:t>
+      </w:r>
+      <w:r>
+        <w:br/>
+      </w:r>
+      <w:r>
+        <w:rPr>
+          <w:rFonts w:ascii="Consolas" w:hAnsi="Consolas"/>
+          <w:sz w:val="17"/>
+        </w:rPr>
+        <w:t xml:space="preserve">        # the --port flag below, not from config.</w:t>
+      </w:r>
+      <w:r>
+        <w:br/>
+      </w:r>
+      <w:r>
+        <w:rPr>
+          <w:rFonts w:ascii="Consolas" w:hAnsi="Consolas"/>
+          <w:sz w:val="17"/>
+        </w:rPr>
+        <w:t xml:space="preserve">        log "writing common site config"</w:t>
+      </w:r>
+      <w:r>
+        <w:br/>
+      </w:r>
+      <w:r>
+        <w:rPr>
+          <w:rFonts w:ascii="Consolas" w:hAnsi="Consolas"/>
+          <w:sz w:val="17"/>
+        </w:rPr>
+        <w:t xml:space="preserve">        bench set-config -g db_host db</w:t>
+      </w:r>
+      <w:r>
+        <w:br/>
+      </w:r>
+      <w:r>
+        <w:rPr>
+          <w:rFonts w:ascii="Consolas" w:hAnsi="Consolas"/>
+          <w:sz w:val="17"/>
+        </w:rPr>
+        <w:t xml:space="preserve">        bench set-config -g db_port 3306 --parse</w:t>
+      </w:r>
+      <w:r>
+        <w:br/>
+      </w:r>
+      <w:r>
+        <w:rPr>
+          <w:rFonts w:ascii="Consolas" w:hAnsi="Consolas"/>
+          <w:sz w:val="17"/>
+        </w:rPr>
+        <w:t xml:space="preserve">        bench set-config -g redis_cache "redis://redis-cache:6379"</w:t>
+      </w:r>
+      <w:r>
+        <w:br/>
+      </w:r>
+      <w:r>
+        <w:rPr>
+          <w:rFonts w:ascii="Consolas" w:hAnsi="Consolas"/>
+          <w:sz w:val="17"/>
+        </w:rPr>
+        <w:t xml:space="preserve">        bench set-config -g redis_queue "redis://redis-queue:6379"</w:t>
+      </w:r>
+      <w:r>
+        <w:br/>
+      </w:r>
+      <w:r>
+        <w:rPr>
+          <w:rFonts w:ascii="Consolas" w:hAnsi="Consolas"/>
+          <w:sz w:val="17"/>
+        </w:rPr>
+        <w:t xml:space="preserve">        bench set-config -g redis_socketio "redis://redis-queue:6379"</w:t>
+      </w:r>
+      <w:r>
+        <w:br/>
+      </w:r>
+      <w:r>
+        <w:rPr>
+          <w:rFonts w:ascii="Consolas" w:hAnsi="Consolas"/>
+          <w:sz w:val="17"/>
+        </w:rPr>
+        <w:t xml:space="preserve">        bench set-config -g socketio_port 9000 --parse</w:t>
+      </w:r>
+      <w:r>
+        <w:br/>
+      </w:r>
+      <w:r>
+        <w:rPr>
+          <w:rFonts w:ascii="Consolas" w:hAnsi="Consolas"/>
+          <w:sz w:val="17"/>
+        </w:rPr>
+        <w:t xml:space="preserve">        bench set-config -g developer_mode 1 --parse</w:t>
+      </w:r>
+      <w:r>
+        <w:br/>
+      </w:r>
+      <w:r>
+        <w:rPr>
+          <w:rFonts w:ascii="Consolas" w:hAnsi="Consolas"/>
+          <w:sz w:val="17"/>
+        </w:rPr>
+      </w:r>
+      <w:r>
+        <w:br/>
+      </w:r>
+      <w:r>
+        <w:rPr>
+          <w:rFonts w:ascii="Consolas" w:hAnsi="Consolas"/>
+          <w:sz w:val="17"/>
+        </w:rPr>
+        <w:t xml:space="preserve">        # --- apps -----------------------------------------------------------</w:t>
+      </w:r>
+      <w:r>
+        <w:br/>
+      </w:r>
+      <w:r>
+        <w:rPr>
+          <w:rFonts w:ascii="Consolas" w:hAnsi="Consolas"/>
+          <w:sz w:val="17"/>
+        </w:rPr>
+        <w:t xml:space="preserve">        fetched=0</w:t>
+      </w:r>
+      <w:r>
+        <w:br/>
+      </w:r>
+      <w:r>
+        <w:rPr>
+          <w:rFonts w:ascii="Consolas" w:hAnsi="Consolas"/>
+          <w:sz w:val="17"/>
+        </w:rPr>
+        <w:t xml:space="preserve">        for entry in "$${APPS[@]}"; do</w:t>
+      </w:r>
+      <w:r>
+        <w:br/>
+      </w:r>
+      <w:r>
+        <w:rPr>
+          <w:rFonts w:ascii="Consolas" w:hAnsi="Consolas"/>
+          <w:sz w:val="17"/>
+        </w:rPr>
+        <w:t xml:space="preserve">          IFS='|' read -r app url branch &lt;&lt;&lt; "$$entry"</w:t>
+      </w:r>
+      <w:r>
+        <w:br/>
+      </w:r>
+      <w:r>
+        <w:rPr>
+          <w:rFonts w:ascii="Consolas" w:hAnsi="Consolas"/>
+          <w:sz w:val="17"/>
+        </w:rPr>
+        <w:t xml:space="preserve">          if [ -d "$$BENCH/apps/$$app" ]; then</w:t>
+      </w:r>
+      <w:r>
+        <w:br/>
+      </w:r>
+      <w:r>
+        <w:rPr>
+          <w:rFonts w:ascii="Consolas" w:hAnsi="Consolas"/>
+          <w:sz w:val="17"/>
+        </w:rPr>
+        <w:t xml:space="preserve">            continue</w:t>
+      </w:r>
+      <w:r>
+        <w:br/>
+      </w:r>
+      <w:r>
+        <w:rPr>
+          <w:rFonts w:ascii="Consolas" w:hAnsi="Consolas"/>
+          <w:sz w:val="17"/>
+        </w:rPr>
+        <w:t xml:space="preserve">          fi</w:t>
+      </w:r>
+      <w:r>
+        <w:br/>
+      </w:r>
+      <w:r>
+        <w:rPr>
+          <w:rFonts w:ascii="Consolas" w:hAnsi="Consolas"/>
+          <w:sz w:val="17"/>
+        </w:rPr>
+        <w:t xml:space="preserve">          log "fetching $$app ($$branch)"</w:t>
+      </w:r>
+      <w:r>
+        <w:br/>
+      </w:r>
+      <w:r>
+        <w:rPr>
+          <w:rFonts w:ascii="Consolas" w:hAnsi="Consolas"/>
+          <w:sz w:val="17"/>
+        </w:rPr>
+        <w:t xml:space="preserve">          bench get-app --branch "$$branch" --skip-assets "$$app" "$$url"</w:t>
+      </w:r>
+      <w:r>
+        <w:br/>
+      </w:r>
+      <w:r>
+        <w:rPr>
+          <w:rFonts w:ascii="Consolas" w:hAnsi="Consolas"/>
+          <w:sz w:val="17"/>
+        </w:rPr>
+        <w:t xml:space="preserve">          fetched=1</w:t>
+      </w:r>
+      <w:r>
+        <w:br/>
+      </w:r>
+      <w:r>
+        <w:rPr>
+          <w:rFonts w:ascii="Consolas" w:hAnsi="Consolas"/>
+          <w:sz w:val="17"/>
+        </w:rPr>
+        <w:t xml:space="preserve">        done</w:t>
+      </w:r>
+      <w:r>
+        <w:br/>
+      </w:r>
+      <w:r>
+        <w:rPr>
+          <w:rFonts w:ascii="Consolas" w:hAnsi="Consolas"/>
+          <w:sz w:val="17"/>
+        </w:rPr>
+      </w:r>
+      <w:r>
+        <w:br/>
+      </w:r>
+      <w:r>
+        <w:rPr>
+          <w:rFonts w:ascii="Consolas" w:hAnsi="Consolas"/>
+          <w:sz w:val="17"/>
+        </w:rPr>
+        <w:t xml:space="preserve">        if [ "$$fetched" = "1" ] || [ ! -f "$$SENTINEL" ]; then</w:t>
+      </w:r>
+      <w:r>
+        <w:br/>
+      </w:r>
+      <w:r>
+        <w:rPr>
+          <w:rFonts w:ascii="Consolas" w:hAnsi="Consolas"/>
+          <w:sz w:val="17"/>
+        </w:rPr>
+        <w:t xml:space="preserve">          log "building assets for all apps"</w:t>
+      </w:r>
+      <w:r>
+        <w:br/>
+      </w:r>
+      <w:r>
+        <w:rPr>
+          <w:rFonts w:ascii="Consolas" w:hAnsi="Consolas"/>
+          <w:sz w:val="17"/>
+        </w:rPr>
+        <w:t xml:space="preserve">          bench build</w:t>
+      </w:r>
+      <w:r>
+        <w:br/>
+      </w:r>
+      <w:r>
+        <w:rPr>
+          <w:rFonts w:ascii="Consolas" w:hAnsi="Consolas"/>
+          <w:sz w:val="17"/>
+        </w:rPr>
+        <w:t xml:space="preserve">        fi</w:t>
+      </w:r>
+      <w:r>
+        <w:br/>
+      </w:r>
+      <w:r>
+        <w:rPr>
+          <w:rFonts w:ascii="Consolas" w:hAnsi="Consolas"/>
+          <w:sz w:val="17"/>
+        </w:rPr>
+      </w:r>
+      <w:r>
+        <w:br/>
+      </w:r>
+      <w:r>
+        <w:rPr>
+          <w:rFonts w:ascii="Consolas" w:hAnsi="Consolas"/>
+          <w:sz w:val="17"/>
+        </w:rPr>
+        <w:t xml:space="preserve">        # --- site ------------------------------------------------------------</w:t>
+      </w:r>
+      <w:r>
+        <w:br/>
+      </w:r>
+      <w:r>
+        <w:rPr>
+          <w:rFonts w:ascii="Consolas" w:hAnsi="Consolas"/>
+          <w:sz w:val="17"/>
+        </w:rPr>
+        <w:t xml:space="preserve">        if [ ! -d "$$BENCH/sites/$$SITE_NAME" ]; then</w:t>
+      </w:r>
+      <w:r>
+        <w:br/>
+      </w:r>
+      <w:r>
+        <w:rPr>
+          <w:rFonts w:ascii="Consolas" w:hAnsi="Consolas"/>
+          <w:sz w:val="17"/>
+        </w:rPr>
+        <w:t xml:space="preserve">          log "creating site $$SITE_NAME"</w:t>
+      </w:r>
+      <w:r>
+        <w:br/>
+      </w:r>
+      <w:r>
+        <w:rPr>
+          <w:rFonts w:ascii="Consolas" w:hAnsi="Consolas"/>
+          <w:sz w:val="17"/>
+        </w:rPr>
+        <w:t xml:space="preserve">          bench new-site "$$SITE_NAME" \</w:t>
+      </w:r>
+      <w:r>
+        <w:br/>
+      </w:r>
+      <w:r>
+        <w:rPr>
+          <w:rFonts w:ascii="Consolas" w:hAnsi="Consolas"/>
+          <w:sz w:val="17"/>
+        </w:rPr>
+        <w:t xml:space="preserve">            --db-root-username root \</w:t>
+      </w:r>
+      <w:r>
+        <w:br/>
+      </w:r>
+      <w:r>
+        <w:rPr>
+          <w:rFonts w:ascii="Consolas" w:hAnsi="Consolas"/>
+          <w:sz w:val="17"/>
+        </w:rPr>
+        <w:t xml:space="preserve">            --db-root-password "$$DB_ROOT_PASSWORD" \</w:t>
+      </w:r>
+      <w:r>
+        <w:br/>
+      </w:r>
+      <w:r>
+        <w:rPr>
+          <w:rFonts w:ascii="Consolas" w:hAnsi="Consolas"/>
+          <w:sz w:val="17"/>
+        </w:rPr>
+        <w:t xml:space="preserve">            --admin-password "$$ADMIN_PASSWORD" \</w:t>
+      </w:r>
+      <w:r>
+        <w:br/>
+      </w:r>
+      <w:r>
+        <w:rPr>
+          <w:rFonts w:ascii="Consolas" w:hAnsi="Consolas"/>
+          <w:sz w:val="17"/>
+        </w:rPr>
+        <w:t xml:space="preserve">            --mariadb-user-host-login-scope='%' \</w:t>
+      </w:r>
+      <w:r>
+        <w:br/>
+      </w:r>
+      <w:r>
+        <w:rPr>
+          <w:rFonts w:ascii="Consolas" w:hAnsi="Consolas"/>
+          <w:sz w:val="17"/>
+        </w:rPr>
+        <w:t xml:space="preserve">            --set-default</w:t>
+      </w:r>
+      <w:r>
+        <w:br/>
+      </w:r>
+      <w:r>
+        <w:rPr>
+          <w:rFonts w:ascii="Consolas" w:hAnsi="Consolas"/>
+          <w:sz w:val="17"/>
+        </w:rPr>
+        <w:t xml:space="preserve">        fi</w:t>
+      </w:r>
+      <w:r>
+        <w:br/>
+      </w:r>
+      <w:r>
+        <w:rPr>
+          <w:rFonts w:ascii="Consolas" w:hAnsi="Consolas"/>
+          <w:sz w:val="17"/>
+        </w:rPr>
+      </w:r>
+      <w:r>
+        <w:br/>
+      </w:r>
+      <w:r>
+        <w:rPr>
+          <w:rFonts w:ascii="Consolas" w:hAnsi="Consolas"/>
+          <w:sz w:val="17"/>
+        </w:rPr>
+        <w:t xml:space="preserve">        # Gate on the sentinel, NOT on what this run happened to do. If a</w:t>
+      </w:r>
+      <w:r>
+        <w:br/>
+      </w:r>
+      <w:r>
+        <w:rPr>
+          <w:rFonts w:ascii="Consolas" w:hAnsi="Consolas"/>
+          <w:sz w:val="17"/>
+        </w:rPr>
+        <w:t xml:space="preserve">        # previous run was interrupted (e.g. a redeploy during install-app),</w:t>
+      </w:r>
+      <w:r>
+        <w:br/>
+      </w:r>
+      <w:r>
+        <w:rPr>
+          <w:rFonts w:ascii="Consolas" w:hAnsi="Consolas"/>
+          <w:sz w:val="17"/>
+        </w:rPr>
+        <w:t xml:space="preserve">        # apps/ and the site dir already exist, so per-run flags would be 0</w:t>
+      </w:r>
+      <w:r>
+        <w:br/>
+      </w:r>
+      <w:r>
+        <w:rPr>
+          <w:rFonts w:ascii="Consolas" w:hAnsi="Consolas"/>
+          <w:sz w:val="17"/>
+        </w:rPr>
+        <w:t xml:space="preserve">        # and every remaining app would be silently skipped. install-app</w:t>
+      </w:r>
+      <w:r>
+        <w:br/>
+      </w:r>
+      <w:r>
+        <w:rPr>
+          <w:rFonts w:ascii="Consolas" w:hAnsi="Consolas"/>
+          <w:sz w:val="17"/>
+        </w:rPr>
+        <w:t xml:space="preserve">        # early-returns for an already installed app, so re-running the whole</w:t>
+      </w:r>
+      <w:r>
+        <w:br/>
+      </w:r>
+      <w:r>
+        <w:rPr>
+          <w:rFonts w:ascii="Consolas" w:hAnsi="Consolas"/>
+          <w:sz w:val="17"/>
+        </w:rPr>
+        <w:t xml:space="preserve">        # loop is safe and cheap.</w:t>
+      </w:r>
+      <w:r>
+        <w:br/>
+      </w:r>
+      <w:r>
+        <w:rPr>
+          <w:rFonts w:ascii="Consolas" w:hAnsi="Consolas"/>
+          <w:sz w:val="17"/>
+        </w:rPr>
+        <w:t xml:space="preserve">        if [ ! -f "$$SENTINEL" ]; then</w:t>
+      </w:r>
+      <w:r>
+        <w:br/>
+      </w:r>
+      <w:r>
+        <w:rPr>
+          <w:rFonts w:ascii="Consolas" w:hAnsi="Consolas"/>
+          <w:sz w:val="17"/>
+        </w:rPr>
+        <w:t xml:space="preserve">          for entry in "$${APPS[@]}"; do</w:t>
+      </w:r>
+      <w:r>
+        <w:br/>
+      </w:r>
+      <w:r>
+        <w:rPr>
+          <w:rFonts w:ascii="Consolas" w:hAnsi="Consolas"/>
+          <w:sz w:val="17"/>
+        </w:rPr>
+        <w:t xml:space="preserve">            IFS='|' read -r app url branch &lt;&lt;&lt; "$$entry"</w:t>
+      </w:r>
+      <w:r>
+        <w:br/>
+      </w:r>
+      <w:r>
+        <w:rPr>
+          <w:rFonts w:ascii="Consolas" w:hAnsi="Consolas"/>
+          <w:sz w:val="17"/>
+        </w:rPr>
+        <w:t xml:space="preserve">            log "installing $$app on $$SITE_NAME"</w:t>
+      </w:r>
+      <w:r>
+        <w:br/>
+      </w:r>
+      <w:r>
+        <w:rPr>
+          <w:rFonts w:ascii="Consolas" w:hAnsi="Consolas"/>
+          <w:sz w:val="17"/>
+        </w:rPr>
+        <w:t xml:space="preserve">            # A run interrupted mid-install leaves rows behind (e.g. Module</w:t>
+      </w:r>
+      <w:r>
+        <w:br/>
+      </w:r>
+      <w:r>
+        <w:rPr>
+          <w:rFonts w:ascii="Consolas" w:hAnsi="Consolas"/>
+          <w:sz w:val="17"/>
+        </w:rPr>
+        <w:t xml:space="preserve">            # Def 'HR' from hrms) without the app being recorded as</w:t>
+      </w:r>
+      <w:r>
+        <w:br/>
+      </w:r>
+      <w:r>
+        <w:rPr>
+          <w:rFonts w:ascii="Consolas" w:hAnsi="Consolas"/>
+          <w:sz w:val="17"/>
+        </w:rPr>
+        <w:t xml:space="preserve">            # installed, so a plain retry dies on a duplicate primary key.</w:t>
+      </w:r>
+      <w:r>
+        <w:br/>
+      </w:r>
+      <w:r>
+        <w:rPr>
+          <w:rFonts w:ascii="Consolas" w:hAnsi="Consolas"/>
+          <w:sz w:val="17"/>
+        </w:rPr>
+        <w:t xml:space="preserve">            # --force sets ignore_if_duplicate and re-syncs the doctypes,</w:t>
+      </w:r>
+      <w:r>
+        <w:br/>
+      </w:r>
+      <w:r>
+        <w:rPr>
+          <w:rFonts w:ascii="Consolas" w:hAnsi="Consolas"/>
+          <w:sz w:val="17"/>
+        </w:rPr>
+        <w:t xml:space="preserve">            # which is frappe's own recovery path.</w:t>
+      </w:r>
+      <w:r>
+        <w:br/>
+      </w:r>
+      <w:r>
+        <w:rPr>
+          <w:rFonts w:ascii="Consolas" w:hAnsi="Consolas"/>
+          <w:sz w:val="17"/>
+        </w:rPr>
+        <w:t xml:space="preserve">            if ! bench --site "$$SITE_NAME" install-app "$$app"; then</w:t>
+      </w:r>
+      <w:r>
+        <w:br/>
+      </w:r>
+      <w:r>
+        <w:rPr>
+          <w:rFonts w:ascii="Consolas" w:hAnsi="Consolas"/>
+          <w:sz w:val="17"/>
+        </w:rPr>
+        <w:t xml:space="preserve">              log "$$app install failed; retrying with --force"</w:t>
+      </w:r>
+      <w:r>
+        <w:br/>
+      </w:r>
+      <w:r>
+        <w:rPr>
+          <w:rFonts w:ascii="Consolas" w:hAnsi="Consolas"/>
+          <w:sz w:val="17"/>
+        </w:rPr>
+        <w:t xml:space="preserve">              bench --site "$$SITE_NAME" install-app "$$app" --force</w:t>
+      </w:r>
+      <w:r>
+        <w:br/>
+      </w:r>
+      <w:r>
+        <w:rPr>
+          <w:rFonts w:ascii="Consolas" w:hAnsi="Consolas"/>
+          <w:sz w:val="17"/>
+        </w:rPr>
+        <w:t xml:space="preserve">            fi</w:t>
+      </w:r>
+      <w:r>
+        <w:br/>
+      </w:r>
+      <w:r>
+        <w:rPr>
+          <w:rFonts w:ascii="Consolas" w:hAnsi="Consolas"/>
+          <w:sz w:val="17"/>
+        </w:rPr>
+        <w:t xml:space="preserve">          done</w:t>
+      </w:r>
+      <w:r>
+        <w:br/>
+      </w:r>
+      <w:r>
+        <w:rPr>
+          <w:rFonts w:ascii="Consolas" w:hAnsi="Consolas"/>
+          <w:sz w:val="17"/>
+        </w:rPr>
+        <w:t xml:space="preserve">          # after_migrate hooks that seed records under ERPNext's root trees</w:t>
+      </w:r>
+      <w:r>
+        <w:br/>
+      </w:r>
+      <w:r>
+        <w:rPr>
+          <w:rFonts w:ascii="Consolas" w:hAnsi="Consolas"/>
+          <w:sz w:val="17"/>
+        </w:rPr>
+        <w:t xml:space="preserve">          # ("All Customer Groups", "All Item Groups") raise on a fresh site,</w:t>
+      </w:r>
+      <w:r>
+        <w:br/>
+      </w:r>
+      <w:r>
+        <w:rPr>
+          <w:rFonts w:ascii="Consolas" w:hAnsi="Consolas"/>
+          <w:sz w:val="17"/>
+        </w:rPr>
+        <w:t xml:space="preserve">          # because those only exist once the setup wizard has been</w:t>
+      </w:r>
+      <w:r>
+        <w:br/>
+      </w:r>
+      <w:r>
+        <w:rPr>
+          <w:rFonts w:ascii="Consolas" w:hAnsi="Consolas"/>
+          <w:sz w:val="17"/>
+        </w:rPr>
+        <w:t xml:space="preserve">          # completed - and migrate exits 1 if any after_migrate hook raises.</w:t>
+      </w:r>
+      <w:r>
+        <w:br/>
+      </w:r>
+      <w:r>
+        <w:rPr>
+          <w:rFonts w:ascii="Consolas" w:hAnsi="Consolas"/>
+          <w:sz w:val="17"/>
+        </w:rPr>
+        <w:t xml:space="preserve">          # Don't let that stop the site coming up.</w:t>
+      </w:r>
+      <w:r>
+        <w:br/>
+      </w:r>
+      <w:r>
+        <w:rPr>
+          <w:rFonts w:ascii="Consolas" w:hAnsi="Consolas"/>
+          <w:sz w:val="17"/>
+        </w:rPr>
+        <w:t xml:space="preserve">          log "running migrations"</w:t>
+      </w:r>
+      <w:r>
+        <w:br/>
+      </w:r>
+      <w:r>
+        <w:rPr>
+          <w:rFonts w:ascii="Consolas" w:hAnsi="Consolas"/>
+          <w:sz w:val="17"/>
+        </w:rPr>
+        <w:t xml:space="preserve">          if ! bench --site "$$SITE_NAME" migrate; then</w:t>
+      </w:r>
+      <w:r>
+        <w:br/>
+      </w:r>
+      <w:r>
+        <w:rPr>
+          <w:rFonts w:ascii="Consolas" w:hAnsi="Consolas"/>
+          <w:sz w:val="17"/>
+        </w:rPr>
+        <w:t xml:space="preserve">            log "WARNING: migrate exited non-zero (traceback above). Continuing"</w:t>
+      </w:r>
+      <w:r>
+        <w:br/>
+      </w:r>
+      <w:r>
+        <w:rPr>
+          <w:rFonts w:ascii="Consolas" w:hAnsi="Consolas"/>
+          <w:sz w:val="17"/>
+        </w:rPr>
+        <w:t xml:space="preserve">            log "WARNING: so the site still serves. Re-run migrate after the wizard."</w:t>
+      </w:r>
+      <w:r>
+        <w:br/>
+      </w:r>
+      <w:r>
+        <w:rPr>
+          <w:rFonts w:ascii="Consolas" w:hAnsi="Consolas"/>
+          <w:sz w:val="17"/>
+        </w:rPr>
+        <w:t xml:space="preserve">          fi</w:t>
+      </w:r>
+      <w:r>
+        <w:br/>
+      </w:r>
+      <w:r>
+        <w:rPr>
+          <w:rFonts w:ascii="Consolas" w:hAnsi="Consolas"/>
+          <w:sz w:val="17"/>
+        </w:rPr>
+        <w:t xml:space="preserve">        fi</w:t>
+      </w:r>
+      <w:r>
+        <w:br/>
+      </w:r>
+      <w:r>
+        <w:rPr>
+          <w:rFonts w:ascii="Consolas" w:hAnsi="Consolas"/>
+          <w:sz w:val="17"/>
+        </w:rPr>
+      </w:r>
+      <w:r>
+        <w:br/>
+      </w:r>
+      <w:r>
+        <w:rPr>
+          <w:rFonts w:ascii="Consolas" w:hAnsi="Consolas"/>
+          <w:sz w:val="17"/>
+        </w:rPr>
+        <w:t xml:space="preserve">        bench --site "$$SITE_NAME" set-config host_name "https://$$SITE_NAME"</w:t>
+      </w:r>
+      <w:r>
+        <w:br/>
+      </w:r>
+      <w:r>
+        <w:rPr>
+          <w:rFonts w:ascii="Consolas" w:hAnsi="Consolas"/>
+          <w:sz w:val="17"/>
+        </w:rPr>
+        <w:t xml:space="preserve">        bench --site "$$SITE_NAME" enable-scheduler || true</w:t>
+      </w:r>
+      <w:r>
+        <w:br/>
+      </w:r>
+      <w:r>
+        <w:rPr>
+          <w:rFonts w:ascii="Consolas" w:hAnsi="Consolas"/>
+          <w:sz w:val="17"/>
+        </w:rPr>
+        <w:t xml:space="preserve">        bench use "$$SITE_NAME"</w:t>
+      </w:r>
+      <w:r>
+        <w:br/>
+      </w:r>
+      <w:r>
+        <w:rPr>
+          <w:rFonts w:ascii="Consolas" w:hAnsi="Consolas"/>
+          <w:sz w:val="17"/>
+        </w:rPr>
+      </w:r>
+      <w:r>
+        <w:br/>
+      </w:r>
+      <w:r>
+        <w:rPr>
+          <w:rFonts w:ascii="Consolas" w:hAnsi="Consolas"/>
+          <w:sz w:val="17"/>
+        </w:rPr>
+        <w:t xml:space="preserve">        touch "$$SENTINEL"</w:t>
+      </w:r>
+      <w:r>
+        <w:br/>
+      </w:r>
+      <w:r>
+        <w:rPr>
+          <w:rFonts w:ascii="Consolas" w:hAnsi="Consolas"/>
+          <w:sz w:val="17"/>
+        </w:rPr>
+        <w:t xml:space="preserve">        log "bootstrap complete, starting web server on :8000"</w:t>
+      </w:r>
+      <w:r>
+        <w:br/>
+      </w:r>
+      <w:r>
+        <w:rPr>
+          <w:rFonts w:ascii="Consolas" w:hAnsi="Consolas"/>
+          <w:sz w:val="17"/>
+        </w:rPr>
+        <w:t xml:space="preserve">        exec bench serve --port 8000</w:t>
+      </w:r>
+      <w:r>
+        <w:br/>
+      </w:r>
+      <w:r>
+        <w:rPr>
+          <w:rFonts w:ascii="Consolas" w:hAnsi="Consolas"/>
+          <w:sz w:val="17"/>
+        </w:rPr>
+        <w:t xml:space="preserve">    networks: [default, dokploy-network]</w:t>
+      </w:r>
+      <w:r>
+        <w:br/>
+      </w:r>
+      <w:r>
+        <w:rPr>
+          <w:rFonts w:ascii="Consolas" w:hAnsi="Consolas"/>
+          <w:sz w:val="17"/>
+        </w:rPr>
+      </w:r>
+      <w:r>
+        <w:br/>
+      </w:r>
+      <w:r>
+        <w:rPr>
+          <w:rFonts w:ascii="Consolas" w:hAnsi="Consolas"/>
+          <w:sz w:val="17"/>
+        </w:rPr>
+        <w:t xml:space="preserve">  socketio:</w:t>
+      </w:r>
+      <w:r>
+        <w:br/>
+      </w:r>
+      <w:r>
+        <w:rPr>
+          <w:rFonts w:ascii="Consolas" w:hAnsi="Consolas"/>
+          <w:sz w:val="17"/>
+        </w:rPr>
+        <w:t xml:space="preserve">    &lt;&lt;: *bench</w:t>
+      </w:r>
+      <w:r>
+        <w:br/>
+      </w:r>
+      <w:r>
+        <w:rPr>
+          <w:rFonts w:ascii="Consolas" w:hAnsi="Consolas"/>
+          <w:sz w:val="17"/>
+        </w:rPr>
+        <w:t xml:space="preserve">    entrypoint: ["bash", "-c"]</w:t>
+      </w:r>
+      <w:r>
+        <w:br/>
+      </w:r>
+      <w:r>
+        <w:rPr>
+          <w:rFonts w:ascii="Consolas" w:hAnsi="Consolas"/>
+          <w:sz w:val="17"/>
+        </w:rPr>
+        <w:t xml:space="preserve">    command:</w:t>
+      </w:r>
+      <w:r>
+        <w:br/>
+      </w:r>
+      <w:r>
+        <w:rPr>
+          <w:rFonts w:ascii="Consolas" w:hAnsi="Consolas"/>
+          <w:sz w:val="17"/>
+        </w:rPr>
+        <w:t xml:space="preserve">      - |</w:t>
+      </w:r>
+      <w:r>
+        <w:br/>
+      </w:r>
+      <w:r>
+        <w:rPr>
+          <w:rFonts w:ascii="Consolas" w:hAnsi="Consolas"/>
+          <w:sz w:val="17"/>
+        </w:rPr>
+        <w:t xml:space="preserve">        until [ -f /home/frappe/frappe-bench/sites/.bootstrap-complete ]; do</w:t>
+      </w:r>
+      <w:r>
+        <w:br/>
+      </w:r>
+      <w:r>
+        <w:rPr>
+          <w:rFonts w:ascii="Consolas" w:hAnsi="Consolas"/>
+          <w:sz w:val="17"/>
+        </w:rPr>
+        <w:t xml:space="preserve">          echo "waiting for the web service to finish bootstrapping..."</w:t>
+      </w:r>
+      <w:r>
+        <w:br/>
+      </w:r>
+      <w:r>
+        <w:rPr>
+          <w:rFonts w:ascii="Consolas" w:hAnsi="Consolas"/>
+          <w:sz w:val="17"/>
+        </w:rPr>
+        <w:t xml:space="preserve">          sleep 10</w:t>
+      </w:r>
+      <w:r>
+        <w:br/>
+      </w:r>
+      <w:r>
+        <w:rPr>
+          <w:rFonts w:ascii="Consolas" w:hAnsi="Consolas"/>
+          <w:sz w:val="17"/>
+        </w:rPr>
+        <w:t xml:space="preserve">        done</w:t>
+      </w:r>
+      <w:r>
+        <w:br/>
+      </w:r>
+      <w:r>
+        <w:rPr>
+          <w:rFonts w:ascii="Consolas" w:hAnsi="Consolas"/>
+          <w:sz w:val="17"/>
+        </w:rPr>
+        <w:t xml:space="preserve">        cd /home/frappe/frappe-bench</w:t>
+      </w:r>
+      <w:r>
+        <w:br/>
+      </w:r>
+      <w:r>
+        <w:rPr>
+          <w:rFonts w:ascii="Consolas" w:hAnsi="Consolas"/>
+          <w:sz w:val="17"/>
+        </w:rPr>
+        <w:t xml:space="preserve">        exec bench socketio</w:t>
+      </w:r>
+      <w:r>
+        <w:br/>
+      </w:r>
+      <w:r>
+        <w:rPr>
+          <w:rFonts w:ascii="Consolas" w:hAnsi="Consolas"/>
+          <w:sz w:val="17"/>
+        </w:rPr>
+        <w:t xml:space="preserve">    networks: [default, dokploy-network]</w:t>
+      </w:r>
+      <w:r>
+        <w:br/>
+      </w:r>
+      <w:r>
+        <w:rPr>
+          <w:rFonts w:ascii="Consolas" w:hAnsi="Consolas"/>
+          <w:sz w:val="17"/>
+        </w:rPr>
+      </w:r>
+      <w:r>
+        <w:br/>
+      </w:r>
+      <w:r>
+        <w:rPr>
+          <w:rFonts w:ascii="Consolas" w:hAnsi="Consolas"/>
+          <w:sz w:val="17"/>
+        </w:rPr>
+        <w:t xml:space="preserve">  scheduler:</w:t>
+      </w:r>
+      <w:r>
+        <w:br/>
+      </w:r>
+      <w:r>
+        <w:rPr>
+          <w:rFonts w:ascii="Consolas" w:hAnsi="Consolas"/>
+          <w:sz w:val="17"/>
+        </w:rPr>
+        <w:t xml:space="preserve">    &lt;&lt;: *bench</w:t>
+      </w:r>
+      <w:r>
+        <w:br/>
+      </w:r>
+      <w:r>
+        <w:rPr>
+          <w:rFonts w:ascii="Consolas" w:hAnsi="Consolas"/>
+          <w:sz w:val="17"/>
+        </w:rPr>
+        <w:t xml:space="preserve">    entrypoint: ["bash", "-c"]</w:t>
+      </w:r>
+      <w:r>
+        <w:br/>
+      </w:r>
+      <w:r>
+        <w:rPr>
+          <w:rFonts w:ascii="Consolas" w:hAnsi="Consolas"/>
+          <w:sz w:val="17"/>
+        </w:rPr>
+        <w:t xml:space="preserve">    command:</w:t>
+      </w:r>
+      <w:r>
+        <w:br/>
+      </w:r>
+      <w:r>
+        <w:rPr>
+          <w:rFonts w:ascii="Consolas" w:hAnsi="Consolas"/>
+          <w:sz w:val="17"/>
+        </w:rPr>
+        <w:t xml:space="preserve">      - |</w:t>
+      </w:r>
+      <w:r>
+        <w:br/>
+      </w:r>
+      <w:r>
+        <w:rPr>
+          <w:rFonts w:ascii="Consolas" w:hAnsi="Consolas"/>
+          <w:sz w:val="17"/>
+        </w:rPr>
+        <w:t xml:space="preserve">        until [ -f /home/frappe/frappe-bench/sites/.bootstrap-complete ]; do</w:t>
+      </w:r>
+      <w:r>
+        <w:br/>
+      </w:r>
+      <w:r>
+        <w:rPr>
+          <w:rFonts w:ascii="Consolas" w:hAnsi="Consolas"/>
+          <w:sz w:val="17"/>
+        </w:rPr>
+        <w:t xml:space="preserve">          echo "waiting for the web service to finish bootstrapping..."</w:t>
+      </w:r>
+      <w:r>
+        <w:br/>
+      </w:r>
+      <w:r>
+        <w:rPr>
+          <w:rFonts w:ascii="Consolas" w:hAnsi="Consolas"/>
+          <w:sz w:val="17"/>
+        </w:rPr>
+        <w:t xml:space="preserve">          sleep 10</w:t>
+      </w:r>
+      <w:r>
+        <w:br/>
+      </w:r>
+      <w:r>
+        <w:rPr>
+          <w:rFonts w:ascii="Consolas" w:hAnsi="Consolas"/>
+          <w:sz w:val="17"/>
+        </w:rPr>
+        <w:t xml:space="preserve">        done</w:t>
+      </w:r>
+      <w:r>
+        <w:br/>
+      </w:r>
+      <w:r>
+        <w:rPr>
+          <w:rFonts w:ascii="Consolas" w:hAnsi="Consolas"/>
+          <w:sz w:val="17"/>
+        </w:rPr>
+        <w:t xml:space="preserve">        cd /home/frappe/frappe-bench</w:t>
+      </w:r>
+      <w:r>
+        <w:br/>
+      </w:r>
+      <w:r>
+        <w:rPr>
+          <w:rFonts w:ascii="Consolas" w:hAnsi="Consolas"/>
+          <w:sz w:val="17"/>
+        </w:rPr>
+        <w:t xml:space="preserve">        exec bench schedule</w:t>
+      </w:r>
+      <w:r>
+        <w:br/>
+      </w:r>
+      <w:r>
+        <w:rPr>
+          <w:rFonts w:ascii="Consolas" w:hAnsi="Consolas"/>
+          <w:sz w:val="17"/>
+        </w:rPr>
+      </w:r>
+      <w:r>
+        <w:br/>
+      </w:r>
+      <w:r>
+        <w:rPr>
+          <w:rFonts w:ascii="Consolas" w:hAnsi="Consolas"/>
+          <w:sz w:val="17"/>
+        </w:rPr>
+        <w:t xml:space="preserve">  worker:</w:t>
+      </w:r>
+      <w:r>
+        <w:br/>
+      </w:r>
+      <w:r>
+        <w:rPr>
+          <w:rFonts w:ascii="Consolas" w:hAnsi="Consolas"/>
+          <w:sz w:val="17"/>
+        </w:rPr>
+        <w:t xml:space="preserve">    &lt;&lt;: *bench</w:t>
+      </w:r>
+      <w:r>
+        <w:br/>
+      </w:r>
+      <w:r>
+        <w:rPr>
+          <w:rFonts w:ascii="Consolas" w:hAnsi="Consolas"/>
+          <w:sz w:val="17"/>
+        </w:rPr>
+        <w:t xml:space="preserve">    entrypoint: ["bash", "-c"]</w:t>
+      </w:r>
+      <w:r>
+        <w:br/>
+      </w:r>
+      <w:r>
+        <w:rPr>
+          <w:rFonts w:ascii="Consolas" w:hAnsi="Consolas"/>
+          <w:sz w:val="17"/>
+        </w:rPr>
+        <w:t xml:space="preserve">    command:</w:t>
+      </w:r>
+      <w:r>
+        <w:br/>
+      </w:r>
+      <w:r>
+        <w:rPr>
+          <w:rFonts w:ascii="Consolas" w:hAnsi="Consolas"/>
+          <w:sz w:val="17"/>
+        </w:rPr>
+        <w:t xml:space="preserve">      - |</w:t>
+      </w:r>
+      <w:r>
+        <w:br/>
+      </w:r>
+      <w:r>
+        <w:rPr>
+          <w:rFonts w:ascii="Consolas" w:hAnsi="Consolas"/>
+          <w:sz w:val="17"/>
+        </w:rPr>
+        <w:t xml:space="preserve">        until [ -f /home/frappe/frappe-bench/sites/.bootstrap-complete ]; do</w:t>
+      </w:r>
+      <w:r>
+        <w:br/>
+      </w:r>
+      <w:r>
+        <w:rPr>
+          <w:rFonts w:ascii="Consolas" w:hAnsi="Consolas"/>
+          <w:sz w:val="17"/>
+        </w:rPr>
+        <w:t xml:space="preserve">          echo "waiting for the web service to finish bootstrapping..."</w:t>
+      </w:r>
+      <w:r>
+        <w:br/>
+      </w:r>
+      <w:r>
+        <w:rPr>
+          <w:rFonts w:ascii="Consolas" w:hAnsi="Consolas"/>
+          <w:sz w:val="17"/>
+        </w:rPr>
+        <w:t xml:space="preserve">          sleep 10</w:t>
+      </w:r>
+      <w:r>
+        <w:br/>
+      </w:r>
+      <w:r>
+        <w:rPr>
+          <w:rFonts w:ascii="Consolas" w:hAnsi="Consolas"/>
+          <w:sz w:val="17"/>
+        </w:rPr>
+        <w:t xml:space="preserve">        done</w:t>
+      </w:r>
+      <w:r>
+        <w:br/>
+      </w:r>
+      <w:r>
+        <w:rPr>
+          <w:rFonts w:ascii="Consolas" w:hAnsi="Consolas"/>
+          <w:sz w:val="17"/>
+        </w:rPr>
+        <w:t xml:space="preserve">        cd /home/frappe/frappe-bench</w:t>
+      </w:r>
+      <w:r>
+        <w:br/>
+      </w:r>
+      <w:r>
+        <w:rPr>
+          <w:rFonts w:ascii="Consolas" w:hAnsi="Consolas"/>
+          <w:sz w:val="17"/>
+        </w:rPr>
+        <w:t xml:space="preserve">        exec bench worker</w:t>
+      </w:r>
+      <w:r>
+        <w:br/>
+      </w:r>
+      <w:r>
+        <w:rPr>
+          <w:rFonts w:ascii="Consolas" w:hAnsi="Consolas"/>
+          <w:sz w:val="17"/>
+        </w:rPr>
+      </w:r>
+      <w:r>
+        <w:br/>
+      </w:r>
+      <w:r>
+        <w:rPr>
+          <w:rFonts w:ascii="Consolas" w:hAnsi="Consolas"/>
+          <w:sz w:val="17"/>
+        </w:rPr>
+        <w:t xml:space="preserve">  watch:</w:t>
+      </w:r>
+      <w:r>
+        <w:br/>
+      </w:r>
+      <w:r>
+        <w:rPr>
+          <w:rFonts w:ascii="Consolas" w:hAnsi="Consolas"/>
+          <w:sz w:val="17"/>
+        </w:rPr>
+        <w:t xml:space="preserve">    &lt;&lt;: *bench</w:t>
+      </w:r>
+      <w:r>
+        <w:br/>
+      </w:r>
+      <w:r>
+        <w:rPr>
+          <w:rFonts w:ascii="Consolas" w:hAnsi="Consolas"/>
+          <w:sz w:val="17"/>
+        </w:rPr>
+        <w:t xml:space="preserve">    entrypoint: ["bash", "-c"]</w:t>
+      </w:r>
+      <w:r>
+        <w:br/>
+      </w:r>
+      <w:r>
+        <w:rPr>
+          <w:rFonts w:ascii="Consolas" w:hAnsi="Consolas"/>
+          <w:sz w:val="17"/>
+        </w:rPr>
+        <w:t xml:space="preserve">    command:</w:t>
+      </w:r>
+      <w:r>
+        <w:br/>
+      </w:r>
+      <w:r>
+        <w:rPr>
+          <w:rFonts w:ascii="Consolas" w:hAnsi="Consolas"/>
+          <w:sz w:val="17"/>
+        </w:rPr>
+        <w:t xml:space="preserve">      - |</w:t>
+      </w:r>
+      <w:r>
+        <w:br/>
+      </w:r>
+      <w:r>
+        <w:rPr>
+          <w:rFonts w:ascii="Consolas" w:hAnsi="Consolas"/>
+          <w:sz w:val="17"/>
+        </w:rPr>
+        <w:t xml:space="preserve">        until [ -f /home/frappe/frappe-bench/sites/.bootstrap-complete ]; do</w:t>
+      </w:r>
+      <w:r>
+        <w:br/>
+      </w:r>
+      <w:r>
+        <w:rPr>
+          <w:rFonts w:ascii="Consolas" w:hAnsi="Consolas"/>
+          <w:sz w:val="17"/>
+        </w:rPr>
+        <w:t xml:space="preserve">          echo "waiting for the web service to finish bootstrapping..."</w:t>
+      </w:r>
+      <w:r>
+        <w:br/>
+      </w:r>
+      <w:r>
+        <w:rPr>
+          <w:rFonts w:ascii="Consolas" w:hAnsi="Consolas"/>
+          <w:sz w:val="17"/>
+        </w:rPr>
+        <w:t xml:space="preserve">          sleep 10</w:t>
+      </w:r>
+      <w:r>
+        <w:br/>
+      </w:r>
+      <w:r>
+        <w:rPr>
+          <w:rFonts w:ascii="Consolas" w:hAnsi="Consolas"/>
+          <w:sz w:val="17"/>
+        </w:rPr>
+        <w:t xml:space="preserve">        done</w:t>
+      </w:r>
+      <w:r>
+        <w:br/>
+      </w:r>
+      <w:r>
+        <w:rPr>
+          <w:rFonts w:ascii="Consolas" w:hAnsi="Consolas"/>
+          <w:sz w:val="17"/>
+        </w:rPr>
+        <w:t xml:space="preserve">        cd /home/frappe/frappe-bench</w:t>
+      </w:r>
+      <w:r>
+        <w:br/>
+      </w:r>
+      <w:r>
+        <w:rPr>
+          <w:rFonts w:ascii="Consolas" w:hAnsi="Consolas"/>
+          <w:sz w:val="17"/>
+        </w:rPr>
+        <w:t xml:space="preserve">        exec bench watch</w:t>
+      </w:r>
+      <w:r>
+        <w:br/>
+      </w:r>
+      <w:r>
+        <w:rPr>
+          <w:rFonts w:ascii="Consolas" w:hAnsi="Consolas"/>
+          <w:sz w:val="17"/>
+        </w:rPr>
+      </w:r>
+      <w:r>
+        <w:br/>
+      </w:r>
+      <w:r>
+        <w:rPr>
+          <w:rFonts w:ascii="Consolas" w:hAnsi="Consolas"/>
+          <w:sz w:val="17"/>
+        </w:rPr>
+        <w:t>volumes:</w:t>
+      </w:r>
+      <w:r>
+        <w:br/>
+      </w:r>
+      <w:r>
+        <w:rPr>
+          <w:rFonts w:ascii="Consolas" w:hAnsi="Consolas"/>
+          <w:sz w:val="17"/>
+        </w:rPr>
+        <w:t xml:space="preserve">  bench-data:</w:t>
+      </w:r>
+      <w:r>
+        <w:br/>
+      </w:r>
+      <w:r>
+        <w:rPr>
+          <w:rFonts w:ascii="Consolas" w:hAnsi="Consolas"/>
+          <w:sz w:val="17"/>
+        </w:rPr>
+        <w:t xml:space="preserve">  db-data:</w:t>
+      </w:r>
+      <w:r>
+        <w:br/>
+      </w:r>
+      <w:r>
+        <w:rPr>
+          <w:rFonts w:ascii="Consolas" w:hAnsi="Consolas"/>
+          <w:sz w:val="17"/>
+        </w:rPr>
+        <w:t xml:space="preserve">  redis-cache-data:</w:t>
+      </w:r>
+      <w:r>
+        <w:br/>
+      </w:r>
+      <w:r>
+        <w:rPr>
+          <w:rFonts w:ascii="Consolas" w:hAnsi="Consolas"/>
+          <w:sz w:val="17"/>
+        </w:rPr>
+        <w:t xml:space="preserve">  redis-queue-data:</w:t>
+      </w:r>
+      <w:r>
+        <w:br/>
+      </w:r>
+      <w:r>
+        <w:rPr>
+          <w:rFonts w:ascii="Consolas" w:hAnsi="Consolas"/>
+          <w:sz w:val="17"/>
+        </w:rPr>
+        <w:t xml:space="preserve">  ssh-data:</w:t>
+      </w:r>
+      <w:r>
+        <w:br/>
+      </w:r>
+      <w:r>
+        <w:rPr>
+          <w:rFonts w:ascii="Consolas" w:hAnsi="Consolas"/>
+          <w:sz w:val="17"/>
+        </w:rPr>
+      </w:r>
+      <w:r>
+        <w:br/>
+      </w:r>
+      <w:r>
+        <w:rPr>
+          <w:rFonts w:ascii="Consolas" w:hAnsi="Consolas"/>
+          <w:sz w:val="17"/>
+        </w:rPr>
+        <w:t>networks:</w:t>
+      </w:r>
+      <w:r>
+        <w:br/>
+      </w:r>
+      <w:r>
+        <w:rPr>
+          <w:rFonts w:ascii="Consolas" w:hAnsi="Consolas"/>
+          <w:sz w:val="17"/>
+        </w:rPr>
+        <w:t xml:space="preserve">  dokploy-network:</w:t>
+      </w:r>
+      <w:r>
+        <w:br/>
+      </w:r>
+      <w:r>
+        <w:rPr>
+          <w:rFonts w:ascii="Consolas" w:hAnsi="Consolas"/>
+          <w:sz w:val="17"/>
+        </w:rPr>
+        <w:t xml:space="preserve">    external: true</w:t>
+      </w:r>
+      <w:r>
+        <w:br/>
+      </w:r>
+      <w:r>
+        <w:rPr>
+          <w:rFonts w:ascii="Consolas" w:hAnsi="Consolas"/>
+          <w:sz w:val="17"/>
+        </w:rPr>
+      </w:r>
+      <w:r>
+        <w:br/>
+      </w:r>
+      <w:r>
+        <w:rPr>
+          <w:rFonts w:ascii="Consolas" w:hAnsi="Consolas"/>
+          <w:sz w:val="17"/>
+        </w:rPr>
+        <w:t>----- END COMPOSE FILE -----</w:t>
+      </w:r>
+      <w:r>
+        <w:br/>
+      </w:r>
+      <w:r>
+        <w:rPr>
+          <w:rFonts w:ascii="Consolas" w:hAnsi="Consolas"/>
+          <w:sz w:val="17"/>
+        </w:rPr>
+      </w:r>
+      <w:r>
+        <w:br/>
+      </w:r>
+      <w:r>
+        <w:rPr>
+          <w:rFonts w:ascii="Consolas" w:hAnsi="Consolas"/>
+          <w:sz w:val="17"/>
+        </w:rPr>
+        <w:t>Note: there are deliberately NO traefik labels in that file. Dokploy</w:t>
+      </w:r>
+      <w:r>
+        <w:br/>
+      </w:r>
+      <w:r>
+        <w:rPr>
+          <w:rFonts w:ascii="Consolas" w:hAnsi="Consolas"/>
+          <w:sz w:val="17"/>
+        </w:rPr>
+        <w:t>generates them from the Domains you create in the next step, with router</w:t>
+      </w:r>
+      <w:r>
+        <w:br/>
+      </w:r>
+      <w:r>
+        <w:rPr>
+          <w:rFonts w:ascii="Consolas" w:hAnsi="Consolas"/>
+          <w:sz w:val="17"/>
+        </w:rPr>
+        <w:t>names derived from the service's appName. Writing them by hand produces</w:t>
+      </w:r>
+      <w:r>
+        <w:br/>
+      </w:r>
+      <w:r>
+        <w:rPr>
+          <w:rFonts w:ascii="Consolas" w:hAnsi="Consolas"/>
+          <w:sz w:val="17"/>
+        </w:rPr>
+        <w:t>duplicate or mismatched routers.</w:t>
       </w:r>
       <w:r>
         <w:br/>
@@ -926,47 +3928,57 @@
           <w:rFonts w:ascii="Consolas" w:hAnsi="Consolas"/>
           <w:sz w:val="17"/>
         </w:rPr>
-        <w:t>CRITICAL: Dokploy has silently set the web domain's port to 8080 after creation</w:t>
-      </w:r>
-      <w:r>
-        <w:br/>
-      </w:r>
-      <w:r>
-        <w:rPr>
-          <w:rFonts w:ascii="Consolas" w:hAnsi="Consolas"/>
-          <w:sz w:val="17"/>
-        </w:rPr>
-        <w:t>before. Traefik then emits loadbalancer.server.port 8080 while bench serves on</w:t>
-      </w:r>
-      <w:r>
-        <w:br/>
-      </w:r>
-      <w:r>
-        <w:rPr>
-          <w:rFonts w:ascii="Consolas" w:hAnsi="Consolas"/>
-          <w:sz w:val="17"/>
-        </w:rPr>
-        <w:t>8000, which is a permanent 502 that looks exactly like "still building". After</w:t>
-      </w:r>
-      <w:r>
-        <w:br/>
-      </w:r>
-      <w:r>
-        <w:rPr>
-          <w:rFonts w:ascii="Consolas" w:hAnsi="Consolas"/>
-          <w:sz w:val="17"/>
-        </w:rPr>
-        <w:t>creating the domains, read the CONTAINER's traefik labels and confirm 8000 -</w:t>
-      </w:r>
-      <w:r>
-        <w:br/>
-      </w:r>
-      <w:r>
-        <w:rPr>
-          <w:rFonts w:ascii="Consolas" w:hAnsi="Consolas"/>
-          <w:sz w:val="17"/>
-        </w:rPr>
-        <w:t>do not trust the Domains tab.</w:t>
+        <w:t>CRITICAL: Dokploy has silently set a web domain's port to 8080 after creation</w:t>
+      </w:r>
+      <w:r>
+        <w:br/>
+      </w:r>
+      <w:r>
+        <w:rPr>
+          <w:rFonts w:ascii="Consolas" w:hAnsi="Consolas"/>
+          <w:sz w:val="17"/>
+        </w:rPr>
+        <w:t>before. Traefik then emits loadbalancer.server.port 8080 while bench serves</w:t>
+      </w:r>
+      <w:r>
+        <w:br/>
+      </w:r>
+      <w:r>
+        <w:rPr>
+          <w:rFonts w:ascii="Consolas" w:hAnsi="Consolas"/>
+          <w:sz w:val="17"/>
+        </w:rPr>
+        <w:t>on 8000, which is a permanent 502 that looks exactly like "still building".</w:t>
+      </w:r>
+      <w:r>
+        <w:br/>
+      </w:r>
+      <w:r>
+        <w:rPr>
+          <w:rFonts w:ascii="Consolas" w:hAnsi="Consolas"/>
+          <w:sz w:val="17"/>
+        </w:rPr>
+        <w:t>After creating the domains, read the CONTAINER's traefik labels with</w:t>
+      </w:r>
+      <w:r>
+        <w:br/>
+      </w:r>
+      <w:r>
+        <w:rPr>
+          <w:rFonts w:ascii="Consolas" w:hAnsi="Consolas"/>
+          <w:sz w:val="17"/>
+        </w:rPr>
+        <w:t>compose-getConvertedCompose and confirm 8000 and 9000. Do not trust the</w:t>
+      </w:r>
+      <w:r>
+        <w:br/>
+      </w:r>
+      <w:r>
+        <w:rPr>
+          <w:rFonts w:ascii="Consolas" w:hAnsi="Consolas"/>
+          <w:sz w:val="17"/>
+        </w:rPr>
+        <w:t>Domains tab.</w:t>
       </w:r>
       <w:r>
         <w:br/>
@@ -1004,27 +4016,27 @@
           <w:rFonts w:ascii="Consolas" w:hAnsi="Consolas"/>
           <w:sz w:val="17"/>
         </w:rPr>
-        <w:t>The first build takes several minutes (bench init, get-app for every app, bench</w:t>
-      </w:r>
-      <w:r>
-        <w:br/>
-      </w:r>
-      <w:r>
-        <w:rPr>
-          <w:rFonts w:ascii="Consolas" w:hAnsi="Consolas"/>
-          <w:sz w:val="17"/>
-        </w:rPr>
-        <w:t>build, new-site, install-app for every app, migrate). Tell me how to follow the</w:t>
-      </w:r>
-      <w:r>
-        <w:br/>
-      </w:r>
-      <w:r>
-        <w:rPr>
-          <w:rFonts w:ascii="Consolas" w:hAnsi="Consolas"/>
-          <w:sz w:val="17"/>
-        </w:rPr>
-        <w:t>logs and what the normal milestones look like, so I can tell "slow" from "stuck".</w:t>
+        <w:t>The first build takes several minutes: bench init, get-app per app, bench</w:t>
+      </w:r>
+      <w:r>
+        <w:br/>
+      </w:r>
+      <w:r>
+        <w:rPr>
+          <w:rFonts w:ascii="Consolas" w:hAnsi="Consolas"/>
+          <w:sz w:val="17"/>
+        </w:rPr>
+        <w:t>build, new-site, install-app per app, migrate. Tell me how to follow the logs</w:t>
+      </w:r>
+      <w:r>
+        <w:br/>
+      </w:r>
+      <w:r>
+        <w:rPr>
+          <w:rFonts w:ascii="Consolas" w:hAnsi="Consolas"/>
+          <w:sz w:val="17"/>
+        </w:rPr>
+        <w:t>and what the normal milestones look like, so I can tell "slow" from "stuck".</w:t>
       </w:r>
       <w:r>
         <w:br/>
@@ -1082,7 +4094,7 @@
           <w:rFonts w:ascii="Consolas" w:hAnsi="Consolas"/>
           <w:sz w:val="17"/>
         </w:rPr>
-        <w:t xml:space="preserve">  - window.dev_server is 0   (if it is 1, realtime will break behind Traefik)</w:t>
+        <w:t xml:space="preserve">  - window.dev_server is 0   (1 means realtime will break behind Traefik)</w:t>
       </w:r>
       <w:r>
         <w:br/>
@@ -1132,17 +4144,17 @@
           <w:rFonts w:ascii="Consolas" w:hAnsi="Consolas"/>
           <w:sz w:val="17"/>
         </w:rPr>
-        <w:t xml:space="preserve">  - all containers running: init-perms completed, db healthy, web, socketio,</w:t>
-      </w:r>
-      <w:r>
-        <w:br/>
-      </w:r>
-      <w:r>
-        <w:rPr>
-          <w:rFonts w:ascii="Consolas" w:hAnsi="Consolas"/>
-          <w:sz w:val="17"/>
-        </w:rPr>
-        <w:t xml:space="preserve">    scheduler, worker, watch up</w:t>
+        <w:t xml:space="preserve">  - containers: init-perms completed, db healthy, and web, socketio,</w:t>
+      </w:r>
+      <w:r>
+        <w:br/>
+      </w:r>
+      <w:r>
+        <w:rPr>
+          <w:rFonts w:ascii="Consolas" w:hAnsi="Consolas"/>
+          <w:sz w:val="17"/>
+        </w:rPr>
+        <w:t xml:space="preserve">    scheduler, worker, watch all up</w:t>
       </w:r>
       <w:r>
         <w:br/>
@@ -1180,95 +4192,66 @@
           <w:rFonts w:ascii="Consolas" w:hAnsi="Consolas"/>
           <w:sz w:val="17"/>
         </w:rPr>
-        <w:t>Tell me to:</w:t>
-      </w:r>
-      <w:r>
-        <w:br/>
-      </w:r>
-      <w:r>
-        <w:rPr>
-          <w:rFonts w:ascii="Consolas" w:hAnsi="Consolas"/>
-          <w:sz w:val="17"/>
-        </w:rPr>
-        <w:t xml:space="preserve">  - log in as Administrator and complete the ERPNext setup wizard</w:t>
-      </w:r>
-      <w:r>
-        <w:br/>
-      </w:r>
-      <w:r>
-        <w:rPr>
-          <w:rFonts w:ascii="Consolas" w:hAnsi="Consolas"/>
-          <w:sz w:val="17"/>
-        </w:rPr>
-        <w:t xml:space="preserve">  - then re-run `bench --site &lt;site&gt; migrate`</w:t>
-      </w:r>
-      <w:r>
-        <w:br/>
-      </w:r>
-      <w:r>
-        <w:rPr>
-          <w:rFonts w:ascii="Consolas" w:hAnsi="Consolas"/>
-          <w:sz w:val="17"/>
-        </w:rPr>
-      </w:r>
-      <w:r>
-        <w:br/>
-      </w:r>
-      <w:r>
-        <w:rPr>
-          <w:rFonts w:ascii="Consolas" w:hAnsi="Consolas"/>
-          <w:sz w:val="17"/>
-        </w:rPr>
-        <w:t>Explain why: several after_migrate hooks create records under ERPNext's root</w:t>
-      </w:r>
-      <w:r>
-        <w:br/>
-      </w:r>
-      <w:r>
-        <w:rPr>
-          <w:rFonts w:ascii="Consolas" w:hAnsi="Consolas"/>
-          <w:sz w:val="17"/>
-        </w:rPr>
-        <w:t>trees ("All Customer Groups", "All Item Groups"), which the setup wizard creates.</w:t>
-      </w:r>
-      <w:r>
-        <w:br/>
-      </w:r>
-      <w:r>
-        <w:rPr>
-          <w:rFonts w:ascii="Consolas" w:hAnsi="Consolas"/>
-          <w:sz w:val="17"/>
-        </w:rPr>
-        <w:t>On a fresh site those hooks fail and migrate exits 1 until the wizard is done.</w:t>
-      </w:r>
-      <w:r>
-        <w:br/>
-      </w:r>
-      <w:r>
-        <w:rPr>
-          <w:rFonts w:ascii="Consolas" w:hAnsi="Consolas"/>
-          <w:sz w:val="17"/>
-        </w:rPr>
-      </w:r>
-      <w:r>
-        <w:br/>
-      </w:r>
-      <w:r>
-        <w:rPr>
-          <w:rFonts w:ascii="Consolas" w:hAnsi="Consolas"/>
-          <w:sz w:val="17"/>
-        </w:rPr>
-        <w:t>Also tell me, once, that this bench has NO database backup until I create one in</w:t>
-      </w:r>
-      <w:r>
-        <w:br/>
-      </w:r>
-      <w:r>
-        <w:rPr>
-          <w:rFonts w:ascii="Consolas" w:hAnsi="Consolas"/>
-          <w:sz w:val="17"/>
-        </w:rPr>
-        <w:t>Dokploy, and that bench migrate cannot be undone.</w:t>
+        <w:t>Tell me to log in as Administrator, complete the ERPNext setup wizard, then</w:t>
+      </w:r>
+      <w:r>
+        <w:br/>
+      </w:r>
+      <w:r>
+        <w:rPr>
+          <w:rFonts w:ascii="Consolas" w:hAnsi="Consolas"/>
+          <w:sz w:val="17"/>
+        </w:rPr>
+        <w:t>re-run `bench --site &lt;site&gt; migrate`. Explain why: after_migrate hooks that</w:t>
+      </w:r>
+      <w:r>
+        <w:br/>
+      </w:r>
+      <w:r>
+        <w:rPr>
+          <w:rFonts w:ascii="Consolas" w:hAnsi="Consolas"/>
+          <w:sz w:val="17"/>
+        </w:rPr>
+        <w:t>seed records under ERPNext's root trees fail until the wizard has created</w:t>
+      </w:r>
+      <w:r>
+        <w:br/>
+      </w:r>
+      <w:r>
+        <w:rPr>
+          <w:rFonts w:ascii="Consolas" w:hAnsi="Consolas"/>
+          <w:sz w:val="17"/>
+        </w:rPr>
+        <w:t>those trees, and migrate exits 1 if any after_migrate hook raises.</w:t>
+      </w:r>
+      <w:r>
+        <w:br/>
+      </w:r>
+      <w:r>
+        <w:rPr>
+          <w:rFonts w:ascii="Consolas" w:hAnsi="Consolas"/>
+          <w:sz w:val="17"/>
+        </w:rPr>
+      </w:r>
+      <w:r>
+        <w:br/>
+      </w:r>
+      <w:r>
+        <w:rPr>
+          <w:rFonts w:ascii="Consolas" w:hAnsi="Consolas"/>
+          <w:sz w:val="17"/>
+        </w:rPr>
+        <w:t>Also tell me once that this bench has NO database backup until I create one</w:t>
+      </w:r>
+      <w:r>
+        <w:br/>
+      </w:r>
+      <w:r>
+        <w:rPr>
+          <w:rFonts w:ascii="Consolas" w:hAnsi="Consolas"/>
+          <w:sz w:val="17"/>
+        </w:rPr>
+        <w:t>in Dokploy, and that bench migrate cannot be undone.</w:t>
       </w:r>
       <w:r>
         <w:br/>
@@ -1306,67 +4289,107 @@
           <w:rFonts w:ascii="Consolas" w:hAnsi="Consolas"/>
           <w:sz w:val="17"/>
         </w:rPr>
-        <w:t>For each custom app in my list, set up the deploy pipeline. The reusable prompt</w:t>
-      </w:r>
-      <w:r>
-        <w:br/>
-      </w:r>
-      <w:r>
-        <w:rPr>
-          <w:rFonts w:ascii="Consolas" w:hAnsi="Consolas"/>
-          <w:sz w:val="17"/>
-        </w:rPr>
-        <w:t>for this is docs/CLAUDE-PROMPT.md in the tnc_v2_360ithub repo - follow it rather</w:t>
-      </w:r>
-      <w:r>
-        <w:br/>
-      </w:r>
-      <w:r>
-        <w:rPr>
-          <w:rFonts w:ascii="Consolas" w:hAnsi="Consolas"/>
-          <w:sz w:val="17"/>
-        </w:rPr>
-        <w:t>than improvising. In short:</w:t>
-      </w:r>
-      <w:r>
-        <w:br/>
-      </w:r>
-      <w:r>
-        <w:rPr>
-          <w:rFonts w:ascii="Consolas" w:hAnsi="Consolas"/>
-          <w:sz w:val="17"/>
-        </w:rPr>
-        <w:t xml:space="preserve">  - the shared script is /usr/local/bin/deploy-tnc-app.sh &lt;app&gt; &lt;branch&gt; &lt;stack&gt; &lt;site&gt;</w:t>
-      </w:r>
-      <w:r>
-        <w:br/>
-      </w:r>
-      <w:r>
-        <w:rPr>
-          <w:rFonts w:ascii="Consolas" w:hAnsi="Consolas"/>
-          <w:sz w:val="17"/>
-        </w:rPr>
-        <w:t xml:space="preserve">  - the workflow needs DEPLOY_HOST / DEPLOY_USER / DEPLOY_SSH_KEY per repo</w:t>
-      </w:r>
-      <w:r>
-        <w:br/>
-      </w:r>
-      <w:r>
-        <w:rPr>
-          <w:rFonts w:ascii="Consolas" w:hAnsi="Consolas"/>
-          <w:sz w:val="17"/>
-        </w:rPr>
-        <w:t xml:space="preserve">  - if an app is on several benches, the workflow uses a matrix with</w:t>
-      </w:r>
-      <w:r>
-        <w:br/>
-      </w:r>
-      <w:r>
-        <w:rPr>
-          <w:rFonts w:ascii="Consolas" w:hAnsi="Consolas"/>
-          <w:sz w:val="17"/>
-        </w:rPr>
-        <w:t xml:space="preserve">    fail-fast: false</w:t>
+        <w:t>For each custom app, set up the deploy pipeline. In short:</w:t>
+      </w:r>
+      <w:r>
+        <w:br/>
+      </w:r>
+      <w:r>
+        <w:rPr>
+          <w:rFonts w:ascii="Consolas" w:hAnsi="Consolas"/>
+          <w:sz w:val="17"/>
+        </w:rPr>
+        <w:t xml:space="preserve">  - a shared script on the server, /usr/local/bin/deploy-&lt;client&gt;-app.sh,</w:t>
+      </w:r>
+      <w:r>
+        <w:br/>
+      </w:r>
+      <w:r>
+        <w:rPr>
+          <w:rFonts w:ascii="Consolas" w:hAnsi="Consolas"/>
+          <w:sz w:val="17"/>
+        </w:rPr>
+        <w:t xml:space="preserve">    taking &lt;app&gt; &lt;branch&gt; &lt;stack&gt; &lt;site&gt;. It pulls inside the web container,</w:t>
+      </w:r>
+      <w:r>
+        <w:br/>
+      </w:r>
+      <w:r>
+        <w:rPr>
+          <w:rFonts w:ascii="Consolas" w:hAnsi="Consolas"/>
+          <w:sz w:val="17"/>
+        </w:rPr>
+        <w:t xml:space="preserve">    refuses to run against a dirty working tree, migrates, restarts web,</w:t>
+      </w:r>
+      <w:r>
+        <w:br/>
+      </w:r>
+      <w:r>
+        <w:rPr>
+          <w:rFonts w:ascii="Consolas" w:hAnsi="Consolas"/>
+          <w:sz w:val="17"/>
+        </w:rPr>
+        <w:t xml:space="preserve">    worker and scheduler, then polls the site until it answers.</w:t>
+      </w:r>
+      <w:r>
+        <w:br/>
+      </w:r>
+      <w:r>
+        <w:rPr>
+          <w:rFonts w:ascii="Consolas" w:hAnsi="Consolas"/>
+          <w:sz w:val="17"/>
+        </w:rPr>
+        <w:t xml:space="preserve">  - a `deploy` user on the server in the docker group, key-only login</w:t>
+      </w:r>
+      <w:r>
+        <w:br/>
+      </w:r>
+      <w:r>
+        <w:rPr>
+          <w:rFonts w:ascii="Consolas" w:hAnsi="Consolas"/>
+          <w:sz w:val="17"/>
+        </w:rPr>
+        <w:t xml:space="preserve">  - GitHub Actions calling it over SSH, with DEPLOY_HOST / DEPLOY_USER /</w:t>
+      </w:r>
+      <w:r>
+        <w:br/>
+      </w:r>
+      <w:r>
+        <w:rPr>
+          <w:rFonts w:ascii="Consolas" w:hAnsi="Consolas"/>
+          <w:sz w:val="17"/>
+        </w:rPr>
+        <w:t xml:space="preserve">    DEPLOY_SSH_KEY as repo secrets</w:t>
+      </w:r>
+      <w:r>
+        <w:br/>
+      </w:r>
+      <w:r>
+        <w:rPr>
+          <w:rFonts w:ascii="Consolas" w:hAnsi="Consolas"/>
+          <w:sz w:val="17"/>
+        </w:rPr>
+        <w:t xml:space="preserve">  - a matrix with fail-fast: false if an app is on several benches</w:t>
+      </w:r>
+      <w:r>
+        <w:br/>
+      </w:r>
+      <w:r>
+        <w:rPr>
+          <w:rFonts w:ascii="Consolas" w:hAnsi="Consolas"/>
+          <w:sz w:val="17"/>
+        </w:rPr>
+        <w:t xml:space="preserve">  - a lint gate of ONLY ruff E9,F821,F632,F702 - the full config reports</w:t>
+      </w:r>
+      <w:r>
+        <w:br/>
+      </w:r>
+      <w:r>
+        <w:rPr>
+          <w:rFonts w:ascii="Consolas" w:hAnsi="Consolas"/>
+          <w:sz w:val="17"/>
+        </w:rPr>
+        <w:t xml:space="preserve">    hundreds of style findings and makes the pipeline permanently red</w:t>
       </w:r>
       <w:r>
         <w:br/>
@@ -1395,432 +4418,145 @@
           <w:rFonts w:ascii="Consolas" w:hAnsi="Consolas"/>
           <w:sz w:val="17"/>
         </w:rPr>
-        <w:t>=== THINGS YOU MUST KNOW. These are all real failures we have already had. ===</w:t>
-      </w:r>
-      <w:r>
-        <w:br/>
-      </w:r>
-      <w:r>
-        <w:rPr>
-          <w:rFonts w:ascii="Consolas" w:hAnsi="Consolas"/>
-          <w:sz w:val="17"/>
-        </w:rPr>
-      </w:r>
-      <w:r>
-        <w:br/>
-      </w:r>
-      <w:r>
-        <w:rPr>
-          <w:rFonts w:ascii="Consolas" w:hAnsi="Consolas"/>
-          <w:sz w:val="17"/>
-        </w:rPr>
-        <w:t>BENCH IMAGE</w:t>
-      </w:r>
-      <w:r>
-        <w:br/>
-      </w:r>
-      <w:r>
-        <w:rPr>
-          <w:rFonts w:ascii="Consolas" w:hAnsi="Consolas"/>
-          <w:sz w:val="17"/>
-        </w:rPr>
-        <w:t>- Pin the versions. In frappe/bench:v5.31.0 the defaults are python 3.14 and</w:t>
-      </w:r>
-      <w:r>
-        <w:br/>
-      </w:r>
-      <w:r>
-        <w:rPr>
-          <w:rFonts w:ascii="Consolas" w:hAnsi="Consolas"/>
-          <w:sz w:val="17"/>
-        </w:rPr>
-        <w:t xml:space="preserve">  node 24, both too new for v15. Set PYENV_VERSION=3.12.14 and put</w:t>
-      </w:r>
-      <w:r>
-        <w:br/>
-      </w:r>
-      <w:r>
-        <w:rPr>
-          <w:rFonts w:ascii="Consolas" w:hAnsi="Consolas"/>
-          <w:sz w:val="17"/>
-        </w:rPr>
-        <w:t xml:space="preserve">  /home/frappe/.nvm/versions/node/v22.23.2/bin FIRST on PATH.</w:t>
-      </w:r>
-      <w:r>
-        <w:br/>
-      </w:r>
-      <w:r>
-        <w:rPr>
-          <w:rFonts w:ascii="Consolas" w:hAnsi="Consolas"/>
-          <w:sz w:val="17"/>
-        </w:rPr>
-        <w:t>- Never use `bash -l`. A login shell re-sources .bashrc and puts node 24 back on</w:t>
-      </w:r>
-      <w:r>
-        <w:br/>
-      </w:r>
-      <w:r>
-        <w:rPr>
-          <w:rFonts w:ascii="Consolas" w:hAnsi="Consolas"/>
-          <w:sz w:val="17"/>
-        </w:rPr>
-        <w:t xml:space="preserve">  PATH, undoing the pin. Use `bash -c` with an explicit PATH.</w:t>
-      </w:r>
-      <w:r>
-        <w:br/>
-      </w:r>
-      <w:r>
-        <w:rPr>
-          <w:rFonts w:ascii="Consolas" w:hAnsi="Consolas"/>
-          <w:sz w:val="17"/>
-        </w:rPr>
-      </w:r>
-      <w:r>
-        <w:br/>
-      </w:r>
-      <w:r>
-        <w:rPr>
-          <w:rFonts w:ascii="Consolas" w:hAnsi="Consolas"/>
-          <w:sz w:val="17"/>
-        </w:rPr>
-        <w:t>PROCESSES</w:t>
-      </w:r>
-      <w:r>
-        <w:br/>
-      </w:r>
-      <w:r>
-        <w:rPr>
-          <w:rFonts w:ascii="Consolas" w:hAnsi="Consolas"/>
-          <w:sz w:val="17"/>
-        </w:rPr>
-        <w:t>- Never run `bench start` behind a reverse proxy. It sets DEV_SERVER=true, which</w:t>
-      </w:r>
-      <w:r>
-        <w:br/>
-      </w:r>
-      <w:r>
-        <w:rPr>
-          <w:rFonts w:ascii="Consolas" w:hAnsi="Consolas"/>
-          <w:sz w:val="17"/>
-        </w:rPr>
-        <w:t xml:space="preserve">  makes window.dev_server=1, and frappe's socketio client then dials</w:t>
-      </w:r>
-      <w:r>
-        <w:br/>
-      </w:r>
-      <w:r>
-        <w:rPr>
-          <w:rFonts w:ascii="Consolas" w:hAnsi="Consolas"/>
-          <w:sz w:val="17"/>
-        </w:rPr>
-        <w:t xml:space="preserve">  https://&lt;site&gt;:9000 directly instead of the origin - realtime breaks behind</w:t>
-      </w:r>
-      <w:r>
-        <w:br/>
-      </w:r>
-      <w:r>
-        <w:rPr>
-          <w:rFonts w:ascii="Consolas" w:hAnsi="Consolas"/>
-          <w:sz w:val="17"/>
-        </w:rPr>
-        <w:t xml:space="preserve">  Traefik. Run each process as its own service: bench serve, bench socketio,</w:t>
-      </w:r>
-      <w:r>
-        <w:br/>
-      </w:r>
-      <w:r>
-        <w:rPr>
-          <w:rFonts w:ascii="Consolas" w:hAnsi="Consolas"/>
-          <w:sz w:val="17"/>
-        </w:rPr>
-        <w:t xml:space="preserve">  bench schedule, bench worker, bench watch.</w:t>
-      </w:r>
-      <w:r>
-        <w:br/>
-      </w:r>
-      <w:r>
-        <w:rPr>
-          <w:rFonts w:ascii="Consolas" w:hAnsi="Consolas"/>
-          <w:sz w:val="17"/>
-        </w:rPr>
-        <w:t>- developer_mode in site config is unrelated to DEV_SERVER and is safe to enable.</w:t>
-      </w:r>
-      <w:r>
-        <w:br/>
-      </w:r>
-      <w:r>
-        <w:rPr>
-          <w:rFonts w:ascii="Consolas" w:hAnsi="Consolas"/>
-          <w:sz w:val="17"/>
-        </w:rPr>
-        <w:t>- Do NOT set webserver_port in the config. frappe's get_url() appends it to every</w:t>
-      </w:r>
-      <w:r>
-        <w:br/>
-      </w:r>
-      <w:r>
-        <w:rPr>
-          <w:rFonts w:ascii="Consolas" w:hAnsi="Consolas"/>
-          <w:sz w:val="17"/>
-        </w:rPr>
-        <w:t xml:space="preserve">  generated link, putting ":8000" into emails, PDFs and redirects. `bench serve`</w:t>
-      </w:r>
-      <w:r>
-        <w:br/>
-      </w:r>
-      <w:r>
-        <w:rPr>
-          <w:rFonts w:ascii="Consolas" w:hAnsi="Consolas"/>
-          <w:sz w:val="17"/>
-        </w:rPr>
-        <w:t xml:space="preserve">  takes its port from the --port flag.</w:t>
-      </w:r>
-      <w:r>
-        <w:br/>
-      </w:r>
-      <w:r>
-        <w:rPr>
-          <w:rFonts w:ascii="Consolas" w:hAnsi="Consolas"/>
-          <w:sz w:val="17"/>
-        </w:rPr>
-        <w:t>- `bench serve` serves /assets and /files itself, so a dev bench needs no nginx</w:t>
-      </w:r>
-      <w:r>
-        <w:br/>
-      </w:r>
-      <w:r>
-        <w:rPr>
-          <w:rFonts w:ascii="Consolas" w:hAnsi="Consolas"/>
-          <w:sz w:val="17"/>
-        </w:rPr>
-        <w:t xml:space="preserve">  container.</w:t>
-      </w:r>
-      <w:r>
-        <w:br/>
-      </w:r>
-      <w:r>
-        <w:rPr>
-          <w:rFonts w:ascii="Consolas" w:hAnsi="Consolas"/>
-          <w:sz w:val="17"/>
-        </w:rPr>
-      </w:r>
-      <w:r>
-        <w:br/>
-      </w:r>
-      <w:r>
-        <w:rPr>
-          <w:rFonts w:ascii="Consolas" w:hAnsi="Consolas"/>
-          <w:sz w:val="17"/>
-        </w:rPr>
-        <w:t>VOLUMES AND INIT</w:t>
-      </w:r>
-      <w:r>
-        <w:br/>
-      </w:r>
-      <w:r>
-        <w:rPr>
-          <w:rFonts w:ascii="Consolas" w:hAnsi="Consolas"/>
-          <w:sz w:val="17"/>
-        </w:rPr>
-        <w:t>- `bench init` refuses a non-empty path and a mounted volume already exists, so</w:t>
-      </w:r>
-      <w:r>
-        <w:br/>
-      </w:r>
-      <w:r>
-        <w:rPr>
-          <w:rFonts w:ascii="Consolas" w:hAnsi="Consolas"/>
-          <w:sz w:val="17"/>
-        </w:rPr>
-        <w:t xml:space="preserve">  pass --ignore-exist.</w:t>
-      </w:r>
-      <w:r>
-        <w:br/>
-      </w:r>
-      <w:r>
-        <w:rPr>
-          <w:rFonts w:ascii="Consolas" w:hAnsi="Consolas"/>
-          <w:sz w:val="17"/>
-        </w:rPr>
-        <w:t>- Docker creates named volumes root-owned while the image runs as frappe (uid</w:t>
-      </w:r>
-      <w:r>
-        <w:br/>
-      </w:r>
-      <w:r>
-        <w:rPr>
-          <w:rFonts w:ascii="Consolas" w:hAnsi="Consolas"/>
-          <w:sz w:val="17"/>
-        </w:rPr>
-        <w:t xml:space="preserve">  1000). Chown them first in an init service running as user "0:0".</w:t>
-      </w:r>
-      <w:r>
-        <w:br/>
-      </w:r>
-      <w:r>
-        <w:rPr>
-          <w:rFonts w:ascii="Consolas" w:hAnsi="Consolas"/>
-          <w:sz w:val="17"/>
-        </w:rPr>
-      </w:r>
-      <w:r>
-        <w:br/>
-      </w:r>
-      <w:r>
-        <w:rPr>
-          <w:rFonts w:ascii="Consolas" w:hAnsi="Consolas"/>
-          <w:sz w:val="17"/>
-        </w:rPr>
-        <w:t>BOOTSTRAP SCRIPT</w:t>
-      </w:r>
-      <w:r>
-        <w:br/>
-      </w:r>
-      <w:r>
-        <w:rPr>
-          <w:rFonts w:ascii="Consolas" w:hAnsi="Consolas"/>
-          <w:sz w:val="17"/>
-        </w:rPr>
-        <w:t>- Gate "have I finished" work on a sentinel file written at the very END, never</w:t>
-      </w:r>
-      <w:r>
-        <w:br/>
-      </w:r>
-      <w:r>
-        <w:rPr>
-          <w:rFonts w:ascii="Consolas" w:hAnsi="Consolas"/>
-          <w:sz w:val="17"/>
-        </w:rPr>
-        <w:t xml:space="preserve">  on flags describing what this run happened to do. After an interruption the</w:t>
-      </w:r>
-      <w:r>
-        <w:br/>
-      </w:r>
-      <w:r>
-        <w:rPr>
-          <w:rFonts w:ascii="Consolas" w:hAnsi="Consolas"/>
-          <w:sz w:val="17"/>
-        </w:rPr>
-        <w:t xml:space="preserve">  apps dir and site dir already exist, so such flags are 0 and the remaining work</w:t>
-      </w:r>
-      <w:r>
-        <w:br/>
-      </w:r>
-      <w:r>
-        <w:rPr>
-          <w:rFonts w:ascii="Consolas" w:hAnsi="Consolas"/>
-          <w:sz w:val="17"/>
-        </w:rPr>
-        <w:t xml:space="preserve">  is silently skipped.</w:t>
-      </w:r>
-      <w:r>
-        <w:br/>
-      </w:r>
-      <w:r>
-        <w:rPr>
-          <w:rFonts w:ascii="Consolas" w:hAnsi="Consolas"/>
-          <w:sz w:val="17"/>
-        </w:rPr>
-        <w:t>- `bench migrate` exits 1 if any after_migrate hook raises, even though the</w:t>
-      </w:r>
-      <w:r>
-        <w:br/>
-      </w:r>
-      <w:r>
-        <w:rPr>
-          <w:rFonts w:ascii="Consolas" w:hAnsi="Consolas"/>
-          <w:sz w:val="17"/>
-        </w:rPr>
-        <w:t xml:space="preserve">  schema changes already applied. Under `set -e` that kills the container. Guard</w:t>
-      </w:r>
-      <w:r>
-        <w:br/>
-      </w:r>
-      <w:r>
-        <w:rPr>
-          <w:rFonts w:ascii="Consolas" w:hAnsi="Consolas"/>
-          <w:sz w:val="17"/>
-        </w:rPr>
-        <w:t xml:space="preserve">  it and carry on, so the site still serves.</w:t>
-      </w:r>
-      <w:r>
-        <w:br/>
-      </w:r>
-      <w:r>
-        <w:rPr>
-          <w:rFonts w:ascii="Consolas" w:hAnsi="Consolas"/>
-          <w:sz w:val="17"/>
-        </w:rPr>
-        <w:t>- `bench install-app` is idempotent only for a FULLY installed app. An install</w:t>
-      </w:r>
-      <w:r>
-        <w:br/>
-      </w:r>
-      <w:r>
-        <w:rPr>
-          <w:rFonts w:ascii="Consolas" w:hAnsi="Consolas"/>
-          <w:sz w:val="17"/>
-        </w:rPr>
-        <w:t xml:space="preserve">  interrupted partway leaves rows behind (e.g. Module Def "HR" from hrms) without</w:t>
-      </w:r>
-      <w:r>
-        <w:br/>
-      </w:r>
-      <w:r>
-        <w:rPr>
-          <w:rFonts w:ascii="Consolas" w:hAnsi="Consolas"/>
-          <w:sz w:val="17"/>
-        </w:rPr>
-        <w:t xml:space="preserve">  the app being recorded, and the retry dies on a duplicate key. Always wrap it:</w:t>
-      </w:r>
-      <w:r>
-        <w:br/>
-      </w:r>
-      <w:r>
-        <w:rPr>
-          <w:rFonts w:ascii="Consolas" w:hAnsi="Consolas"/>
-          <w:sz w:val="17"/>
-        </w:rPr>
-        <w:t xml:space="preserve">  plain install, then retry with --force on failure.</w:t>
-      </w:r>
-      <w:r>
-        <w:br/>
-      </w:r>
-      <w:r>
-        <w:rPr>
-          <w:rFonts w:ascii="Consolas" w:hAnsi="Consolas"/>
-          <w:sz w:val="17"/>
-        </w:rPr>
-      </w:r>
-      <w:r>
-        <w:br/>
-      </w:r>
-      <w:r>
-        <w:rPr>
-          <w:rFonts w:ascii="Consolas" w:hAnsi="Consolas"/>
-          <w:sz w:val="17"/>
-        </w:rPr>
-        <w:t>GIT</w:t>
-      </w:r>
-      <w:r>
-        <w:br/>
-      </w:r>
-      <w:r>
-        <w:rPr>
-          <w:rFonts w:ascii="Consolas" w:hAnsi="Consolas"/>
-          <w:sz w:val="17"/>
-        </w:rPr>
-        <w:t>- `bench get-app` names the remote `upstream`, not `origin`, and clones shallow</w:t>
-      </w:r>
-      <w:r>
-        <w:br/>
-      </w:r>
-      <w:r>
-        <w:rPr>
-          <w:rFonts w:ascii="Consolas" w:hAnsi="Consolas"/>
-          <w:sz w:val="17"/>
-        </w:rPr>
-        <w:t xml:space="preserve">  and single-branch. To get full history in a dev bench:</w:t>
+        <w:t>The full version of this is docs/CLAUDE-PROMPT.md in the tnc_v2_360ithub</w:t>
+      </w:r>
+      <w:r>
+        <w:br/>
+      </w:r>
+      <w:r>
+        <w:rPr>
+          <w:rFonts w:ascii="Consolas" w:hAnsi="Consolas"/>
+          <w:sz w:val="17"/>
+        </w:rPr>
+        <w:t>repo. Use it if you can reach that repo.</w:t>
+      </w:r>
+      <w:r>
+        <w:br/>
+      </w:r>
+      <w:r>
+        <w:rPr>
+          <w:rFonts w:ascii="Consolas" w:hAnsi="Consolas"/>
+          <w:sz w:val="17"/>
+        </w:rPr>
+      </w:r>
+      <w:r>
+        <w:br/>
+      </w:r>
+      <w:r>
+        <w:rPr>
+          <w:rFonts w:ascii="Consolas" w:hAnsi="Consolas"/>
+          <w:sz w:val="17"/>
+        </w:rPr>
+        <w:t>=== THINGS YOU MUST KNOW. All of these are real failures we have had. ===</w:t>
+      </w:r>
+      <w:r>
+        <w:br/>
+      </w:r>
+      <w:r>
+        <w:rPr>
+          <w:rFonts w:ascii="Consolas" w:hAnsi="Consolas"/>
+          <w:sz w:val="17"/>
+        </w:rPr>
+      </w:r>
+      <w:r>
+        <w:br/>
+      </w:r>
+      <w:r>
+        <w:rPr>
+          <w:rFonts w:ascii="Consolas" w:hAnsi="Consolas"/>
+          <w:sz w:val="17"/>
+        </w:rPr>
+        <w:t>- Never use `bash -l` in this image. A login shell re-sources .bashrc and</w:t>
+      </w:r>
+      <w:r>
+        <w:br/>
+      </w:r>
+      <w:r>
+        <w:rPr>
+          <w:rFonts w:ascii="Consolas" w:hAnsi="Consolas"/>
+          <w:sz w:val="17"/>
+        </w:rPr>
+        <w:t xml:space="preserve">  puts node 24 back on PATH, undoing the pin. Use `bash -c`.</w:t>
+      </w:r>
+      <w:r>
+        <w:br/>
+      </w:r>
+      <w:r>
+        <w:rPr>
+          <w:rFonts w:ascii="Consolas" w:hAnsi="Consolas"/>
+          <w:sz w:val="17"/>
+        </w:rPr>
+        <w:t>- Never run `bench start` behind a reverse proxy. It sets DEV_SERVER=true,</w:t>
+      </w:r>
+      <w:r>
+        <w:br/>
+      </w:r>
+      <w:r>
+        <w:rPr>
+          <w:rFonts w:ascii="Consolas" w:hAnsi="Consolas"/>
+          <w:sz w:val="17"/>
+        </w:rPr>
+        <w:t xml:space="preserve">  making window.dev_server=1, and frappe's socketio client then dials</w:t>
+      </w:r>
+      <w:r>
+        <w:br/>
+      </w:r>
+      <w:r>
+        <w:rPr>
+          <w:rFonts w:ascii="Consolas" w:hAnsi="Consolas"/>
+          <w:sz w:val="17"/>
+        </w:rPr>
+        <w:t xml:space="preserve">  https://&lt;site&gt;:9000 directly instead of the origin. Run each process as its</w:t>
+      </w:r>
+      <w:r>
+        <w:br/>
+      </w:r>
+      <w:r>
+        <w:rPr>
+          <w:rFonts w:ascii="Consolas" w:hAnsi="Consolas"/>
+          <w:sz w:val="17"/>
+        </w:rPr>
+        <w:t xml:space="preserve">  own service, as the compose above does.</w:t>
+      </w:r>
+      <w:r>
+        <w:br/>
+      </w:r>
+      <w:r>
+        <w:rPr>
+          <w:rFonts w:ascii="Consolas" w:hAnsi="Consolas"/>
+          <w:sz w:val="17"/>
+        </w:rPr>
+        <w:t>- `bench serve` serves /assets and /files itself, so a dev bench needs no</w:t>
+      </w:r>
+      <w:r>
+        <w:br/>
+      </w:r>
+      <w:r>
+        <w:rPr>
+          <w:rFonts w:ascii="Consolas" w:hAnsi="Consolas"/>
+          <w:sz w:val="17"/>
+        </w:rPr>
+        <w:t xml:space="preserve">  nginx container. Plain gunicorn on frappe.app:application does not.</w:t>
+      </w:r>
+      <w:r>
+        <w:br/>
+      </w:r>
+      <w:r>
+        <w:rPr>
+          <w:rFonts w:ascii="Consolas" w:hAnsi="Consolas"/>
+          <w:sz w:val="17"/>
+        </w:rPr>
+        <w:t>- `bench get-app` names the git remote `upstream`, not `origin`, and clones</w:t>
+      </w:r>
+      <w:r>
+        <w:br/>
+      </w:r>
+      <w:r>
+        <w:rPr>
+          <w:rFonts w:ascii="Consolas" w:hAnsi="Consolas"/>
+          <w:sz w:val="17"/>
+        </w:rPr>
+        <w:t xml:space="preserve">  shallow and single-branch. For full history:</w:t>
       </w:r>
       <w:r>
         <w:br/>
@@ -1840,45 +4576,6 @@
           <w:rFonts w:ascii="Consolas" w:hAnsi="Consolas"/>
           <w:sz w:val="17"/>
         </w:rPr>
-        <w:t>- Use git@github.com: URLs for our own repos, not https, so the container can</w:t>
-      </w:r>
-      <w:r>
-        <w:br/>
-      </w:r>
-      <w:r>
-        <w:rPr>
-          <w:rFonts w:ascii="Consolas" w:hAnsi="Consolas"/>
-          <w:sz w:val="17"/>
-        </w:rPr>
-        <w:t xml:space="preserve">  push as well as pull.</w:t>
-      </w:r>
-      <w:r>
-        <w:br/>
-      </w:r>
-      <w:r>
-        <w:rPr>
-          <w:rFonts w:ascii="Consolas" w:hAnsi="Consolas"/>
-          <w:sz w:val="17"/>
-        </w:rPr>
-      </w:r>
-      <w:r>
-        <w:br/>
-      </w:r>
-      <w:r>
-        <w:rPr>
-          <w:rFonts w:ascii="Consolas" w:hAnsi="Consolas"/>
-          <w:sz w:val="17"/>
-        </w:rPr>
-        <w:t>DOKPLOY</w:t>
-      </w:r>
-      <w:r>
-        <w:br/>
-      </w:r>
-      <w:r>
-        <w:rPr>
-          <w:rFonts w:ascii="Consolas" w:hAnsi="Consolas"/>
-          <w:sz w:val="17"/>
-        </w:rPr>
         <w:t>- Dokploy's Deploy button and auto-deploy webhook redeploy the COMPOSE STACK.</w:t>
       </w:r>
       <w:r>
@@ -1889,57 +4586,57 @@
           <w:rFonts w:ascii="Consolas" w:hAnsi="Consolas"/>
           <w:sz w:val="17"/>
         </w:rPr>
-        <w:t xml:space="preserve">  They cannot deploy app code: the bootstrap skips any app whose folder already</w:t>
-      </w:r>
-      <w:r>
-        <w:br/>
-      </w:r>
-      <w:r>
-        <w:rPr>
-          <w:rFonts w:ascii="Consolas" w:hAnsi="Consolas"/>
-          <w:sz w:val="17"/>
-        </w:rPr>
-        <w:t xml:space="preserve">  exists, and an unchanged compose file does not recreate containers at all.</w:t>
-      </w:r>
-      <w:r>
-        <w:br/>
-      </w:r>
-      <w:r>
-        <w:rPr>
-          <w:rFonts w:ascii="Consolas" w:hAnsi="Consolas"/>
-          <w:sz w:val="17"/>
-        </w:rPr>
-        <w:t xml:space="preserve">  Use the Deploy button only for compose file changes.</w:t>
-      </w:r>
-      <w:r>
-        <w:br/>
-      </w:r>
-      <w:r>
-        <w:rPr>
-          <w:rFonts w:ascii="Consolas" w:hAnsi="Consolas"/>
-          <w:sz w:val="17"/>
-        </w:rPr>
-        <w:t>- Adding an app to the APPS list and redeploying FETCHES it but does NOT install</w:t>
-      </w:r>
-      <w:r>
-        <w:br/>
-      </w:r>
-      <w:r>
-        <w:rPr>
-          <w:rFonts w:ascii="Consolas" w:hAnsi="Consolas"/>
-          <w:sz w:val="17"/>
-        </w:rPr>
-        <w:t xml:space="preserve">  it on the site, because the install loop is behind the sentinel check. Always</w:t>
-      </w:r>
-      <w:r>
-        <w:br/>
-      </w:r>
-      <w:r>
-        <w:rPr>
-          <w:rFonts w:ascii="Consolas" w:hAnsi="Consolas"/>
-          <w:sz w:val="17"/>
-        </w:rPr>
-        <w:t xml:space="preserve">  follow up with `bench --site &lt;site&gt; install-app &lt;app&gt;` by hand.</w:t>
+        <w:t xml:space="preserve">  They cannot deploy app code: the bootstrap skips any app whose folder</w:t>
+      </w:r>
+      <w:r>
+        <w:br/>
+      </w:r>
+      <w:r>
+        <w:rPr>
+          <w:rFonts w:ascii="Consolas" w:hAnsi="Consolas"/>
+          <w:sz w:val="17"/>
+        </w:rPr>
+        <w:t xml:space="preserve">  already exists, and an unchanged compose file does not recreate containers</w:t>
+      </w:r>
+      <w:r>
+        <w:br/>
+      </w:r>
+      <w:r>
+        <w:rPr>
+          <w:rFonts w:ascii="Consolas" w:hAnsi="Consolas"/>
+          <w:sz w:val="17"/>
+        </w:rPr>
+        <w:t xml:space="preserve">  at all. Use Deploy only for compose file changes.</w:t>
+      </w:r>
+      <w:r>
+        <w:br/>
+      </w:r>
+      <w:r>
+        <w:rPr>
+          <w:rFonts w:ascii="Consolas" w:hAnsi="Consolas"/>
+          <w:sz w:val="17"/>
+        </w:rPr>
+        <w:t>- Adding an app to APPS and redeploying FETCHES it but does NOT install it on</w:t>
+      </w:r>
+      <w:r>
+        <w:br/>
+      </w:r>
+      <w:r>
+        <w:rPr>
+          <w:rFonts w:ascii="Consolas" w:hAnsi="Consolas"/>
+          <w:sz w:val="17"/>
+        </w:rPr>
+        <w:t xml:space="preserve">  the site, because the install loop is behind the sentinel. Always follow up</w:t>
+      </w:r>
+      <w:r>
+        <w:br/>
+      </w:r>
+      <w:r>
+        <w:rPr>
+          <w:rFonts w:ascii="Consolas" w:hAnsi="Consolas"/>
+          <w:sz w:val="17"/>
+        </w:rPr>
+        <w:t xml:space="preserve">  with `bench --site &lt;site&gt; install-app &lt;app&gt;` by hand.</w:t>
       </w:r>
       <w:r>
         <w:br/>
@@ -1977,27 +4674,27 @@
           <w:rFonts w:ascii="Consolas" w:hAnsi="Consolas"/>
           <w:sz w:val="17"/>
         </w:rPr>
-        <w:t>- Show me your findings and wait for my OK before creating anything in Dokploy.</w:t>
-      </w:r>
-      <w:r>
-        <w:br/>
-      </w:r>
-      <w:r>
-        <w:rPr>
-          <w:rFonts w:ascii="Consolas" w:hAnsi="Consolas"/>
-          <w:sz w:val="17"/>
-        </w:rPr>
-        <w:t>- Short numbered steps. One command per step. Always say which machine to run it</w:t>
-      </w:r>
-      <w:r>
-        <w:br/>
-      </w:r>
-      <w:r>
-        <w:rPr>
-          <w:rFonts w:ascii="Consolas" w:hAnsi="Consolas"/>
-          <w:sz w:val="17"/>
-        </w:rPr>
-        <w:t xml:space="preserve">  on: my laptop, the Dokploy server (194.146.12.226), or the container.</w:t>
+        <w:t>- Show me your findings and wait for my OK before creating anything.</w:t>
+      </w:r>
+      <w:r>
+        <w:br/>
+      </w:r>
+      <w:r>
+        <w:rPr>
+          <w:rFonts w:ascii="Consolas" w:hAnsi="Consolas"/>
+          <w:sz w:val="17"/>
+        </w:rPr>
+        <w:t>- Short numbered steps. One command per step. Always say which machine to run</w:t>
+      </w:r>
+      <w:r>
+        <w:br/>
+      </w:r>
+      <w:r>
+        <w:rPr>
+          <w:rFonts w:ascii="Consolas" w:hAnsi="Consolas"/>
+          <w:sz w:val="17"/>
+        </w:rPr>
+        <w:t xml:space="preserve">  it on: my laptop, the Dokploy server, or the container.</w:t>
       </w:r>
       <w:r>
         <w:br/>
@@ -2027,47 +4724,47 @@
           <w:rFonts w:ascii="Consolas" w:hAnsi="Consolas"/>
           <w:sz w:val="17"/>
         </w:rPr>
-        <w:t xml:space="preserve">  command that set it. Print file contents in full in the chat AND save them to a</w:t>
-      </w:r>
-      <w:r>
-        <w:br/>
-      </w:r>
-      <w:r>
-        <w:rPr>
-          <w:rFonts w:ascii="Consolas" w:hAnsi="Consolas"/>
-          <w:sz w:val="17"/>
-        </w:rPr>
-        <w:t xml:space="preserve">  file, and give me the `cat` command for it.</w:t>
-      </w:r>
-      <w:r>
-        <w:br/>
-      </w:r>
-      <w:r>
-        <w:rPr>
-          <w:rFonts w:ascii="Consolas" w:hAnsi="Consolas"/>
-          <w:sz w:val="17"/>
-        </w:rPr>
-        <w:t>- Never print a password or a private key. Give me the command that generates it.</w:t>
-      </w:r>
-      <w:r>
-        <w:br/>
-      </w:r>
-      <w:r>
-        <w:rPr>
-          <w:rFonts w:ascii="Consolas" w:hAnsi="Consolas"/>
-          <w:sz w:val="17"/>
-        </w:rPr>
-        <w:t>- When you say something works, prove it - status codes, container states, the</w:t>
-      </w:r>
-      <w:r>
-        <w:br/>
-      </w:r>
-      <w:r>
-        <w:rPr>
-          <w:rFonts w:ascii="Consolas" w:hAnsi="Consolas"/>
-          <w:sz w:val="17"/>
-        </w:rPr>
-        <w:t xml:space="preserve">  contents of apps.txt. Not "it should be fine".</w:t>
+        <w:t xml:space="preserve">  command that set it. Print file contents in full in the chat AND save them</w:t>
+      </w:r>
+      <w:r>
+        <w:br/>
+      </w:r>
+      <w:r>
+        <w:rPr>
+          <w:rFonts w:ascii="Consolas" w:hAnsi="Consolas"/>
+          <w:sz w:val="17"/>
+        </w:rPr>
+        <w:t xml:space="preserve">  to a file, and give me the `cat` command for it.</w:t>
+      </w:r>
+      <w:r>
+        <w:br/>
+      </w:r>
+      <w:r>
+        <w:rPr>
+          <w:rFonts w:ascii="Consolas" w:hAnsi="Consolas"/>
+          <w:sz w:val="17"/>
+        </w:rPr>
+        <w:t>- Never print a password or a private key. Give me the command that makes it.</w:t>
+      </w:r>
+      <w:r>
+        <w:br/>
+      </w:r>
+      <w:r>
+        <w:rPr>
+          <w:rFonts w:ascii="Consolas" w:hAnsi="Consolas"/>
+          <w:sz w:val="17"/>
+        </w:rPr>
+        <w:t>- When you say something works, prove it - status codes, container states,</w:t>
+      </w:r>
+      <w:r>
+        <w:br/>
+      </w:r>
+      <w:r>
+        <w:rPr>
+          <w:rFonts w:ascii="Consolas" w:hAnsi="Consolas"/>
+          <w:sz w:val="17"/>
+        </w:rPr>
+        <w:t xml:space="preserve">  the contents of apps.txt. Not "it should be fine".</w:t>
       </w:r>
     </w:p>
     <w:sectPr>

--- a/docs/CICD-New-Bench-Prompt.docx
+++ b/docs/CICD-New-Bench-Prompt.docx
@@ -87,7 +87,27 @@
           <w:rFonts w:ascii="Consolas" w:hAnsi="Consolas"/>
           <w:sz w:val="17"/>
         </w:rPr>
-        <w:t>as its own Dokploy project, then set up CI/CD for its custom apps.</w:t>
+        <w:t>as its own Dokploy project. Stop when the bench is live and verified - I set</w:t>
+      </w:r>
+      <w:r>
+        <w:br/>
+      </w:r>
+      <w:r>
+        <w:rPr>
+          <w:rFonts w:ascii="Consolas" w:hAnsi="Consolas"/>
+          <w:sz w:val="17"/>
+        </w:rPr>
+        <w:t>up CI/CD separately, with its own prompt. Do not create workflows, deploy</w:t>
+      </w:r>
+      <w:r>
+        <w:br/>
+      </w:r>
+      <w:r>
+        <w:rPr>
+          <w:rFonts w:ascii="Consolas" w:hAnsi="Consolas"/>
+          <w:sz w:val="17"/>
+        </w:rPr>
+        <w:t>users or SSH keys for deployment.</w:t>
       </w:r>
       <w:r>
         <w:br/>
@@ -4270,165 +4290,17 @@
           <w:rFonts w:ascii="Consolas" w:hAnsi="Consolas"/>
           <w:sz w:val="17"/>
         </w:rPr>
-        <w:t>=== STEP 7: CI/CD ===</w:t>
-      </w:r>
-      <w:r>
-        <w:br/>
-      </w:r>
-      <w:r>
-        <w:rPr>
-          <w:rFonts w:ascii="Consolas" w:hAnsi="Consolas"/>
-          <w:sz w:val="17"/>
-        </w:rPr>
-      </w:r>
-      <w:r>
-        <w:br/>
-      </w:r>
-      <w:r>
-        <w:rPr>
-          <w:rFonts w:ascii="Consolas" w:hAnsi="Consolas"/>
-          <w:sz w:val="17"/>
-        </w:rPr>
-        <w:t>For each custom app, set up the deploy pipeline. In short:</w:t>
-      </w:r>
-      <w:r>
-        <w:br/>
-      </w:r>
-      <w:r>
-        <w:rPr>
-          <w:rFonts w:ascii="Consolas" w:hAnsi="Consolas"/>
-          <w:sz w:val="17"/>
-        </w:rPr>
-        <w:t xml:space="preserve">  - a shared script on the server, /usr/local/bin/deploy-&lt;client&gt;-app.sh,</w:t>
-      </w:r>
-      <w:r>
-        <w:br/>
-      </w:r>
-      <w:r>
-        <w:rPr>
-          <w:rFonts w:ascii="Consolas" w:hAnsi="Consolas"/>
-          <w:sz w:val="17"/>
-        </w:rPr>
-        <w:t xml:space="preserve">    taking &lt;app&gt; &lt;branch&gt; &lt;stack&gt; &lt;site&gt;. It pulls inside the web container,</w:t>
-      </w:r>
-      <w:r>
-        <w:br/>
-      </w:r>
-      <w:r>
-        <w:rPr>
-          <w:rFonts w:ascii="Consolas" w:hAnsi="Consolas"/>
-          <w:sz w:val="17"/>
-        </w:rPr>
-        <w:t xml:space="preserve">    refuses to run against a dirty working tree, migrates, restarts web,</w:t>
-      </w:r>
-      <w:r>
-        <w:br/>
-      </w:r>
-      <w:r>
-        <w:rPr>
-          <w:rFonts w:ascii="Consolas" w:hAnsi="Consolas"/>
-          <w:sz w:val="17"/>
-        </w:rPr>
-        <w:t xml:space="preserve">    worker and scheduler, then polls the site until it answers.</w:t>
-      </w:r>
-      <w:r>
-        <w:br/>
-      </w:r>
-      <w:r>
-        <w:rPr>
-          <w:rFonts w:ascii="Consolas" w:hAnsi="Consolas"/>
-          <w:sz w:val="17"/>
-        </w:rPr>
-        <w:t xml:space="preserve">  - a `deploy` user on the server in the docker group, key-only login</w:t>
-      </w:r>
-      <w:r>
-        <w:br/>
-      </w:r>
-      <w:r>
-        <w:rPr>
-          <w:rFonts w:ascii="Consolas" w:hAnsi="Consolas"/>
-          <w:sz w:val="17"/>
-        </w:rPr>
-        <w:t xml:space="preserve">  - GitHub Actions calling it over SSH, with DEPLOY_HOST / DEPLOY_USER /</w:t>
-      </w:r>
-      <w:r>
-        <w:br/>
-      </w:r>
-      <w:r>
-        <w:rPr>
-          <w:rFonts w:ascii="Consolas" w:hAnsi="Consolas"/>
-          <w:sz w:val="17"/>
-        </w:rPr>
-        <w:t xml:space="preserve">    DEPLOY_SSH_KEY as repo secrets</w:t>
-      </w:r>
-      <w:r>
-        <w:br/>
-      </w:r>
-      <w:r>
-        <w:rPr>
-          <w:rFonts w:ascii="Consolas" w:hAnsi="Consolas"/>
-          <w:sz w:val="17"/>
-        </w:rPr>
-        <w:t xml:space="preserve">  - a matrix with fail-fast: false if an app is on several benches</w:t>
-      </w:r>
-      <w:r>
-        <w:br/>
-      </w:r>
-      <w:r>
-        <w:rPr>
-          <w:rFonts w:ascii="Consolas" w:hAnsi="Consolas"/>
-          <w:sz w:val="17"/>
-        </w:rPr>
-        <w:t xml:space="preserve">  - a lint gate of ONLY ruff E9,F821,F632,F702 - the full config reports</w:t>
-      </w:r>
-      <w:r>
-        <w:br/>
-      </w:r>
-      <w:r>
-        <w:rPr>
-          <w:rFonts w:ascii="Consolas" w:hAnsi="Consolas"/>
-          <w:sz w:val="17"/>
-        </w:rPr>
-        <w:t xml:space="preserve">    hundreds of style findings and makes the pipeline permanently red</w:t>
-      </w:r>
-      <w:r>
-        <w:br/>
-      </w:r>
-      <w:r>
-        <w:rPr>
-          <w:rFonts w:ascii="Consolas" w:hAnsi="Consolas"/>
-          <w:sz w:val="17"/>
-        </w:rPr>
-        <w:t xml:space="preserve">  - smoke test one target by hand before turning the workflow on</w:t>
-      </w:r>
-      <w:r>
-        <w:br/>
-      </w:r>
-      <w:r>
-        <w:rPr>
-          <w:rFonts w:ascii="Consolas" w:hAnsi="Consolas"/>
-          <w:sz w:val="17"/>
-        </w:rPr>
-      </w:r>
-      <w:r>
-        <w:br/>
-      </w:r>
-      <w:r>
-        <w:rPr>
-          <w:rFonts w:ascii="Consolas" w:hAnsi="Consolas"/>
-          <w:sz w:val="17"/>
-        </w:rPr>
-        <w:t>The full version of this is docs/CLAUDE-PROMPT.md in the tnc_v2_360ithub</w:t>
-      </w:r>
-      <w:r>
-        <w:br/>
-      </w:r>
-      <w:r>
-        <w:rPr>
-          <w:rFonts w:ascii="Consolas" w:hAnsi="Consolas"/>
-          <w:sz w:val="17"/>
-        </w:rPr>
-        <w:t>repo. Use it if you can reach that repo.</w:t>
+        <w:t>That is the end of the job. Finish by printing the stack appName and the site</w:t>
+      </w:r>
+      <w:r>
+        <w:br/>
+      </w:r>
+      <w:r>
+        <w:rPr>
+          <w:rFonts w:ascii="Consolas" w:hAnsi="Consolas"/>
+          <w:sz w:val="17"/>
+        </w:rPr>
+        <w:t>name together - I need both when I set up CI/CD separately.</w:t>
       </w:r>
       <w:r>
         <w:br/>
